--- a/cas-planning-docs/CAS_3_TechnicalArchitectureGovernance.docx
+++ b/cas-planning-docs/CAS_3_TechnicalArchitectureGovernance.docx
@@ -121,21 +121,7 @@
           <w:sz w:val="20"/>
           <w:szCs w:val="20"/>
         </w:rPr>
-        <w:t xml:space="preserve">Cooperative AI </w:t>
-      </w:r>
-      <w:r>
-        <w:rPr>
-          <w:sz w:val="20"/>
-          <w:szCs w:val="20"/>
-        </w:rPr>
-        <w:t>System Consolidated</w:t>
-      </w:r>
-      <w:r>
-        <w:rPr>
-          <w:sz w:val="20"/>
-          <w:szCs w:val="20"/>
-        </w:rPr>
-        <w:t xml:space="preserve"> Document Set</w:t>
+        <w:t>Cooperative AI System Consolidated Document Set</w:t>
       </w:r>
     </w:p>
     <w:p>
@@ -143,8 +129,6 @@
         <w:pStyle w:val="Heading1"/>
       </w:pPr>
       <w:bookmarkStart w:id="0" w:name="cooperative-ai-system"/>
-      <w:bookmarkStart w:id="1" w:name="_GoBack"/>
-      <w:bookmarkEnd w:id="1"/>
       <w:r>
         <w:lastRenderedPageBreak/>
         <w:t>COOPERATIVE AI SYSTEM</w:t>
@@ -154,7 +138,7 @@
       <w:pPr>
         <w:pStyle w:val="Heading2"/>
       </w:pPr>
-      <w:bookmarkStart w:id="2" w:name="X2cc3022dc78284194cdee2df6dfd677d774bb21"/>
+      <w:bookmarkStart w:id="1" w:name="X2cc3022dc78284194cdee2df6dfd677d774bb21"/>
       <w:r>
         <w:t>Document 3 of 5 Technical Architecture &amp; Governance Policy</w:t>
       </w:r>
@@ -264,7 +248,7 @@
           </mc:Choice>
           <mc:Fallback>
             <w:pict>
-              <v:rect w14:anchorId="0136ADB5" id="Rectangle 1" o:spid="_x0000_s1026" style="width:468pt;height:1.5pt;visibility:visible;mso-wrap-style:square;mso-left-percent:-10001;mso-top-percent:-10001;mso-position-horizontal:absolute;mso-position-horizontal-relative:char;mso-position-vertical:absolute;mso-position-vertical-relative:line;mso-left-percent:-10001;mso-top-percent:-10001;v-text-anchor:top" o:gfxdata="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" strokeweight="0">
+              <v:rect w14:anchorId="0136ADB5" id="Rectangle 1" o:spid="_x0000_s1026" style="width:468pt;height:1.5pt;visibility:visible;mso-wrap-style:square;mso-left-percent:-10001;mso-top-percent:-10001;mso-position-horizontal:absolute;mso-position-horizontal-relative:char;mso-position-vertical:absolute;mso-position-vertical-relative:line;mso-left-percent:-10001;mso-top-percent:-10001;v-text-anchor:top" o:gfxdata="UEsDBBQABgAIAAAAIQC2gziS/gAAAOEBAAATAAAAW0NvbnRlbnRfVHlwZXNdLnhtbJSRQU7DMBBF 90jcwfIWJU67QAgl6YK0S0CoHGBkTxKLZGx5TGhvj5O2G0SRWNoz/78nu9wcxkFMGNg6quQqL6RA 0s5Y6ir5vt9lD1JwBDIwOMJKHpHlpr69KfdHjyxSmriSfYz+USnWPY7AufNIadK6MEJMx9ApD/oD OlTrorhX2lFEilmcO2RdNtjC5xDF9pCuTyYBB5bi6bQ4syoJ3g9WQ0ymaiLzg5KdCXlKLjvcW893 SUOqXwnz5DrgnHtJTxOsQfEKIT7DmDSUCaxw7Rqn8787ZsmRM9e2VmPeBN4uqYvTtW7jvijg9N/y JsXecLq0q+WD6m8AAAD//wMAUEsDBBQABgAIAAAAIQA4/SH/1gAAAJQBAAALAAAAX3JlbHMvLnJl bHOkkMFqwzAMhu+DvYPRfXGawxijTi+j0GvpHsDYimMaW0Yy2fr2M4PBMnrbUb/Q94l/f/hMi1qR JVI2sOt6UJgd+ZiDgffL8ekFlFSbvV0oo4EbChzGx4f9GRdb25HMsYhqlCwG5lrLq9biZkxWOiqY 22YiTra2kYMu1l1tQD30/bPm3wwYN0x18gb45AdQl1tp5j/sFB2T0FQ7R0nTNEV3j6o9feQzro1i OWA14Fm+Q8a1a8+Bvu/d/dMb2JY5uiPbhG/ktn4cqGU/er3pcvwCAAD//wMAUEsDBBQABgAIAAAA IQCHJ5wdjgEAADYDAAAOAAAAZHJzL2Uyb0RvYy54bWysUslOAzEMvSPxD1HudKZsglGnHEDlggCx fECaSWYiZZMdOu3f44RSNokDIofETuxnv+fMLtbOspUCNMG3fDqpOVNehs74vuXPT4uDM84wCd8J G7xq+UYhv5jv783G2KjDMATbKWAE4rEZY8uHlGJTVSgH5QROQlSeHnUAJxK50FcdiJHQna0O6/q0 GgN0EYJUiHR79fbI5wVfayXTndaoErMtp95S2aHsy7xX85loehBxMHLbhvhDF04YT0V3UFciCfYC 5geUMxICBp0mMrgqaG2kKhyIzbT+xuZxEFEVLiQOxp1M+H+w8nZ1D8x0NDvOvHA0ogcSTfjeKjbN 8owRG4p6jPew9ZDMzHWtweWTWLB1kXSzk1StE5N0eXJ+fHRak/KS3qbn9VmRvPpIjoDpWgXHstFy oOJFSLG6wUQFKfQ9JNfCYE23MNYWB/rlpQW2EjTdRVm5Y0r5EmY9G3Njv+fXZf3MJzTrCTTr8MY8 W8vQbYog5Z6GU8puP1Ke/me/ZH989/krAAAA//8DAFBLAwQUAAYACAAAACEAeBCBANkAAAADAQAA DwAAAGRycy9kb3ducmV2LnhtbEyPwU7DMBBE70j8g7VI3KgNlaoQ4lQtUtULl5ZK5OjGSxxhr0Ps tuHvWbjAZaTRrGbeVsspeHHGMfWRNNzPFAikNtqeOg2H181dASJlQ9b4SKjhCxMs6+urypQ2XmiH 533uBJdQKo0Gl/NQSplah8GkWRyQOHuPYzCZ7dhJO5oLlwcvH5RayGB64gVnBnx22H7sT0ED+s/N W1Gsds12vW7VYBu3fWm0vr2ZVk8gMk757xh+8BkdamY6xhPZJLwGfiT/KmeP8wXbo4a5AllX8j97 /Q0AAP//AwBQSwECLQAUAAYACAAAACEAtoM4kv4AAADhAQAAEwAAAAAAAAAAAAAAAAAAAAAAW0Nv bnRlbnRfVHlwZXNdLnhtbFBLAQItABQABgAIAAAAIQA4/SH/1gAAAJQBAAALAAAAAAAAAAAAAAAA AC8BAABfcmVscy8ucmVsc1BLAQItABQABgAIAAAAIQCHJ5wdjgEAADYDAAAOAAAAAAAAAAAAAAAA AC4CAABkcnMvZTJvRG9jLnhtbFBLAQItABQABgAIAAAAIQB4EIEA2QAAAAMBAAAPAAAAAAAAAAAA AAAAAOgDAABkcnMvZG93bnJldi54bWxQSwUGAAAAAAQABADzAAAA7gQAAAAA " strokeweight="0">
                 <w10:anchorlock/>
               </v:rect>
             </w:pict>
@@ -272,23 +256,15 @@
         </mc:AlternateContent>
       </w:r>
       <w:bookmarkEnd w:id="0"/>
-      <w:bookmarkEnd w:id="2"/>
+      <w:bookmarkEnd w:id="1"/>
     </w:p>
     <w:p>
       <w:pPr>
         <w:pStyle w:val="Heading1"/>
       </w:pPr>
-      <w:bookmarkStart w:id="3" w:name="X169923a50451cad74130e4d46de2dd040643752"/>
-      <w:r>
-        <w:t xml:space="preserve">Part </w:t>
-      </w:r>
-      <w:proofErr w:type="gramStart"/>
-      <w:r>
-        <w:t>A</w:t>
-      </w:r>
-      <w:proofErr w:type="gramEnd"/>
-      <w:r>
-        <w:t xml:space="preserve"> Technical Architecture &amp; Implementation Strategy</w:t>
+      <w:bookmarkStart w:id="2" w:name="X169923a50451cad74130e4d46de2dd040643752"/>
+      <w:r>
+        <w:t>Part A Technical Architecture &amp; Implementation Strategy</w:t>
       </w:r>
     </w:p>
     <w:p>
@@ -386,15 +362,7 @@
         </w:numPr>
       </w:pPr>
       <w:r>
-        <w:t xml:space="preserve">Governance-first architecture </w:t>
-      </w:r>
-      <w:proofErr w:type="spellStart"/>
-      <w:r>
-        <w:t>VoP</w:t>
-      </w:r>
-      <w:proofErr w:type="spellEnd"/>
-      <w:r>
-        <w:t xml:space="preserve"> wraps every AI interaction with cooperative policies before the model responds</w:t>
+        <w:t>Governance-first architecture VoP wraps every AI interaction with cooperative policies before the model responds</w:t>
       </w:r>
     </w:p>
     <w:p>
@@ -613,20 +581,12 @@
                 <w:rFonts w:ascii="Cambria" w:eastAsia="Cambria" w:hAnsi="Cambria"/>
               </w:rPr>
             </w:pPr>
-            <w:proofErr w:type="spellStart"/>
             <w:r>
               <w:rPr>
                 <w:rFonts w:eastAsia="Cambria"/>
               </w:rPr>
               <w:lastRenderedPageBreak/>
-              <w:t>VoP</w:t>
-            </w:r>
-            <w:proofErr w:type="spellEnd"/>
-            <w:r>
-              <w:rPr>
-                <w:rFonts w:eastAsia="Cambria"/>
-              </w:rPr>
-              <w:t xml:space="preserve"> templates not built</w:t>
+              <w:t>VoP templates not built</w:t>
             </w:r>
           </w:p>
         </w:tc>
@@ -725,35 +685,7 @@
               <w:rPr>
                 <w:rFonts w:eastAsia="Cambria"/>
               </w:rPr>
-              <w:t xml:space="preserve">Produce </w:t>
-            </w:r>
-            <w:proofErr w:type="spellStart"/>
-            <w:r>
-              <w:rPr>
-                <w:rFonts w:eastAsia="Cambria"/>
-              </w:rPr>
-              <w:t>CapEx</w:t>
-            </w:r>
-            <w:proofErr w:type="spellEnd"/>
-            <w:r>
-              <w:rPr>
-                <w:rFonts w:eastAsia="Cambria"/>
-              </w:rPr>
-              <w:t xml:space="preserve"> and </w:t>
-            </w:r>
-            <w:proofErr w:type="spellStart"/>
-            <w:r>
-              <w:rPr>
-                <w:rFonts w:eastAsia="Cambria"/>
-              </w:rPr>
-              <w:t>OpEx</w:t>
-            </w:r>
-            <w:proofErr w:type="spellEnd"/>
-            <w:r>
-              <w:rPr>
-                <w:rFonts w:eastAsia="Cambria"/>
-              </w:rPr>
-              <w:t xml:space="preserve"> estimate before board approval</w:t>
+              <w:t>Produce CapEx and OpEx estimate before board approval</w:t>
             </w:r>
           </w:p>
         </w:tc>
@@ -795,8 +727,8 @@
               </w:rPr>
               <w:t>Build 20+ known-answer questions per department scope</w:t>
             </w:r>
-            <w:bookmarkStart w:id="4" w:name="gaps-requiring-resolution-before-pilot"/>
-            <w:bookmarkEnd w:id="4"/>
+            <w:bookmarkStart w:id="3" w:name="gaps-requiring-resolution-before-pilot"/>
+            <w:bookmarkEnd w:id="3"/>
           </w:p>
         </w:tc>
       </w:tr>
@@ -868,8 +800,8 @@
               </w:rPr>
               <w:t>The design is architecturally sound. Implementation readiness is Phase 0 organizational decisions and infrastructure procurement must precede any technical build. Estimated time from commitment to pilot: 90–120 days.</w:t>
             </w:r>
-            <w:bookmarkStart w:id="5" w:name="executive-assessment"/>
-            <w:bookmarkEnd w:id="5"/>
+            <w:bookmarkStart w:id="4" w:name="executive-assessment"/>
+            <w:bookmarkEnd w:id="4"/>
           </w:p>
         </w:tc>
       </w:tr>
@@ -1199,21 +1131,7 @@
               <w:rPr>
                 <w:rFonts w:eastAsia="Cambria"/>
               </w:rPr>
-              <w:t xml:space="preserve">Session-scoped </w:t>
-            </w:r>
-            <w:proofErr w:type="spellStart"/>
-            <w:r>
-              <w:rPr>
-                <w:rFonts w:eastAsia="Cambria"/>
-              </w:rPr>
-              <w:t>VoP</w:t>
-            </w:r>
-            <w:proofErr w:type="spellEnd"/>
-            <w:r>
-              <w:rPr>
-                <w:rFonts w:eastAsia="Cambria"/>
-              </w:rPr>
-              <w:t xml:space="preserve"> templates + JWT or session tokens</w:t>
+              <w:t>Session-scoped VoP templates + JWT or session tokens</w:t>
             </w:r>
           </w:p>
         </w:tc>
@@ -1352,8 +1270,8 @@
               </w:rPr>
               <w:t>High API integration is straightforward</w:t>
             </w:r>
-            <w:bookmarkStart w:id="6" w:name="core-technical-components"/>
-            <w:bookmarkEnd w:id="6"/>
+            <w:bookmarkStart w:id="5" w:name="core-technical-components"/>
+            <w:bookmarkEnd w:id="5"/>
           </w:p>
         </w:tc>
       </w:tr>
@@ -1431,21 +1349,7 @@
               <w:rPr>
                 <w:rFonts w:eastAsia="Cambria"/>
               </w:rPr>
-              <w:t xml:space="preserve">Staff query → </w:t>
-            </w:r>
-            <w:proofErr w:type="spellStart"/>
-            <w:r>
-              <w:rPr>
-                <w:rFonts w:eastAsia="Cambria"/>
-              </w:rPr>
-              <w:t>VoP</w:t>
-            </w:r>
-            <w:proofErr w:type="spellEnd"/>
-            <w:r>
-              <w:rPr>
-                <w:rFonts w:eastAsia="Cambria"/>
-              </w:rPr>
-              <w:t xml:space="preserve"> template applied → Relevant policy chunks retrieved from vector DB → LLM generates cited response grounded in retrieved context → Human reviews → Action logged</w:t>
+              <w:t>Staff query → VoP template applied → Relevant policy chunks retrieved from vector DB → LLM generates cited response grounded in retrieved context → Human reviews → Action logged</w:t>
             </w:r>
           </w:p>
         </w:tc>
@@ -1696,21 +1600,7 @@
               <w:rPr>
                 <w:rFonts w:eastAsia="Cambria"/>
               </w:rPr>
-              <w:t xml:space="preserve">Local embedding model (e.g., </w:t>
-            </w:r>
-            <w:proofErr w:type="spellStart"/>
-            <w:r>
-              <w:rPr>
-                <w:rFonts w:eastAsia="Cambria"/>
-              </w:rPr>
-              <w:t>nomic</w:t>
-            </w:r>
-            <w:proofErr w:type="spellEnd"/>
-            <w:r>
-              <w:rPr>
-                <w:rFonts w:eastAsia="Cambria"/>
-              </w:rPr>
-              <w:t>-embed-text)</w:t>
+              <w:t>Local embedding model (e.g., nomic-embed-text)</w:t>
             </w:r>
           </w:p>
         </w:tc>
@@ -1769,21 +1659,7 @@
               <w:rPr>
                 <w:rFonts w:eastAsia="Cambria"/>
               </w:rPr>
-              <w:t xml:space="preserve">Local vector DB (e.g., Chroma or </w:t>
-            </w:r>
-            <w:proofErr w:type="spellStart"/>
-            <w:r>
-              <w:rPr>
-                <w:rFonts w:eastAsia="Cambria"/>
-              </w:rPr>
-              <w:t>Qdrant</w:t>
-            </w:r>
-            <w:proofErr w:type="spellEnd"/>
-            <w:r>
-              <w:rPr>
-                <w:rFonts w:eastAsia="Cambria"/>
-              </w:rPr>
-              <w:t>)</w:t>
+              <w:t>Local vector DB (e.g., Chroma or Qdrant)</w:t>
             </w:r>
           </w:p>
         </w:tc>
@@ -1999,15 +1875,7 @@
         <w:pStyle w:val="FirstParagraph"/>
       </w:pPr>
       <w:r>
-        <w:t xml:space="preserve">The governance design is the strongest element of this concept. The </w:t>
-      </w:r>
-      <w:proofErr w:type="spellStart"/>
-      <w:r>
-        <w:t>VoP</w:t>
-      </w:r>
-      <w:proofErr w:type="spellEnd"/>
-      <w:r>
-        <w:t xml:space="preserve"> framework, the human approval requirement, the policy update cycle, and the audit logging architecture collectively form a governance posture that exceeds what most comparable cooperative AI deployments have documented.</w:t>
+        <w:t>The governance design is the strongest element of this concept. The VoP framework, the human approval requirement, the policy update cycle, and the audit logging architecture collectively form a governance posture that exceeds what most comparable cooperative AI deployments have documented.</w:t>
       </w:r>
     </w:p>
     <w:p>
@@ -2015,36 +1883,15 @@
         <w:pStyle w:val="Heading3"/>
       </w:pPr>
       <w:r>
-        <w:t xml:space="preserve">3.1 </w:t>
-      </w:r>
-      <w:proofErr w:type="spellStart"/>
-      <w:r>
-        <w:t>VoP</w:t>
-      </w:r>
-      <w:proofErr w:type="spellEnd"/>
-      <w:r>
-        <w:t xml:space="preserve"> as Governance Infrastructure</w:t>
+        <w:t>3.1 VoP as Governance Infrastructure</w:t>
       </w:r>
     </w:p>
     <w:p>
       <w:pPr>
         <w:pStyle w:val="FirstParagraph"/>
       </w:pPr>
-      <w:proofErr w:type="spellStart"/>
-      <w:r>
-        <w:t>VoP</w:t>
-      </w:r>
-      <w:proofErr w:type="spellEnd"/>
-      <w:r>
-        <w:t xml:space="preserve"> is not merely a prompting technique in this architecture it is the organizational governance layer translated into technical form. Each </w:t>
-      </w:r>
-      <w:proofErr w:type="spellStart"/>
-      <w:r>
-        <w:t>VoP</w:t>
-      </w:r>
-      <w:proofErr w:type="spellEnd"/>
-      <w:r>
-        <w:t xml:space="preserve"> template encodes who can ask what, in what scope, with what rules, and toward what output. This is a sound design choice.</w:t>
+      <w:r>
+        <w:t>VoP is not merely a prompting technique in this architecture it is the organizational governance layer translated into technical form. Each VoP template encodes who can ask what, in what scope, with what rules, and toward what output. This is a sound design choice.</w:t>
       </w:r>
     </w:p>
     <w:tbl>
@@ -2100,22 +1947,14 @@
                 <w:rFonts w:ascii="Cambria" w:eastAsia="Cambria" w:hAnsi="Cambria"/>
               </w:rPr>
             </w:pPr>
-            <w:proofErr w:type="spellStart"/>
-            <w:r>
-              <w:rPr>
-                <w:rFonts w:eastAsia="Cambria"/>
-              </w:rPr>
-              <w:t>VoP</w:t>
-            </w:r>
-            <w:proofErr w:type="spellEnd"/>
-            <w:r>
-              <w:rPr>
-                <w:rFonts w:eastAsia="Cambria"/>
-              </w:rPr>
-              <w:t xml:space="preserve"> templates must be authored by department heads and the compliance officer not by the system developer. The technical team implements the templates; the governance team defines them.</w:t>
-            </w:r>
-            <w:bookmarkStart w:id="7" w:name="vop-as-governance-infrastructure"/>
-            <w:bookmarkEnd w:id="7"/>
+            <w:r>
+              <w:rPr>
+                <w:rFonts w:eastAsia="Cambria"/>
+              </w:rPr>
+              <w:t>VoP templates must be authored by department heads and the compliance officer not by the system developer. The technical team implements the templates; the governance team defines them.</w:t>
+            </w:r>
+            <w:bookmarkStart w:id="6" w:name="vop-as-governance-infrastructure"/>
+            <w:bookmarkEnd w:id="6"/>
           </w:p>
         </w:tc>
       </w:tr>
@@ -2285,19 +2124,11 @@
                 <w:rFonts w:ascii="Cambria" w:eastAsia="Cambria" w:hAnsi="Cambria"/>
               </w:rPr>
             </w:pPr>
-            <w:proofErr w:type="spellStart"/>
-            <w:r>
-              <w:rPr>
-                <w:rFonts w:eastAsia="Cambria"/>
-              </w:rPr>
-              <w:t>VoP</w:t>
-            </w:r>
-            <w:proofErr w:type="spellEnd"/>
-            <w:r>
-              <w:rPr>
-                <w:rFonts w:eastAsia="Cambria"/>
-              </w:rPr>
-              <w:t xml:space="preserve"> template ownership</w:t>
+            <w:r>
+              <w:rPr>
+                <w:rFonts w:eastAsia="Cambria"/>
+              </w:rPr>
+              <w:t>VoP template ownership</w:t>
             </w:r>
           </w:p>
         </w:tc>
@@ -2488,15 +2319,7 @@
         <w:pStyle w:val="Heading3"/>
       </w:pPr>
       <w:r>
-        <w:t xml:space="preserve">3.3 Authority Boundaries (From </w:t>
-      </w:r>
-      <w:proofErr w:type="spellStart"/>
-      <w:r>
-        <w:t>VoP</w:t>
-      </w:r>
-      <w:proofErr w:type="spellEnd"/>
-      <w:r>
-        <w:t xml:space="preserve"> Template)</w:t>
+        <w:t>3.3 Authority Boundaries (From VoP Template)</w:t>
       </w:r>
     </w:p>
     <w:tbl>
@@ -2762,8 +2585,8 @@
               </w:rPr>
               <w:t>Access data outside the requesting role's scope</w:t>
             </w:r>
-            <w:bookmarkStart w:id="8" w:name="governance-assessment"/>
-            <w:bookmarkEnd w:id="8"/>
+            <w:bookmarkStart w:id="7" w:name="governance-assessment"/>
+            <w:bookmarkEnd w:id="7"/>
           </w:p>
         </w:tc>
       </w:tr>
@@ -2977,21 +2800,7 @@
               <w:rPr>
                 <w:rFonts w:eastAsia="Cambria"/>
               </w:rPr>
-              <w:t xml:space="preserve">Staff input → </w:t>
-            </w:r>
-            <w:proofErr w:type="spellStart"/>
-            <w:r>
-              <w:rPr>
-                <w:rFonts w:eastAsia="Cambria"/>
-              </w:rPr>
-              <w:t>VoP</w:t>
-            </w:r>
-            <w:proofErr w:type="spellEnd"/>
-            <w:r>
-              <w:rPr>
-                <w:rFonts w:eastAsia="Cambria"/>
-              </w:rPr>
-              <w:t xml:space="preserve"> wrapper</w:t>
+              <w:t>Staff input → VoP wrapper</w:t>
             </w:r>
           </w:p>
         </w:tc>
@@ -3027,19 +2836,11 @@
                 <w:rFonts w:ascii="Cambria" w:eastAsia="Cambria" w:hAnsi="Cambria"/>
               </w:rPr>
             </w:pPr>
-            <w:proofErr w:type="spellStart"/>
-            <w:r>
-              <w:rPr>
-                <w:rFonts w:eastAsia="Cambria"/>
-              </w:rPr>
-              <w:t>VoP</w:t>
-            </w:r>
-            <w:proofErr w:type="spellEnd"/>
-            <w:r>
-              <w:rPr>
-                <w:rFonts w:eastAsia="Cambria"/>
-              </w:rPr>
-              <w:t xml:space="preserve"> Engine (template selector + injector)</w:t>
+            <w:r>
+              <w:rPr>
+                <w:rFonts w:eastAsia="Cambria"/>
+              </w:rPr>
+              <w:t>VoP Engine (template selector + injector)</w:t>
             </w:r>
           </w:p>
         </w:tc>
@@ -3313,8 +3114,8 @@
               </w:rPr>
               <w:t>Anonymized context → cloud response</w:t>
             </w:r>
-            <w:bookmarkStart w:id="9" w:name="architecture-overview"/>
-            <w:bookmarkEnd w:id="9"/>
+            <w:bookmarkStart w:id="8" w:name="architecture-overview"/>
+            <w:bookmarkEnd w:id="8"/>
           </w:p>
         </w:tc>
       </w:tr>
@@ -3470,21 +3271,7 @@
               <w:rPr>
                 <w:rFonts w:eastAsia="Cambria"/>
               </w:rPr>
-              <w:t xml:space="preserve">Same server as local LLM (Chroma or </w:t>
-            </w:r>
-            <w:proofErr w:type="spellStart"/>
-            <w:r>
-              <w:rPr>
-                <w:rFonts w:eastAsia="Cambria"/>
-              </w:rPr>
-              <w:t>Qdrant</w:t>
-            </w:r>
-            <w:proofErr w:type="spellEnd"/>
-            <w:r>
-              <w:rPr>
-                <w:rFonts w:eastAsia="Cambria"/>
-              </w:rPr>
-              <w:t>)</w:t>
+              <w:t>Same server as local LLM (Chroma or Qdrant)</w:t>
             </w:r>
           </w:p>
         </w:tc>
@@ -3684,21 +3471,7 @@
               <w:rPr>
                 <w:rFonts w:eastAsia="Cambria"/>
               </w:rPr>
-              <w:t xml:space="preserve">API calls to Anthropic or </w:t>
-            </w:r>
-            <w:proofErr w:type="spellStart"/>
-            <w:r>
-              <w:rPr>
-                <w:rFonts w:eastAsia="Cambria"/>
-              </w:rPr>
-              <w:t>OpenAI</w:t>
-            </w:r>
-            <w:proofErr w:type="spellEnd"/>
-            <w:r>
-              <w:rPr>
-                <w:rFonts w:eastAsia="Cambria"/>
-              </w:rPr>
-              <w:t xml:space="preserve"> no member PII in payload</w:t>
+              <w:t>API calls to Anthropic or OpenAI no member PII in payload</w:t>
             </w:r>
           </w:p>
         </w:tc>
@@ -3760,7 +3533,7 @@
       <w:pPr>
         <w:pStyle w:val="Heading2"/>
       </w:pPr>
-      <w:bookmarkStart w:id="10" w:name="ai-model-strategy"/>
+      <w:bookmarkStart w:id="9" w:name="ai-model-strategy"/>
       <w:r>
         <w:t>5. AI Model Strategy</w:t>
       </w:r>
@@ -3925,8 +3698,8 @@
               </w:rPr>
               <w:t>Complex reasoning: conflicting policy interpretation, cross-document analysis, audit-level explanations. Recommended: Claude Sonnet-class or GPT-4o-class. Invoked only when Tier 1 returns low confidence or the task is explicitly flagged as requiring deeper reasoning. Member identifiers must be designates before sending to cloud.</w:t>
             </w:r>
-            <w:bookmarkStart w:id="11" w:name="two-tier-model-deployment"/>
-            <w:bookmarkEnd w:id="11"/>
+            <w:bookmarkStart w:id="10" w:name="two-tier-model-deployment"/>
+            <w:bookmarkEnd w:id="10"/>
           </w:p>
         </w:tc>
       </w:tr>
@@ -3947,15 +3720,7 @@
         </w:numPr>
       </w:pPr>
       <w:r>
-        <w:t xml:space="preserve">Instruction-following reliability the model must follow </w:t>
-      </w:r>
-      <w:proofErr w:type="spellStart"/>
-      <w:r>
-        <w:t>VoP</w:t>
-      </w:r>
-      <w:proofErr w:type="spellEnd"/>
-      <w:r>
-        <w:t xml:space="preserve"> scope constraints; test this explicitly during evaluation</w:t>
+        <w:t>Instruction-following reliability the model must follow VoP scope constraints; test this explicitly during evaluation</w:t>
       </w:r>
     </w:p>
     <w:p>
@@ -4071,15 +3836,7 @@
         <w:pStyle w:val="Heading3"/>
       </w:pPr>
       <w:r>
-        <w:t xml:space="preserve">5.3 Multi-Model Validation (Per </w:t>
-      </w:r>
-      <w:proofErr w:type="spellStart"/>
-      <w:r>
-        <w:t>VoP</w:t>
-      </w:r>
-      <w:proofErr w:type="spellEnd"/>
-      <w:r>
-        <w:t xml:space="preserve"> Template)</w:t>
+        <w:t>5.3 Multi-Model Validation (Per VoP Template)</w:t>
       </w:r>
     </w:p>
     <w:p>
@@ -4087,17 +3844,9 @@
         <w:pStyle w:val="FirstParagraph"/>
       </w:pPr>
       <w:r>
-        <w:t xml:space="preserve">The </w:t>
-      </w:r>
-      <w:proofErr w:type="spellStart"/>
-      <w:r>
-        <w:t>VoP</w:t>
-      </w:r>
-      <w:proofErr w:type="spellEnd"/>
-      <w:r>
-        <w:t xml:space="preserve"> template specifies using multiple frontier models to challenge assumptions before committing to architecture decisions. This report was produced under that governance. For the pilot, key architectural decisions should be reviewed by at least two model classes before finalization.</w:t>
-      </w:r>
-      <w:bookmarkEnd w:id="10"/>
+        <w:t>The VoP template specifies using multiple frontier models to challenge assumptions before committing to architecture decisions. This report was produced under that governance. For the pilot, key architectural decisions should be reviewed by at least two model classes before finalization.</w:t>
+      </w:r>
+      <w:bookmarkEnd w:id="9"/>
     </w:p>
     <w:p>
       <w:pPr>
@@ -4524,23 +4273,91 @@
                 <w:rFonts w:eastAsia="Cambria"/>
                 <w:sz w:val="22"/>
               </w:rPr>
-              <w:t xml:space="preserve">1 TB </w:t>
-            </w:r>
-            <w:proofErr w:type="spellStart"/>
-            <w:r>
-              <w:rPr>
-                <w:rFonts w:eastAsia="Cambria"/>
+              <w:t>1 TB NVMe SSD</w:t>
+            </w:r>
+          </w:p>
+        </w:tc>
+        <w:tc>
+          <w:tcPr>
+            <w:tcW w:w="3354" w:type="dxa"/>
+          </w:tcPr>
+          <w:p>
+            <w:pPr>
+              <w:pStyle w:val="Compact"/>
+              <w:rPr>
+                <w:rFonts w:ascii="Cambria" w:eastAsia="Cambria" w:hAnsi="Cambria"/>
                 <w:sz w:val="22"/>
               </w:rPr>
-              <w:t>NVMe</w:t>
-            </w:r>
-            <w:proofErr w:type="spellEnd"/>
+            </w:pPr>
             <w:r>
               <w:rPr>
                 <w:rFonts w:eastAsia="Cambria"/>
                 <w:sz w:val="22"/>
               </w:rPr>
-              <w:t xml:space="preserve"> SSD</w:t>
+              <w:t>2 TB NVMe + 4 TB HDD backup</w:t>
+            </w:r>
+          </w:p>
+        </w:tc>
+        <w:tc>
+          <w:tcPr>
+            <w:tcW w:w="2565" w:type="dxa"/>
+          </w:tcPr>
+          <w:p>
+            <w:pPr>
+              <w:pStyle w:val="Compact"/>
+              <w:rPr>
+                <w:rFonts w:ascii="Cambria" w:eastAsia="Cambria" w:hAnsi="Cambria"/>
+                <w:sz w:val="22"/>
+              </w:rPr>
+            </w:pPr>
+            <w:r>
+              <w:rPr>
+                <w:rFonts w:eastAsia="Cambria"/>
+                <w:sz w:val="22"/>
+              </w:rPr>
+              <w:t>Model weights (~10GB) + knowledge base + logs</w:t>
+            </w:r>
+          </w:p>
+        </w:tc>
+      </w:tr>
+      <w:tr>
+        <w:tc>
+          <w:tcPr>
+            <w:tcW w:w="1998" w:type="dxa"/>
+          </w:tcPr>
+          <w:p>
+            <w:pPr>
+              <w:pStyle w:val="Compact"/>
+              <w:rPr>
+                <w:rFonts w:ascii="Cambria" w:eastAsia="Cambria" w:hAnsi="Cambria"/>
+              </w:rPr>
+            </w:pPr>
+            <w:r>
+              <w:rPr>
+                <w:rFonts w:eastAsia="Cambria"/>
+              </w:rPr>
+              <w:t>Network</w:t>
+            </w:r>
+          </w:p>
+        </w:tc>
+        <w:tc>
+          <w:tcPr>
+            <w:tcW w:w="2070" w:type="dxa"/>
+          </w:tcPr>
+          <w:p>
+            <w:pPr>
+              <w:pStyle w:val="Compact"/>
+              <w:rPr>
+                <w:rFonts w:ascii="Cambria" w:eastAsia="Cambria" w:hAnsi="Cambria"/>
+                <w:sz w:val="22"/>
+              </w:rPr>
+            </w:pPr>
+            <w:r>
+              <w:rPr>
+                <w:rFonts w:eastAsia="Cambria"/>
+                <w:sz w:val="22"/>
+              </w:rPr>
+              <w:t>1 Gbps LAN</w:t>
             </w:r>
           </w:p>
         </w:tc>
@@ -4561,23 +4378,91 @@
                 <w:rFonts w:eastAsia="Cambria"/>
                 <w:sz w:val="22"/>
               </w:rPr>
-              <w:t xml:space="preserve">2 TB </w:t>
-            </w:r>
-            <w:proofErr w:type="spellStart"/>
-            <w:r>
-              <w:rPr>
-                <w:rFonts w:eastAsia="Cambria"/>
+              <w:t>1 Gbps LAN (no public exposure needed)</w:t>
+            </w:r>
+          </w:p>
+        </w:tc>
+        <w:tc>
+          <w:tcPr>
+            <w:tcW w:w="2565" w:type="dxa"/>
+          </w:tcPr>
+          <w:p>
+            <w:pPr>
+              <w:pStyle w:val="Compact"/>
+              <w:rPr>
+                <w:rFonts w:ascii="Cambria" w:eastAsia="Cambria" w:hAnsi="Cambria"/>
                 <w:sz w:val="22"/>
               </w:rPr>
-              <w:t>NVMe</w:t>
-            </w:r>
-            <w:proofErr w:type="spellEnd"/>
+            </w:pPr>
             <w:r>
               <w:rPr>
                 <w:rFonts w:eastAsia="Cambria"/>
                 <w:sz w:val="22"/>
               </w:rPr>
-              <w:t xml:space="preserve"> + 4 TB HDD backup</w:t>
+              <w:t>Internal network access only</w:t>
+            </w:r>
+          </w:p>
+        </w:tc>
+      </w:tr>
+      <w:tr>
+        <w:tc>
+          <w:tcPr>
+            <w:tcW w:w="1998" w:type="dxa"/>
+          </w:tcPr>
+          <w:p>
+            <w:pPr>
+              <w:pStyle w:val="Compact"/>
+              <w:rPr>
+                <w:rFonts w:ascii="Cambria" w:eastAsia="Cambria" w:hAnsi="Cambria"/>
+              </w:rPr>
+            </w:pPr>
+            <w:r>
+              <w:rPr>
+                <w:rFonts w:eastAsia="Cambria"/>
+              </w:rPr>
+              <w:t>UPS</w:t>
+            </w:r>
+          </w:p>
+        </w:tc>
+        <w:tc>
+          <w:tcPr>
+            <w:tcW w:w="2070" w:type="dxa"/>
+          </w:tcPr>
+          <w:p>
+            <w:pPr>
+              <w:pStyle w:val="Compact"/>
+              <w:rPr>
+                <w:rFonts w:ascii="Cambria" w:eastAsia="Cambria" w:hAnsi="Cambria"/>
+                <w:sz w:val="22"/>
+              </w:rPr>
+            </w:pPr>
+            <w:r>
+              <w:rPr>
+                <w:rFonts w:eastAsia="Cambria"/>
+                <w:sz w:val="22"/>
+              </w:rPr>
+              <w:t>1500 VA UPS</w:t>
+            </w:r>
+          </w:p>
+        </w:tc>
+        <w:tc>
+          <w:tcPr>
+            <w:tcW w:w="3354" w:type="dxa"/>
+          </w:tcPr>
+          <w:p>
+            <w:pPr>
+              <w:pStyle w:val="Compact"/>
+              <w:rPr>
+                <w:rFonts w:ascii="Cambria" w:eastAsia="Cambria" w:hAnsi="Cambria"/>
+                <w:sz w:val="22"/>
+              </w:rPr>
+            </w:pPr>
+            <w:r>
+              <w:rPr>
+                <w:rFonts w:eastAsia="Cambria"/>
+                <w:sz w:val="22"/>
+              </w:rPr>
+              <w:t>1500 VA with AVR</w:t>
             </w:r>
           </w:p>
         </w:tc>
@@ -4598,210 +4483,10 @@
                 <w:rFonts w:eastAsia="Cambria"/>
                 <w:sz w:val="22"/>
               </w:rPr>
-              <w:t>Model weights (~10GB) + knowledge base + logs</w:t>
-            </w:r>
-          </w:p>
-        </w:tc>
-      </w:tr>
-      <w:tr>
-        <w:tc>
-          <w:tcPr>
-            <w:tcW w:w="1998" w:type="dxa"/>
-          </w:tcPr>
-          <w:p>
-            <w:pPr>
-              <w:pStyle w:val="Compact"/>
-              <w:rPr>
-                <w:rFonts w:ascii="Cambria" w:eastAsia="Cambria" w:hAnsi="Cambria"/>
-              </w:rPr>
-            </w:pPr>
-            <w:r>
-              <w:rPr>
-                <w:rFonts w:eastAsia="Cambria"/>
-              </w:rPr>
-              <w:t>Network</w:t>
-            </w:r>
-          </w:p>
-        </w:tc>
-        <w:tc>
-          <w:tcPr>
-            <w:tcW w:w="2070" w:type="dxa"/>
-          </w:tcPr>
-          <w:p>
-            <w:pPr>
-              <w:pStyle w:val="Compact"/>
-              <w:rPr>
-                <w:rFonts w:ascii="Cambria" w:eastAsia="Cambria" w:hAnsi="Cambria"/>
-                <w:sz w:val="22"/>
-              </w:rPr>
-            </w:pPr>
-            <w:r>
-              <w:rPr>
-                <w:rFonts w:eastAsia="Cambria"/>
-                <w:sz w:val="22"/>
-              </w:rPr>
-              <w:t xml:space="preserve">1 </w:t>
-            </w:r>
-            <w:proofErr w:type="spellStart"/>
-            <w:r>
-              <w:rPr>
-                <w:rFonts w:eastAsia="Cambria"/>
-                <w:sz w:val="22"/>
-              </w:rPr>
-              <w:t>Gbps</w:t>
-            </w:r>
-            <w:proofErr w:type="spellEnd"/>
-            <w:r>
-              <w:rPr>
-                <w:rFonts w:eastAsia="Cambria"/>
-                <w:sz w:val="22"/>
-              </w:rPr>
-              <w:t xml:space="preserve"> LAN</w:t>
-            </w:r>
-          </w:p>
-        </w:tc>
-        <w:tc>
-          <w:tcPr>
-            <w:tcW w:w="3354" w:type="dxa"/>
-          </w:tcPr>
-          <w:p>
-            <w:pPr>
-              <w:pStyle w:val="Compact"/>
-              <w:rPr>
-                <w:rFonts w:ascii="Cambria" w:eastAsia="Cambria" w:hAnsi="Cambria"/>
-                <w:sz w:val="22"/>
-              </w:rPr>
-            </w:pPr>
-            <w:r>
-              <w:rPr>
-                <w:rFonts w:eastAsia="Cambria"/>
-                <w:sz w:val="22"/>
-              </w:rPr>
-              <w:t xml:space="preserve">1 </w:t>
-            </w:r>
-            <w:proofErr w:type="spellStart"/>
-            <w:r>
-              <w:rPr>
-                <w:rFonts w:eastAsia="Cambria"/>
-                <w:sz w:val="22"/>
-              </w:rPr>
-              <w:t>Gbps</w:t>
-            </w:r>
-            <w:proofErr w:type="spellEnd"/>
-            <w:r>
-              <w:rPr>
-                <w:rFonts w:eastAsia="Cambria"/>
-                <w:sz w:val="22"/>
-              </w:rPr>
-              <w:t xml:space="preserve"> LAN (no public exposure needed)</w:t>
-            </w:r>
-          </w:p>
-        </w:tc>
-        <w:tc>
-          <w:tcPr>
-            <w:tcW w:w="2565" w:type="dxa"/>
-          </w:tcPr>
-          <w:p>
-            <w:pPr>
-              <w:pStyle w:val="Compact"/>
-              <w:rPr>
-                <w:rFonts w:ascii="Cambria" w:eastAsia="Cambria" w:hAnsi="Cambria"/>
-                <w:sz w:val="22"/>
-              </w:rPr>
-            </w:pPr>
-            <w:r>
-              <w:rPr>
-                <w:rFonts w:eastAsia="Cambria"/>
-                <w:sz w:val="22"/>
-              </w:rPr>
-              <w:t>Internal network access only</w:t>
-            </w:r>
-          </w:p>
-        </w:tc>
-      </w:tr>
-      <w:tr>
-        <w:tc>
-          <w:tcPr>
-            <w:tcW w:w="1998" w:type="dxa"/>
-          </w:tcPr>
-          <w:p>
-            <w:pPr>
-              <w:pStyle w:val="Compact"/>
-              <w:rPr>
-                <w:rFonts w:ascii="Cambria" w:eastAsia="Cambria" w:hAnsi="Cambria"/>
-              </w:rPr>
-            </w:pPr>
-            <w:r>
-              <w:rPr>
-                <w:rFonts w:eastAsia="Cambria"/>
-              </w:rPr>
-              <w:t>UPS</w:t>
-            </w:r>
-          </w:p>
-        </w:tc>
-        <w:tc>
-          <w:tcPr>
-            <w:tcW w:w="2070" w:type="dxa"/>
-          </w:tcPr>
-          <w:p>
-            <w:pPr>
-              <w:pStyle w:val="Compact"/>
-              <w:rPr>
-                <w:rFonts w:ascii="Cambria" w:eastAsia="Cambria" w:hAnsi="Cambria"/>
-                <w:sz w:val="22"/>
-              </w:rPr>
-            </w:pPr>
-            <w:r>
-              <w:rPr>
-                <w:rFonts w:eastAsia="Cambria"/>
-                <w:sz w:val="22"/>
-              </w:rPr>
-              <w:t>1500 VA UPS</w:t>
-            </w:r>
-          </w:p>
-        </w:tc>
-        <w:tc>
-          <w:tcPr>
-            <w:tcW w:w="3354" w:type="dxa"/>
-          </w:tcPr>
-          <w:p>
-            <w:pPr>
-              <w:pStyle w:val="Compact"/>
-              <w:rPr>
-                <w:rFonts w:ascii="Cambria" w:eastAsia="Cambria" w:hAnsi="Cambria"/>
-                <w:sz w:val="22"/>
-              </w:rPr>
-            </w:pPr>
-            <w:r>
-              <w:rPr>
-                <w:rFonts w:eastAsia="Cambria"/>
-                <w:sz w:val="22"/>
-              </w:rPr>
-              <w:t>1500 VA with AVR</w:t>
-            </w:r>
-          </w:p>
-        </w:tc>
-        <w:tc>
-          <w:tcPr>
-            <w:tcW w:w="2565" w:type="dxa"/>
-          </w:tcPr>
-          <w:p>
-            <w:pPr>
-              <w:pStyle w:val="Compact"/>
-              <w:rPr>
-                <w:rFonts w:ascii="Cambria" w:eastAsia="Cambria" w:hAnsi="Cambria"/>
-                <w:sz w:val="22"/>
-              </w:rPr>
-            </w:pPr>
-            <w:r>
-              <w:rPr>
-                <w:rFonts w:eastAsia="Cambria"/>
-                <w:sz w:val="22"/>
-              </w:rPr>
               <w:t>Protect against power fluctuations</w:t>
             </w:r>
-            <w:bookmarkStart w:id="12" w:name="minimum-viable-configuration"/>
-            <w:bookmarkEnd w:id="12"/>
+            <w:bookmarkStart w:id="11" w:name="minimum-viable-configuration"/>
+            <w:bookmarkEnd w:id="11"/>
           </w:p>
         </w:tc>
       </w:tr>
@@ -5142,8 +4827,8 @@
               </w:rPr>
               <w:t>Cost estimates are based on commercial off-the-shelf hardware available in mid-2026. Actual pricing will vary by region and vendor. The cooperative should obtain at least two vendor quotes before purchasing.</w:t>
             </w:r>
-            <w:bookmarkStart w:id="13" w:name="hardware-requirements"/>
-            <w:bookmarkEnd w:id="13"/>
+            <w:bookmarkStart w:id="12" w:name="hardware-requirements"/>
+            <w:bookmarkEnd w:id="12"/>
           </w:p>
         </w:tc>
       </w:tr>
@@ -5408,261 +5093,278 @@
                 <w:szCs w:val="22"/>
               </w:rPr>
             </w:pPr>
-            <w:proofErr w:type="spellStart"/>
             <w:r>
               <w:rPr>
                 <w:rFonts w:eastAsia="Cambria"/>
                 <w:sz w:val="22"/>
                 <w:szCs w:val="22"/>
               </w:rPr>
-              <w:t>Ollama</w:t>
-            </w:r>
-            <w:proofErr w:type="spellEnd"/>
-            <w:r>
-              <w:rPr>
-                <w:rFonts w:eastAsia="Cambria"/>
+              <w:t>Ollama or llama.cpp</w:t>
+            </w:r>
+          </w:p>
+        </w:tc>
+        <w:tc>
+          <w:tcPr>
+            <w:tcW w:w="2155" w:type="dxa"/>
+          </w:tcPr>
+          <w:p>
+            <w:pPr>
+              <w:pStyle w:val="Compact"/>
+              <w:rPr>
+                <w:rFonts w:ascii="Cambria" w:eastAsia="Cambria" w:hAnsi="Cambria"/>
                 <w:sz w:val="22"/>
                 <w:szCs w:val="22"/>
               </w:rPr>
-              <w:t xml:space="preserve"> or llama.cpp</w:t>
-            </w:r>
-          </w:p>
-        </w:tc>
-        <w:tc>
-          <w:tcPr>
-            <w:tcW w:w="2155" w:type="dxa"/>
-          </w:tcPr>
-          <w:p>
-            <w:pPr>
-              <w:pStyle w:val="Compact"/>
-              <w:rPr>
-                <w:rFonts w:ascii="Cambria" w:eastAsia="Cambria" w:hAnsi="Cambria"/>
+            </w:pPr>
+            <w:r>
+              <w:rPr>
+                <w:rFonts w:eastAsia="Cambria"/>
                 <w:sz w:val="22"/>
                 <w:szCs w:val="22"/>
               </w:rPr>
-            </w:pPr>
-            <w:r>
-              <w:rPr>
-                <w:rFonts w:eastAsia="Cambria"/>
+              <w:t>MIT / Open Source</w:t>
+            </w:r>
+          </w:p>
+        </w:tc>
+        <w:tc>
+          <w:tcPr>
+            <w:tcW w:w="2971" w:type="dxa"/>
+          </w:tcPr>
+          <w:p>
+            <w:pPr>
+              <w:pStyle w:val="Compact"/>
+              <w:rPr>
+                <w:rFonts w:ascii="Cambria" w:eastAsia="Cambria" w:hAnsi="Cambria"/>
                 <w:sz w:val="22"/>
                 <w:szCs w:val="22"/>
               </w:rPr>
-              <w:t>MIT / Open Source</w:t>
-            </w:r>
-          </w:p>
-        </w:tc>
-        <w:tc>
-          <w:tcPr>
-            <w:tcW w:w="2971" w:type="dxa"/>
-          </w:tcPr>
-          <w:p>
-            <w:pPr>
-              <w:pStyle w:val="Compact"/>
-              <w:rPr>
-                <w:rFonts w:ascii="Cambria" w:eastAsia="Cambria" w:hAnsi="Cambria"/>
+            </w:pPr>
+            <w:r>
+              <w:rPr>
+                <w:rFonts w:eastAsia="Cambria"/>
                 <w:sz w:val="22"/>
                 <w:szCs w:val="22"/>
               </w:rPr>
-            </w:pPr>
-            <w:r>
-              <w:rPr>
-                <w:rFonts w:eastAsia="Cambria"/>
+              <w:t>Easy model management; supports GGUF and GGML</w:t>
+            </w:r>
+          </w:p>
+        </w:tc>
+      </w:tr>
+      <w:tr>
+        <w:tc>
+          <w:tcPr>
+            <w:tcW w:w="2269" w:type="dxa"/>
+          </w:tcPr>
+          <w:p>
+            <w:pPr>
+              <w:pStyle w:val="Compact"/>
+              <w:rPr>
+                <w:rFonts w:ascii="Cambria" w:eastAsia="Cambria" w:hAnsi="Cambria"/>
                 <w:sz w:val="22"/>
                 <w:szCs w:val="22"/>
               </w:rPr>
-              <w:t>Easy model management; supports GGUF and GGML</w:t>
-            </w:r>
-          </w:p>
-        </w:tc>
-      </w:tr>
-      <w:tr>
-        <w:tc>
-          <w:tcPr>
-            <w:tcW w:w="2269" w:type="dxa"/>
-          </w:tcPr>
-          <w:p>
-            <w:pPr>
-              <w:pStyle w:val="Compact"/>
-              <w:rPr>
-                <w:rFonts w:ascii="Cambria" w:eastAsia="Cambria" w:hAnsi="Cambria"/>
+            </w:pPr>
+            <w:r>
+              <w:rPr>
+                <w:rFonts w:eastAsia="Cambria"/>
                 <w:sz w:val="22"/>
                 <w:szCs w:val="22"/>
               </w:rPr>
-            </w:pPr>
-            <w:r>
-              <w:rPr>
-                <w:rFonts w:eastAsia="Cambria"/>
+              <w:t>Local LLM model</w:t>
+            </w:r>
+          </w:p>
+        </w:tc>
+        <w:tc>
+          <w:tcPr>
+            <w:tcW w:w="2794" w:type="dxa"/>
+          </w:tcPr>
+          <w:p>
+            <w:pPr>
+              <w:pStyle w:val="Compact"/>
+              <w:rPr>
+                <w:rFonts w:ascii="Cambria" w:eastAsia="Cambria" w:hAnsi="Cambria"/>
                 <w:sz w:val="22"/>
                 <w:szCs w:val="22"/>
               </w:rPr>
-              <w:t>Local LLM model</w:t>
-            </w:r>
-          </w:p>
-        </w:tc>
-        <w:tc>
-          <w:tcPr>
-            <w:tcW w:w="2794" w:type="dxa"/>
-          </w:tcPr>
-          <w:p>
-            <w:pPr>
-              <w:pStyle w:val="Compact"/>
-              <w:rPr>
-                <w:rFonts w:ascii="Cambria" w:eastAsia="Cambria" w:hAnsi="Cambria"/>
+            </w:pPr>
+            <w:r>
+              <w:rPr>
+                <w:rFonts w:eastAsia="Cambria"/>
                 <w:sz w:val="22"/>
                 <w:szCs w:val="22"/>
               </w:rPr>
-            </w:pPr>
-            <w:r>
-              <w:rPr>
-                <w:rFonts w:eastAsia="Cambria"/>
+              <w:t>Mistral 7B Instruct - or Llama 3 8B</w:t>
+            </w:r>
+          </w:p>
+        </w:tc>
+        <w:tc>
+          <w:tcPr>
+            <w:tcW w:w="2155" w:type="dxa"/>
+          </w:tcPr>
+          <w:p>
+            <w:pPr>
+              <w:pStyle w:val="Compact"/>
+              <w:rPr>
+                <w:rFonts w:ascii="Cambria" w:eastAsia="Cambria" w:hAnsi="Cambria"/>
                 <w:sz w:val="22"/>
                 <w:szCs w:val="22"/>
               </w:rPr>
-              <w:t>Mistral 7B Instruct</w:t>
-            </w:r>
+            </w:pPr>
             <w:r>
               <w:rPr>
                 <w:rFonts w:eastAsia="Cambria"/>
                 <w:sz w:val="22"/>
                 <w:szCs w:val="22"/>
               </w:rPr>
-              <w:t xml:space="preserve"> -</w:t>
-            </w:r>
-            <w:r>
-              <w:rPr>
-                <w:rFonts w:eastAsia="Cambria"/>
+              <w:t>Apache 2.0 / Llama license</w:t>
+            </w:r>
+          </w:p>
+        </w:tc>
+        <w:tc>
+          <w:tcPr>
+            <w:tcW w:w="2971" w:type="dxa"/>
+          </w:tcPr>
+          <w:p>
+            <w:pPr>
+              <w:pStyle w:val="Compact"/>
+              <w:rPr>
+                <w:rFonts w:ascii="Cambria" w:eastAsia="Cambria" w:hAnsi="Cambria"/>
                 <w:sz w:val="22"/>
                 <w:szCs w:val="22"/>
               </w:rPr>
-              <w:t xml:space="preserve"> or Llama 3 8B</w:t>
-            </w:r>
-          </w:p>
-        </w:tc>
-        <w:tc>
-          <w:tcPr>
-            <w:tcW w:w="2155" w:type="dxa"/>
-          </w:tcPr>
-          <w:p>
-            <w:pPr>
-              <w:pStyle w:val="Compact"/>
-              <w:rPr>
-                <w:rFonts w:ascii="Cambria" w:eastAsia="Cambria" w:hAnsi="Cambria"/>
+            </w:pPr>
+            <w:r>
+              <w:rPr>
+                <w:rFonts w:eastAsia="Cambria"/>
                 <w:sz w:val="22"/>
                 <w:szCs w:val="22"/>
               </w:rPr>
-            </w:pPr>
-            <w:r>
-              <w:rPr>
-                <w:rFonts w:eastAsia="Cambria"/>
+              <w:t>Verify commercial use rights</w:t>
+            </w:r>
+          </w:p>
+        </w:tc>
+      </w:tr>
+      <w:tr>
+        <w:tc>
+          <w:tcPr>
+            <w:tcW w:w="2269" w:type="dxa"/>
+          </w:tcPr>
+          <w:p>
+            <w:pPr>
+              <w:pStyle w:val="Compact"/>
+              <w:rPr>
+                <w:rFonts w:ascii="Cambria" w:eastAsia="Cambria" w:hAnsi="Cambria"/>
                 <w:sz w:val="22"/>
                 <w:szCs w:val="22"/>
               </w:rPr>
-              <w:t>Apache 2.0 / Llama license</w:t>
-            </w:r>
-          </w:p>
-        </w:tc>
-        <w:tc>
-          <w:tcPr>
-            <w:tcW w:w="2971" w:type="dxa"/>
-          </w:tcPr>
-          <w:p>
-            <w:pPr>
-              <w:pStyle w:val="Compact"/>
-              <w:rPr>
-                <w:rFonts w:ascii="Cambria" w:eastAsia="Cambria" w:hAnsi="Cambria"/>
+            </w:pPr>
+            <w:r>
+              <w:rPr>
+                <w:rFonts w:eastAsia="Cambria"/>
                 <w:sz w:val="22"/>
                 <w:szCs w:val="22"/>
               </w:rPr>
-            </w:pPr>
-            <w:r>
-              <w:rPr>
-                <w:rFonts w:eastAsia="Cambria"/>
+              <w:t>Embedding model</w:t>
+            </w:r>
+          </w:p>
+        </w:tc>
+        <w:tc>
+          <w:tcPr>
+            <w:tcW w:w="2794" w:type="dxa"/>
+          </w:tcPr>
+          <w:p>
+            <w:pPr>
+              <w:pStyle w:val="Compact"/>
+              <w:rPr>
+                <w:rFonts w:ascii="Cambria" w:eastAsia="Cambria" w:hAnsi="Cambria"/>
                 <w:sz w:val="22"/>
                 <w:szCs w:val="22"/>
               </w:rPr>
-              <w:t>Verify commercial use rights</w:t>
-            </w:r>
-          </w:p>
-        </w:tc>
-      </w:tr>
-      <w:tr>
-        <w:tc>
-          <w:tcPr>
-            <w:tcW w:w="2269" w:type="dxa"/>
-          </w:tcPr>
-          <w:p>
-            <w:pPr>
-              <w:pStyle w:val="Compact"/>
-              <w:rPr>
-                <w:rFonts w:ascii="Cambria" w:eastAsia="Cambria" w:hAnsi="Cambria"/>
+            </w:pPr>
+            <w:r>
+              <w:rPr>
+                <w:rFonts w:eastAsia="Cambria"/>
                 <w:sz w:val="22"/>
                 <w:szCs w:val="22"/>
               </w:rPr>
-            </w:pPr>
-            <w:r>
-              <w:rPr>
-                <w:rFonts w:eastAsia="Cambria"/>
+              <w:t>nomic-embed-text or mxbai-embed-large</w:t>
+            </w:r>
+          </w:p>
+        </w:tc>
+        <w:tc>
+          <w:tcPr>
+            <w:tcW w:w="2155" w:type="dxa"/>
+          </w:tcPr>
+          <w:p>
+            <w:pPr>
+              <w:pStyle w:val="Compact"/>
+              <w:rPr>
+                <w:rFonts w:ascii="Cambria" w:eastAsia="Cambria" w:hAnsi="Cambria"/>
                 <w:sz w:val="22"/>
                 <w:szCs w:val="22"/>
               </w:rPr>
-              <w:t>Embedding model</w:t>
-            </w:r>
-          </w:p>
-        </w:tc>
-        <w:tc>
-          <w:tcPr>
-            <w:tcW w:w="2794" w:type="dxa"/>
-          </w:tcPr>
-          <w:p>
-            <w:pPr>
-              <w:pStyle w:val="Compact"/>
-              <w:rPr>
-                <w:rFonts w:ascii="Cambria" w:eastAsia="Cambria" w:hAnsi="Cambria"/>
+            </w:pPr>
+            <w:r>
+              <w:rPr>
+                <w:rFonts w:eastAsia="Cambria"/>
                 <w:sz w:val="22"/>
                 <w:szCs w:val="22"/>
               </w:rPr>
-            </w:pPr>
-            <w:proofErr w:type="spellStart"/>
-            <w:r>
-              <w:rPr>
-                <w:rFonts w:eastAsia="Cambria"/>
+              <w:t>Apache 2.0</w:t>
+            </w:r>
+          </w:p>
+        </w:tc>
+        <w:tc>
+          <w:tcPr>
+            <w:tcW w:w="2971" w:type="dxa"/>
+          </w:tcPr>
+          <w:p>
+            <w:pPr>
+              <w:pStyle w:val="Compact"/>
+              <w:rPr>
+                <w:rFonts w:ascii="Cambria" w:eastAsia="Cambria" w:hAnsi="Cambria"/>
                 <w:sz w:val="22"/>
                 <w:szCs w:val="22"/>
               </w:rPr>
-              <w:t>nomic</w:t>
-            </w:r>
-            <w:proofErr w:type="spellEnd"/>
+            </w:pPr>
             <w:r>
               <w:rPr>
                 <w:rFonts w:eastAsia="Cambria"/>
                 <w:sz w:val="22"/>
                 <w:szCs w:val="22"/>
               </w:rPr>
-              <w:t xml:space="preserve">-embed-text or </w:t>
-            </w:r>
-            <w:proofErr w:type="spellStart"/>
-            <w:r>
-              <w:rPr>
-                <w:rFonts w:eastAsia="Cambria"/>
+              <w:t>Local embedding; no external API calls</w:t>
+            </w:r>
+          </w:p>
+        </w:tc>
+      </w:tr>
+      <w:tr>
+        <w:tc>
+          <w:tcPr>
+            <w:tcW w:w="2269" w:type="dxa"/>
+          </w:tcPr>
+          <w:p>
+            <w:pPr>
+              <w:pStyle w:val="Compact"/>
+              <w:rPr>
+                <w:rFonts w:ascii="Cambria" w:eastAsia="Cambria" w:hAnsi="Cambria"/>
                 <w:sz w:val="22"/>
                 <w:szCs w:val="22"/>
               </w:rPr>
-              <w:t>mxbai</w:t>
-            </w:r>
-            <w:proofErr w:type="spellEnd"/>
+            </w:pPr>
             <w:r>
               <w:rPr>
                 <w:rFonts w:eastAsia="Cambria"/>
                 <w:sz w:val="22"/>
                 <w:szCs w:val="22"/>
               </w:rPr>
-              <w:t>-embed-large</w:t>
-            </w:r>
-          </w:p>
-        </w:tc>
-        <w:tc>
-          <w:tcPr>
-            <w:tcW w:w="2155" w:type="dxa"/>
+              <w:t>Vector database</w:t>
+            </w:r>
+          </w:p>
+        </w:tc>
+        <w:tc>
+          <w:tcPr>
+            <w:tcW w:w="2794" w:type="dxa"/>
           </w:tcPr>
           <w:p>
             <w:pPr>
@@ -5679,13 +5381,13 @@
                 <w:sz w:val="22"/>
                 <w:szCs w:val="22"/>
               </w:rPr>
-              <w:t>Apache 2.0</w:t>
-            </w:r>
-          </w:p>
-        </w:tc>
-        <w:tc>
-          <w:tcPr>
-            <w:tcW w:w="2971" w:type="dxa"/>
+              <w:t>Chroma (small scale) or Qdrant</w:t>
+            </w:r>
+          </w:p>
+        </w:tc>
+        <w:tc>
+          <w:tcPr>
+            <w:tcW w:w="2155" w:type="dxa"/>
           </w:tcPr>
           <w:p>
             <w:pPr>
@@ -5702,15 +5404,13 @@
                 <w:sz w:val="22"/>
                 <w:szCs w:val="22"/>
               </w:rPr>
-              <w:t>Local embedding; no external API calls</w:t>
-            </w:r>
-          </w:p>
-        </w:tc>
-      </w:tr>
-      <w:tr>
-        <w:tc>
-          <w:tcPr>
-            <w:tcW w:w="2269" w:type="dxa"/>
+              <w:t>Apache 2.0</w:t>
+            </w:r>
+          </w:p>
+        </w:tc>
+        <w:tc>
+          <w:tcPr>
+            <w:tcW w:w="2971" w:type="dxa"/>
           </w:tcPr>
           <w:p>
             <w:pPr>
@@ -5727,13 +5427,15 @@
                 <w:sz w:val="22"/>
                 <w:szCs w:val="22"/>
               </w:rPr>
-              <w:t>Vector database</w:t>
-            </w:r>
-          </w:p>
-        </w:tc>
-        <w:tc>
-          <w:tcPr>
-            <w:tcW w:w="2794" w:type="dxa"/>
+              <w:t>Chroma simpler to operate; Qdrant more scalable</w:t>
+            </w:r>
+          </w:p>
+        </w:tc>
+      </w:tr>
+      <w:tr>
+        <w:tc>
+          <w:tcPr>
+            <w:tcW w:w="2269" w:type="dxa"/>
           </w:tcPr>
           <w:p>
             <w:pPr>
@@ -5750,213 +5452,224 @@
                 <w:sz w:val="22"/>
                 <w:szCs w:val="22"/>
               </w:rPr>
-              <w:t xml:space="preserve">Chroma (small scale) or </w:t>
-            </w:r>
-            <w:proofErr w:type="spellStart"/>
-            <w:r>
-              <w:rPr>
-                <w:rFonts w:eastAsia="Cambria"/>
+              <w:t>RAG framework</w:t>
+            </w:r>
+          </w:p>
+        </w:tc>
+        <w:tc>
+          <w:tcPr>
+            <w:tcW w:w="2794" w:type="dxa"/>
+          </w:tcPr>
+          <w:p>
+            <w:pPr>
+              <w:pStyle w:val="Compact"/>
+              <w:rPr>
+                <w:rFonts w:ascii="Cambria" w:eastAsia="Cambria" w:hAnsi="Cambria"/>
                 <w:sz w:val="22"/>
                 <w:szCs w:val="22"/>
               </w:rPr>
-              <w:t>Qdrant</w:t>
-            </w:r>
-            <w:proofErr w:type="spellEnd"/>
-          </w:p>
-        </w:tc>
-        <w:tc>
-          <w:tcPr>
-            <w:tcW w:w="2155" w:type="dxa"/>
-          </w:tcPr>
-          <w:p>
-            <w:pPr>
-              <w:pStyle w:val="Compact"/>
-              <w:rPr>
-                <w:rFonts w:ascii="Cambria" w:eastAsia="Cambria" w:hAnsi="Cambria"/>
+            </w:pPr>
+            <w:r>
+              <w:rPr>
+                <w:rFonts w:eastAsia="Cambria"/>
                 <w:sz w:val="22"/>
                 <w:szCs w:val="22"/>
               </w:rPr>
-            </w:pPr>
-            <w:r>
-              <w:rPr>
-                <w:rFonts w:eastAsia="Cambria"/>
+              <w:t>LangChain or LlamaIndex</w:t>
+            </w:r>
+          </w:p>
+        </w:tc>
+        <w:tc>
+          <w:tcPr>
+            <w:tcW w:w="2155" w:type="dxa"/>
+          </w:tcPr>
+          <w:p>
+            <w:pPr>
+              <w:pStyle w:val="Compact"/>
+              <w:rPr>
+                <w:rFonts w:ascii="Cambria" w:eastAsia="Cambria" w:hAnsi="Cambria"/>
                 <w:sz w:val="22"/>
                 <w:szCs w:val="22"/>
               </w:rPr>
-              <w:t>Apache 2.0</w:t>
-            </w:r>
-          </w:p>
-        </w:tc>
-        <w:tc>
-          <w:tcPr>
-            <w:tcW w:w="2971" w:type="dxa"/>
-          </w:tcPr>
-          <w:p>
-            <w:pPr>
-              <w:pStyle w:val="Compact"/>
-              <w:rPr>
-                <w:rFonts w:ascii="Cambria" w:eastAsia="Cambria" w:hAnsi="Cambria"/>
+            </w:pPr>
+            <w:r>
+              <w:rPr>
+                <w:rFonts w:eastAsia="Cambria"/>
                 <w:sz w:val="22"/>
                 <w:szCs w:val="22"/>
               </w:rPr>
-            </w:pPr>
-            <w:r>
-              <w:rPr>
-                <w:rFonts w:eastAsia="Cambria"/>
+              <w:t>MIT</w:t>
+            </w:r>
+          </w:p>
+        </w:tc>
+        <w:tc>
+          <w:tcPr>
+            <w:tcW w:w="2971" w:type="dxa"/>
+          </w:tcPr>
+          <w:p>
+            <w:pPr>
+              <w:pStyle w:val="Compact"/>
+              <w:rPr>
+                <w:rFonts w:ascii="Cambria" w:eastAsia="Cambria" w:hAnsi="Cambria"/>
                 <w:sz w:val="22"/>
                 <w:szCs w:val="22"/>
               </w:rPr>
-              <w:t xml:space="preserve">Chroma simpler to operate; </w:t>
-            </w:r>
-            <w:proofErr w:type="spellStart"/>
+            </w:pPr>
             <w:r>
               <w:rPr>
                 <w:rFonts w:eastAsia="Cambria"/>
                 <w:sz w:val="22"/>
                 <w:szCs w:val="22"/>
               </w:rPr>
-              <w:t>Qdrant</w:t>
-            </w:r>
-            <w:proofErr w:type="spellEnd"/>
-            <w:r>
-              <w:rPr>
-                <w:rFonts w:eastAsia="Cambria"/>
+              <w:t>LlamaIndex better optimized for document RAG</w:t>
+            </w:r>
+          </w:p>
+        </w:tc>
+      </w:tr>
+      <w:tr>
+        <w:tc>
+          <w:tcPr>
+            <w:tcW w:w="2269" w:type="dxa"/>
+          </w:tcPr>
+          <w:p>
+            <w:pPr>
+              <w:pStyle w:val="Compact"/>
+              <w:rPr>
+                <w:rFonts w:ascii="Cambria" w:eastAsia="Cambria" w:hAnsi="Cambria"/>
                 <w:sz w:val="22"/>
                 <w:szCs w:val="22"/>
               </w:rPr>
-              <w:t xml:space="preserve"> more scalable</w:t>
-            </w:r>
-          </w:p>
-        </w:tc>
-      </w:tr>
-      <w:tr>
-        <w:tc>
-          <w:tcPr>
-            <w:tcW w:w="2269" w:type="dxa"/>
-          </w:tcPr>
-          <w:p>
-            <w:pPr>
-              <w:pStyle w:val="Compact"/>
-              <w:rPr>
-                <w:rFonts w:ascii="Cambria" w:eastAsia="Cambria" w:hAnsi="Cambria"/>
+            </w:pPr>
+            <w:r>
+              <w:rPr>
+                <w:rFonts w:eastAsia="Cambria"/>
                 <w:sz w:val="22"/>
                 <w:szCs w:val="22"/>
               </w:rPr>
-            </w:pPr>
-            <w:r>
-              <w:rPr>
-                <w:rFonts w:eastAsia="Cambria"/>
+              <w:t>Web backend</w:t>
+            </w:r>
+          </w:p>
+        </w:tc>
+        <w:tc>
+          <w:tcPr>
+            <w:tcW w:w="2794" w:type="dxa"/>
+          </w:tcPr>
+          <w:p>
+            <w:pPr>
+              <w:pStyle w:val="Compact"/>
+              <w:rPr>
+                <w:rFonts w:ascii="Cambria" w:eastAsia="Cambria" w:hAnsi="Cambria"/>
                 <w:sz w:val="22"/>
                 <w:szCs w:val="22"/>
               </w:rPr>
-              <w:t>RAG framework</w:t>
-            </w:r>
-          </w:p>
-        </w:tc>
-        <w:tc>
-          <w:tcPr>
-            <w:tcW w:w="2794" w:type="dxa"/>
-          </w:tcPr>
-          <w:p>
-            <w:pPr>
-              <w:pStyle w:val="Compact"/>
-              <w:rPr>
-                <w:rFonts w:ascii="Cambria" w:eastAsia="Cambria" w:hAnsi="Cambria"/>
+            </w:pPr>
+            <w:r>
+              <w:rPr>
+                <w:rFonts w:eastAsia="Cambria"/>
                 <w:sz w:val="22"/>
                 <w:szCs w:val="22"/>
               </w:rPr>
-            </w:pPr>
-            <w:proofErr w:type="spellStart"/>
-            <w:r>
-              <w:rPr>
-                <w:rFonts w:eastAsia="Cambria"/>
+              <w:t>FastAPI (Python)</w:t>
+            </w:r>
+          </w:p>
+        </w:tc>
+        <w:tc>
+          <w:tcPr>
+            <w:tcW w:w="2155" w:type="dxa"/>
+          </w:tcPr>
+          <w:p>
+            <w:pPr>
+              <w:pStyle w:val="Compact"/>
+              <w:rPr>
+                <w:rFonts w:ascii="Cambria" w:eastAsia="Cambria" w:hAnsi="Cambria"/>
                 <w:sz w:val="22"/>
                 <w:szCs w:val="22"/>
               </w:rPr>
-              <w:t>LangChain</w:t>
-            </w:r>
-            <w:proofErr w:type="spellEnd"/>
+            </w:pPr>
             <w:r>
               <w:rPr>
                 <w:rFonts w:eastAsia="Cambria"/>
                 <w:sz w:val="22"/>
                 <w:szCs w:val="22"/>
               </w:rPr>
-              <w:t xml:space="preserve"> or </w:t>
-            </w:r>
-            <w:proofErr w:type="spellStart"/>
-            <w:r>
-              <w:rPr>
-                <w:rFonts w:eastAsia="Cambria"/>
+              <w:t>MIT</w:t>
+            </w:r>
+          </w:p>
+        </w:tc>
+        <w:tc>
+          <w:tcPr>
+            <w:tcW w:w="2971" w:type="dxa"/>
+          </w:tcPr>
+          <w:p>
+            <w:pPr>
+              <w:pStyle w:val="Compact"/>
+              <w:rPr>
+                <w:rFonts w:ascii="Cambria" w:eastAsia="Cambria" w:hAnsi="Cambria"/>
                 <w:sz w:val="22"/>
                 <w:szCs w:val="22"/>
               </w:rPr>
-              <w:t>LlamaIndex</w:t>
-            </w:r>
-            <w:proofErr w:type="spellEnd"/>
-          </w:p>
-        </w:tc>
-        <w:tc>
-          <w:tcPr>
-            <w:tcW w:w="2155" w:type="dxa"/>
-          </w:tcPr>
-          <w:p>
-            <w:pPr>
-              <w:pStyle w:val="Compact"/>
-              <w:rPr>
-                <w:rFonts w:ascii="Cambria" w:eastAsia="Cambria" w:hAnsi="Cambria"/>
+            </w:pPr>
+            <w:r>
+              <w:rPr>
+                <w:rFonts w:eastAsia="Cambria"/>
                 <w:sz w:val="22"/>
                 <w:szCs w:val="22"/>
               </w:rPr>
-            </w:pPr>
-            <w:r>
-              <w:rPr>
-                <w:rFonts w:eastAsia="Cambria"/>
+              <w:t>Lightweight; easy to add role-based middleware</w:t>
+            </w:r>
+          </w:p>
+        </w:tc>
+      </w:tr>
+      <w:tr>
+        <w:tc>
+          <w:tcPr>
+            <w:tcW w:w="2269" w:type="dxa"/>
+          </w:tcPr>
+          <w:p>
+            <w:pPr>
+              <w:pStyle w:val="Compact"/>
+              <w:rPr>
+                <w:rFonts w:ascii="Cambria" w:eastAsia="Cambria" w:hAnsi="Cambria"/>
                 <w:sz w:val="22"/>
                 <w:szCs w:val="22"/>
               </w:rPr>
-              <w:t>MIT</w:t>
-            </w:r>
-          </w:p>
-        </w:tc>
-        <w:tc>
-          <w:tcPr>
-            <w:tcW w:w="2971" w:type="dxa"/>
-          </w:tcPr>
-          <w:p>
-            <w:pPr>
-              <w:pStyle w:val="Compact"/>
-              <w:rPr>
-                <w:rFonts w:ascii="Cambria" w:eastAsia="Cambria" w:hAnsi="Cambria"/>
+            </w:pPr>
+            <w:r>
+              <w:rPr>
+                <w:rFonts w:eastAsia="Cambria"/>
                 <w:sz w:val="22"/>
                 <w:szCs w:val="22"/>
               </w:rPr>
-            </w:pPr>
-            <w:proofErr w:type="spellStart"/>
-            <w:r>
-              <w:rPr>
-                <w:rFonts w:eastAsia="Cambria"/>
+              <w:t>Web frontend</w:t>
+            </w:r>
+          </w:p>
+        </w:tc>
+        <w:tc>
+          <w:tcPr>
+            <w:tcW w:w="2794" w:type="dxa"/>
+          </w:tcPr>
+          <w:p>
+            <w:pPr>
+              <w:pStyle w:val="Compact"/>
+              <w:rPr>
+                <w:rFonts w:ascii="Cambria" w:eastAsia="Cambria" w:hAnsi="Cambria"/>
                 <w:sz w:val="22"/>
                 <w:szCs w:val="22"/>
               </w:rPr>
-              <w:t>LlamaIndex</w:t>
-            </w:r>
-            <w:proofErr w:type="spellEnd"/>
+            </w:pPr>
             <w:r>
               <w:rPr>
                 <w:rFonts w:eastAsia="Cambria"/>
                 <w:sz w:val="22"/>
                 <w:szCs w:val="22"/>
               </w:rPr>
-              <w:t xml:space="preserve"> better optimized for document RAG</w:t>
-            </w:r>
-          </w:p>
-        </w:tc>
-      </w:tr>
-      <w:tr>
-        <w:tc>
-          <w:tcPr>
-            <w:tcW w:w="2269" w:type="dxa"/>
+              <w:t>React or plain HTML/JS</w:t>
+            </w:r>
+          </w:p>
+        </w:tc>
+        <w:tc>
+          <w:tcPr>
+            <w:tcW w:w="2155" w:type="dxa"/>
           </w:tcPr>
           <w:p>
             <w:pPr>
@@ -5973,13 +5686,13 @@
                 <w:sz w:val="22"/>
                 <w:szCs w:val="22"/>
               </w:rPr>
-              <w:t>Web backend</w:t>
-            </w:r>
-          </w:p>
-        </w:tc>
-        <w:tc>
-          <w:tcPr>
-            <w:tcW w:w="2794" w:type="dxa"/>
+              <w:t>MIT</w:t>
+            </w:r>
+          </w:p>
+        </w:tc>
+        <w:tc>
+          <w:tcPr>
+            <w:tcW w:w="2971" w:type="dxa"/>
           </w:tcPr>
           <w:p>
             <w:pPr>
@@ -5990,372 +5703,204 @@
                 <w:szCs w:val="22"/>
               </w:rPr>
             </w:pPr>
-            <w:proofErr w:type="spellStart"/>
             <w:r>
               <w:rPr>
                 <w:rFonts w:eastAsia="Cambria"/>
                 <w:sz w:val="22"/>
                 <w:szCs w:val="22"/>
               </w:rPr>
-              <w:t>FastAPI</w:t>
-            </w:r>
-            <w:proofErr w:type="spellEnd"/>
-            <w:r>
-              <w:rPr>
-                <w:rFonts w:eastAsia="Cambria"/>
+              <w:t>Simple chat UI; no complex framework needed</w:t>
+            </w:r>
+          </w:p>
+        </w:tc>
+      </w:tr>
+      <w:tr>
+        <w:tc>
+          <w:tcPr>
+            <w:tcW w:w="2269" w:type="dxa"/>
+          </w:tcPr>
+          <w:p>
+            <w:pPr>
+              <w:pStyle w:val="Compact"/>
+              <w:rPr>
+                <w:rFonts w:ascii="Cambria" w:eastAsia="Cambria" w:hAnsi="Cambria"/>
                 <w:sz w:val="22"/>
                 <w:szCs w:val="22"/>
               </w:rPr>
-              <w:t xml:space="preserve"> (Python)</w:t>
-            </w:r>
-          </w:p>
-        </w:tc>
-        <w:tc>
-          <w:tcPr>
-            <w:tcW w:w="2155" w:type="dxa"/>
-          </w:tcPr>
-          <w:p>
-            <w:pPr>
-              <w:pStyle w:val="Compact"/>
-              <w:rPr>
-                <w:rFonts w:ascii="Cambria" w:eastAsia="Cambria" w:hAnsi="Cambria"/>
+            </w:pPr>
+            <w:r>
+              <w:rPr>
+                <w:rFonts w:eastAsia="Cambria"/>
                 <w:sz w:val="22"/>
                 <w:szCs w:val="22"/>
               </w:rPr>
-            </w:pPr>
-            <w:r>
-              <w:rPr>
-                <w:rFonts w:eastAsia="Cambria"/>
+              <w:t>Audit log store</w:t>
+            </w:r>
+          </w:p>
+        </w:tc>
+        <w:tc>
+          <w:tcPr>
+            <w:tcW w:w="2794" w:type="dxa"/>
+          </w:tcPr>
+          <w:p>
+            <w:pPr>
+              <w:pStyle w:val="Compact"/>
+              <w:rPr>
+                <w:rFonts w:ascii="Cambria" w:eastAsia="Cambria" w:hAnsi="Cambria"/>
                 <w:sz w:val="22"/>
                 <w:szCs w:val="22"/>
               </w:rPr>
-              <w:t>MIT</w:t>
-            </w:r>
-          </w:p>
-        </w:tc>
-        <w:tc>
-          <w:tcPr>
-            <w:tcW w:w="2971" w:type="dxa"/>
-          </w:tcPr>
-          <w:p>
-            <w:pPr>
-              <w:pStyle w:val="Compact"/>
-              <w:rPr>
-                <w:rFonts w:ascii="Cambria" w:eastAsia="Cambria" w:hAnsi="Cambria"/>
+            </w:pPr>
+            <w:r>
+              <w:rPr>
+                <w:rFonts w:eastAsia="Cambria"/>
                 <w:sz w:val="22"/>
                 <w:szCs w:val="22"/>
               </w:rPr>
-            </w:pPr>
-            <w:r>
-              <w:rPr>
-                <w:rFonts w:eastAsia="Cambria"/>
+              <w:t>SQLite or PostgreSQL</w:t>
+            </w:r>
+          </w:p>
+        </w:tc>
+        <w:tc>
+          <w:tcPr>
+            <w:tcW w:w="2155" w:type="dxa"/>
+          </w:tcPr>
+          <w:p>
+            <w:pPr>
+              <w:pStyle w:val="Compact"/>
+              <w:rPr>
+                <w:rFonts w:ascii="Cambria" w:eastAsia="Cambria" w:hAnsi="Cambria"/>
                 <w:sz w:val="22"/>
                 <w:szCs w:val="22"/>
               </w:rPr>
-              <w:t>Lightweight; easy to add role-based middleware</w:t>
-            </w:r>
-          </w:p>
-        </w:tc>
-      </w:tr>
-      <w:tr>
-        <w:tc>
-          <w:tcPr>
-            <w:tcW w:w="2269" w:type="dxa"/>
-          </w:tcPr>
-          <w:p>
-            <w:pPr>
-              <w:pStyle w:val="Compact"/>
-              <w:rPr>
-                <w:rFonts w:ascii="Cambria" w:eastAsia="Cambria" w:hAnsi="Cambria"/>
+            </w:pPr>
+            <w:r>
+              <w:rPr>
+                <w:rFonts w:eastAsia="Cambria"/>
                 <w:sz w:val="22"/>
                 <w:szCs w:val="22"/>
               </w:rPr>
-            </w:pPr>
-            <w:r>
-              <w:rPr>
-                <w:rFonts w:eastAsia="Cambria"/>
+              <w:t>MIT / PostgreSQL license</w:t>
+            </w:r>
+          </w:p>
+        </w:tc>
+        <w:tc>
+          <w:tcPr>
+            <w:tcW w:w="2971" w:type="dxa"/>
+          </w:tcPr>
+          <w:p>
+            <w:pPr>
+              <w:pStyle w:val="Compact"/>
+              <w:rPr>
+                <w:rFonts w:ascii="Cambria" w:eastAsia="Cambria" w:hAnsi="Cambria"/>
                 <w:sz w:val="22"/>
                 <w:szCs w:val="22"/>
               </w:rPr>
-              <w:t>Web frontend</w:t>
-            </w:r>
-          </w:p>
-        </w:tc>
-        <w:tc>
-          <w:tcPr>
-            <w:tcW w:w="2794" w:type="dxa"/>
-          </w:tcPr>
-          <w:p>
-            <w:pPr>
-              <w:pStyle w:val="Compact"/>
-              <w:rPr>
-                <w:rFonts w:ascii="Cambria" w:eastAsia="Cambria" w:hAnsi="Cambria"/>
+            </w:pPr>
+            <w:r>
+              <w:rPr>
+                <w:rFonts w:eastAsia="Cambria"/>
                 <w:sz w:val="22"/>
                 <w:szCs w:val="22"/>
               </w:rPr>
-            </w:pPr>
-            <w:r>
-              <w:rPr>
-                <w:rFonts w:eastAsia="Cambria"/>
+              <w:t>SQLite sufficient for small cooperative</w:t>
+            </w:r>
+          </w:p>
+        </w:tc>
+      </w:tr>
+      <w:tr>
+        <w:tc>
+          <w:tcPr>
+            <w:tcW w:w="2269" w:type="dxa"/>
+          </w:tcPr>
+          <w:p>
+            <w:pPr>
+              <w:pStyle w:val="Compact"/>
+              <w:rPr>
+                <w:rFonts w:ascii="Cambria" w:eastAsia="Cambria" w:hAnsi="Cambria"/>
                 <w:sz w:val="22"/>
                 <w:szCs w:val="22"/>
               </w:rPr>
-              <w:t>React or plain HTML/JS</w:t>
-            </w:r>
-          </w:p>
-        </w:tc>
-        <w:tc>
-          <w:tcPr>
-            <w:tcW w:w="2155" w:type="dxa"/>
-          </w:tcPr>
-          <w:p>
-            <w:pPr>
-              <w:pStyle w:val="Compact"/>
-              <w:rPr>
-                <w:rFonts w:ascii="Cambria" w:eastAsia="Cambria" w:hAnsi="Cambria"/>
+            </w:pPr>
+            <w:r>
+              <w:rPr>
+                <w:rFonts w:eastAsia="Cambria"/>
                 <w:sz w:val="22"/>
                 <w:szCs w:val="22"/>
               </w:rPr>
-            </w:pPr>
-            <w:r>
-              <w:rPr>
-                <w:rFonts w:eastAsia="Cambria"/>
+              <w:t>Cloud AI (escalation)</w:t>
+            </w:r>
+          </w:p>
+        </w:tc>
+        <w:tc>
+          <w:tcPr>
+            <w:tcW w:w="2794" w:type="dxa"/>
+          </w:tcPr>
+          <w:p>
+            <w:pPr>
+              <w:pStyle w:val="Compact"/>
+              <w:rPr>
+                <w:rFonts w:ascii="Cambria" w:eastAsia="Cambria" w:hAnsi="Cambria"/>
                 <w:sz w:val="22"/>
                 <w:szCs w:val="22"/>
               </w:rPr>
-              <w:t>MIT</w:t>
-            </w:r>
-          </w:p>
-        </w:tc>
-        <w:tc>
-          <w:tcPr>
-            <w:tcW w:w="2971" w:type="dxa"/>
-          </w:tcPr>
-          <w:p>
-            <w:pPr>
-              <w:pStyle w:val="Compact"/>
-              <w:rPr>
-                <w:rFonts w:ascii="Cambria" w:eastAsia="Cambria" w:hAnsi="Cambria"/>
+            </w:pPr>
+            <w:r>
+              <w:rPr>
+                <w:rFonts w:eastAsia="Cambria"/>
                 <w:sz w:val="22"/>
                 <w:szCs w:val="22"/>
               </w:rPr>
-            </w:pPr>
-            <w:r>
-              <w:rPr>
-                <w:rFonts w:eastAsia="Cambria"/>
+              <w:t>Anthropic Claude API or OpenAI API</w:t>
+            </w:r>
+          </w:p>
+        </w:tc>
+        <w:tc>
+          <w:tcPr>
+            <w:tcW w:w="2155" w:type="dxa"/>
+          </w:tcPr>
+          <w:p>
+            <w:pPr>
+              <w:pStyle w:val="Compact"/>
+              <w:rPr>
+                <w:rFonts w:ascii="Cambria" w:eastAsia="Cambria" w:hAnsi="Cambria"/>
                 <w:sz w:val="22"/>
                 <w:szCs w:val="22"/>
               </w:rPr>
-              <w:t>Simple chat UI; no complex framework needed</w:t>
-            </w:r>
-          </w:p>
-        </w:tc>
-      </w:tr>
-      <w:tr>
-        <w:tc>
-          <w:tcPr>
-            <w:tcW w:w="2269" w:type="dxa"/>
-          </w:tcPr>
-          <w:p>
-            <w:pPr>
-              <w:pStyle w:val="Compact"/>
-              <w:rPr>
-                <w:rFonts w:ascii="Cambria" w:eastAsia="Cambria" w:hAnsi="Cambria"/>
+            </w:pPr>
+            <w:r>
+              <w:rPr>
+                <w:rFonts w:eastAsia="Cambria"/>
                 <w:sz w:val="22"/>
                 <w:szCs w:val="22"/>
               </w:rPr>
-            </w:pPr>
-            <w:r>
-              <w:rPr>
-                <w:rFonts w:eastAsia="Cambria"/>
+              <w:t>Commercial API</w:t>
+            </w:r>
+          </w:p>
+        </w:tc>
+        <w:tc>
+          <w:tcPr>
+            <w:tcW w:w="2971" w:type="dxa"/>
+          </w:tcPr>
+          <w:p>
+            <w:pPr>
+              <w:pStyle w:val="Compact"/>
+              <w:rPr>
+                <w:rFonts w:ascii="Cambria" w:eastAsia="Cambria" w:hAnsi="Cambria"/>
                 <w:sz w:val="22"/>
                 <w:szCs w:val="22"/>
               </w:rPr>
-              <w:t>Audit log store</w:t>
-            </w:r>
-          </w:p>
-        </w:tc>
-        <w:tc>
-          <w:tcPr>
-            <w:tcW w:w="2794" w:type="dxa"/>
-          </w:tcPr>
-          <w:p>
-            <w:pPr>
-              <w:pStyle w:val="Compact"/>
-              <w:rPr>
-                <w:rFonts w:ascii="Cambria" w:eastAsia="Cambria" w:hAnsi="Cambria"/>
+            </w:pPr>
+            <w:r>
+              <w:rPr>
+                <w:rFonts w:eastAsia="Cambria"/>
                 <w:sz w:val="22"/>
                 <w:szCs w:val="22"/>
               </w:rPr>
-            </w:pPr>
-            <w:r>
-              <w:rPr>
-                <w:rFonts w:eastAsia="Cambria"/>
-                <w:sz w:val="22"/>
-                <w:szCs w:val="22"/>
-              </w:rPr>
-              <w:t>SQLite or PostgreSQL</w:t>
-            </w:r>
-          </w:p>
-        </w:tc>
-        <w:tc>
-          <w:tcPr>
-            <w:tcW w:w="2155" w:type="dxa"/>
-          </w:tcPr>
-          <w:p>
-            <w:pPr>
-              <w:pStyle w:val="Compact"/>
-              <w:rPr>
-                <w:rFonts w:ascii="Cambria" w:eastAsia="Cambria" w:hAnsi="Cambria"/>
-                <w:sz w:val="22"/>
-                <w:szCs w:val="22"/>
-              </w:rPr>
-            </w:pPr>
-            <w:r>
-              <w:rPr>
-                <w:rFonts w:eastAsia="Cambria"/>
-                <w:sz w:val="22"/>
-                <w:szCs w:val="22"/>
-              </w:rPr>
-              <w:t>MIT / PostgreSQL license</w:t>
-            </w:r>
-          </w:p>
-        </w:tc>
-        <w:tc>
-          <w:tcPr>
-            <w:tcW w:w="2971" w:type="dxa"/>
-          </w:tcPr>
-          <w:p>
-            <w:pPr>
-              <w:pStyle w:val="Compact"/>
-              <w:rPr>
-                <w:rFonts w:ascii="Cambria" w:eastAsia="Cambria" w:hAnsi="Cambria"/>
-                <w:sz w:val="22"/>
-                <w:szCs w:val="22"/>
-              </w:rPr>
-            </w:pPr>
-            <w:r>
-              <w:rPr>
-                <w:rFonts w:eastAsia="Cambria"/>
-                <w:sz w:val="22"/>
-                <w:szCs w:val="22"/>
-              </w:rPr>
-              <w:t>SQLite sufficient for small cooperative</w:t>
-            </w:r>
-          </w:p>
-        </w:tc>
-      </w:tr>
-      <w:tr>
-        <w:tc>
-          <w:tcPr>
-            <w:tcW w:w="2269" w:type="dxa"/>
-          </w:tcPr>
-          <w:p>
-            <w:pPr>
-              <w:pStyle w:val="Compact"/>
-              <w:rPr>
-                <w:rFonts w:ascii="Cambria" w:eastAsia="Cambria" w:hAnsi="Cambria"/>
-                <w:sz w:val="22"/>
-                <w:szCs w:val="22"/>
-              </w:rPr>
-            </w:pPr>
-            <w:r>
-              <w:rPr>
-                <w:rFonts w:eastAsia="Cambria"/>
-                <w:sz w:val="22"/>
-                <w:szCs w:val="22"/>
-              </w:rPr>
-              <w:t>Cloud AI (escalation)</w:t>
-            </w:r>
-          </w:p>
-        </w:tc>
-        <w:tc>
-          <w:tcPr>
-            <w:tcW w:w="2794" w:type="dxa"/>
-          </w:tcPr>
-          <w:p>
-            <w:pPr>
-              <w:pStyle w:val="Compact"/>
-              <w:rPr>
-                <w:rFonts w:ascii="Cambria" w:eastAsia="Cambria" w:hAnsi="Cambria"/>
-                <w:sz w:val="22"/>
-                <w:szCs w:val="22"/>
-              </w:rPr>
-            </w:pPr>
-            <w:r>
-              <w:rPr>
-                <w:rFonts w:eastAsia="Cambria"/>
-                <w:sz w:val="22"/>
-                <w:szCs w:val="22"/>
-              </w:rPr>
-              <w:t xml:space="preserve">Anthropic Claude API or </w:t>
-            </w:r>
-            <w:proofErr w:type="spellStart"/>
-            <w:r>
-              <w:rPr>
-                <w:rFonts w:eastAsia="Cambria"/>
-                <w:sz w:val="22"/>
-                <w:szCs w:val="22"/>
-              </w:rPr>
-              <w:t>OpenAI</w:t>
-            </w:r>
-            <w:proofErr w:type="spellEnd"/>
-            <w:r>
-              <w:rPr>
-                <w:rFonts w:eastAsia="Cambria"/>
-                <w:sz w:val="22"/>
-                <w:szCs w:val="22"/>
-              </w:rPr>
-              <w:t xml:space="preserve"> API</w:t>
-            </w:r>
-          </w:p>
-        </w:tc>
-        <w:tc>
-          <w:tcPr>
-            <w:tcW w:w="2155" w:type="dxa"/>
-          </w:tcPr>
-          <w:p>
-            <w:pPr>
-              <w:pStyle w:val="Compact"/>
-              <w:rPr>
-                <w:rFonts w:ascii="Cambria" w:eastAsia="Cambria" w:hAnsi="Cambria"/>
-                <w:sz w:val="22"/>
-                <w:szCs w:val="22"/>
-              </w:rPr>
-            </w:pPr>
-            <w:r>
-              <w:rPr>
-                <w:rFonts w:eastAsia="Cambria"/>
-                <w:sz w:val="22"/>
-                <w:szCs w:val="22"/>
-              </w:rPr>
-              <w:t>Commercial API</w:t>
-            </w:r>
-          </w:p>
-        </w:tc>
-        <w:tc>
-          <w:tcPr>
-            <w:tcW w:w="2971" w:type="dxa"/>
-          </w:tcPr>
-          <w:p>
-            <w:pPr>
-              <w:pStyle w:val="Compact"/>
-              <w:rPr>
-                <w:rFonts w:ascii="Cambria" w:eastAsia="Cambria" w:hAnsi="Cambria"/>
-                <w:sz w:val="22"/>
-                <w:szCs w:val="22"/>
-              </w:rPr>
-            </w:pPr>
-            <w:r>
-              <w:rPr>
-                <w:rFonts w:eastAsia="Cambria"/>
-                <w:sz w:val="22"/>
-                <w:szCs w:val="22"/>
-              </w:rPr>
               <w:t>Pay-per-use; budget 50–200/month estimated</w:t>
             </w:r>
-            <w:bookmarkStart w:id="14" w:name="full-stack-overview"/>
-            <w:bookmarkEnd w:id="14"/>
+            <w:bookmarkStart w:id="13" w:name="full-stack-overview"/>
+            <w:bookmarkEnd w:id="13"/>
           </w:p>
         </w:tc>
       </w:tr>
@@ -6402,13 +5947,8 @@
           <w:numId w:val="1"/>
         </w:numPr>
       </w:pPr>
-      <w:proofErr w:type="spellStart"/>
-      <w:r>
-        <w:t>Ollama</w:t>
-      </w:r>
-      <w:proofErr w:type="spellEnd"/>
-      <w:r>
-        <w:t xml:space="preserve"> simplifies local model management (download, run, update models via CLI)</w:t>
+      <w:r>
+        <w:t>Ollama simplifies local model management (download, run, update models via CLI)</w:t>
       </w:r>
     </w:p>
     <w:p>
@@ -6418,13 +5958,8 @@
           <w:numId w:val="1"/>
         </w:numPr>
       </w:pPr>
-      <w:proofErr w:type="spellStart"/>
-      <w:r>
-        <w:t>LlamaIndex</w:t>
-      </w:r>
-      <w:proofErr w:type="spellEnd"/>
-      <w:r>
-        <w:t xml:space="preserve"> provides built-in support for document ingestion, chunking, versioned index management, and citation metadata</w:t>
+      <w:r>
+        <w:t>LlamaIndex provides built-in support for document ingestion, chunking, versioned index management, and citation metadata</w:t>
       </w:r>
     </w:p>
     <w:p>
@@ -6736,8 +6271,8 @@
               </w:rPr>
               <w:t>Markdown with numbered steps, role tags, and policy cross-references</w:t>
             </w:r>
-            <w:bookmarkStart w:id="15" w:name="knowledge-base-structure"/>
-            <w:bookmarkEnd w:id="15"/>
+            <w:bookmarkStart w:id="14" w:name="knowledge-base-structure"/>
+            <w:bookmarkEnd w:id="14"/>
           </w:p>
         </w:tc>
       </w:tr>
@@ -7085,10 +6620,10 @@
               </w:rPr>
               <w:t>Every adapter call is logged with timestamp, role, query type, and result count (not result data)</w:t>
             </w:r>
-            <w:bookmarkStart w:id="16" w:name="database-and-knowledge-base-design"/>
-            <w:bookmarkStart w:id="17" w:name="database-access-architecture"/>
+            <w:bookmarkStart w:id="15" w:name="database-and-knowledge-base-design"/>
+            <w:bookmarkStart w:id="16" w:name="database-access-architecture"/>
+            <w:bookmarkEnd w:id="15"/>
             <w:bookmarkEnd w:id="16"/>
-            <w:bookmarkEnd w:id="17"/>
           </w:p>
         </w:tc>
       </w:tr>
@@ -7210,23 +6745,13 @@
                 <w:rFonts w:ascii="Cambria" w:eastAsia="Cambria" w:hAnsi="Cambria"/>
               </w:rPr>
             </w:pPr>
-            <w:proofErr w:type="spellStart"/>
             <w:r>
               <w:rPr>
                 <w:rFonts w:eastAsia="Cambria"/>
                 <w:b/>
                 <w:bCs/>
               </w:rPr>
-              <w:t>VoP</w:t>
-            </w:r>
-            <w:proofErr w:type="spellEnd"/>
-            <w:r>
-              <w:rPr>
-                <w:rFonts w:eastAsia="Cambria"/>
-                <w:b/>
-                <w:bCs/>
-              </w:rPr>
-              <w:t xml:space="preserve"> Scope</w:t>
+              <w:t>VoP Scope</w:t>
             </w:r>
           </w:p>
         </w:tc>
@@ -7539,21 +7064,7 @@
               <w:rPr>
                 <w:rFonts w:eastAsia="Cambria"/>
               </w:rPr>
-              <w:t>Full operational scope; can see cross-</w:t>
-            </w:r>
-            <w:proofErr w:type="spellStart"/>
-            <w:r>
-              <w:rPr>
-                <w:rFonts w:eastAsia="Cambria"/>
-              </w:rPr>
-              <w:t>dept</w:t>
-            </w:r>
-            <w:proofErr w:type="spellEnd"/>
-            <w:r>
-              <w:rPr>
-                <w:rFonts w:eastAsia="Cambria"/>
-              </w:rPr>
-              <w:t xml:space="preserve"> summaries</w:t>
+              <w:t>Full operational scope; can see cross-dept summaries</w:t>
             </w:r>
           </w:p>
         </w:tc>
@@ -7711,8 +7222,8 @@
               </w:rPr>
               <w:t>Infrastructure management; no policy queries</w:t>
             </w:r>
-            <w:bookmarkStart w:id="18" w:name="role-based-access-control-matrix"/>
-            <w:bookmarkEnd w:id="18"/>
+            <w:bookmarkStart w:id="17" w:name="role-based-access-control-matrix"/>
+            <w:bookmarkEnd w:id="17"/>
           </w:p>
         </w:tc>
       </w:tr>
@@ -7943,19 +7454,11 @@
                 <w:rFonts w:ascii="Cambria" w:eastAsia="Cambria" w:hAnsi="Cambria"/>
               </w:rPr>
             </w:pPr>
-            <w:proofErr w:type="spellStart"/>
-            <w:r>
-              <w:rPr>
-                <w:rFonts w:eastAsia="Cambria"/>
-              </w:rPr>
-              <w:t>VoP</w:t>
-            </w:r>
-            <w:proofErr w:type="spellEnd"/>
-            <w:r>
-              <w:rPr>
-                <w:rFonts w:eastAsia="Cambria"/>
-              </w:rPr>
-              <w:t xml:space="preserve"> fields are system-controlled; user input is confined to the State field only</w:t>
+            <w:r>
+              <w:rPr>
+                <w:rFonts w:eastAsia="Cambria"/>
+              </w:rPr>
+              <w:t>VoP fields are system-controlled; user input is confined to the State field only</w:t>
             </w:r>
           </w:p>
         </w:tc>
@@ -8126,15 +7629,7 @@
         <w:pStyle w:val="Heading2"/>
       </w:pPr>
       <w:r>
-        <w:t xml:space="preserve">10. </w:t>
-      </w:r>
-      <w:proofErr w:type="spellStart"/>
-      <w:r>
-        <w:t>VoP</w:t>
-      </w:r>
-      <w:proofErr w:type="spellEnd"/>
-      <w:r>
-        <w:t xml:space="preserve"> Governance Implementation</w:t>
+        <w:t>10. VoP Governance Implementation</w:t>
       </w:r>
     </w:p>
     <w:p>
@@ -8142,15 +7637,7 @@
         <w:pStyle w:val="Heading3"/>
       </w:pPr>
       <w:r>
-        <w:t xml:space="preserve">10.1 </w:t>
-      </w:r>
-      <w:proofErr w:type="spellStart"/>
-      <w:r>
-        <w:t>VoP</w:t>
-      </w:r>
-      <w:proofErr w:type="spellEnd"/>
-      <w:r>
-        <w:t xml:space="preserve"> Template Development Process</w:t>
+        <w:t>10.1 VoP Template Development Process</w:t>
       </w:r>
     </w:p>
     <w:p>
@@ -8158,15 +7645,7 @@
         <w:pStyle w:val="FirstParagraph"/>
       </w:pPr>
       <w:r>
-        <w:t xml:space="preserve">The Concept Document states that </w:t>
-      </w:r>
-      <w:proofErr w:type="spellStart"/>
-      <w:r>
-        <w:t>VoP</w:t>
-      </w:r>
-      <w:proofErr w:type="spellEnd"/>
-      <w:r>
-        <w:t xml:space="preserve"> template development is the primary design work AI capability is secondary to governance definitions. This is correct. Template development should be the first Phase 0 deliverable.</w:t>
+        <w:t>The Concept Document states that VoP template development is the primary design work AI capability is secondary to governance definitions. This is correct. Template development should be the first Phase 0 deliverable.</w:t>
       </w:r>
     </w:p>
     <w:tbl>
@@ -8311,21 +7790,7 @@
               <w:rPr>
                 <w:rFonts w:eastAsia="Cambria"/>
               </w:rPr>
-              <w:t xml:space="preserve">System architect translates scope into </w:t>
-            </w:r>
-            <w:proofErr w:type="spellStart"/>
-            <w:r>
-              <w:rPr>
-                <w:rFonts w:eastAsia="Cambria"/>
-              </w:rPr>
-              <w:t>VoP</w:t>
-            </w:r>
-            <w:proofErr w:type="spellEnd"/>
-            <w:r>
-              <w:rPr>
-                <w:rFonts w:eastAsia="Cambria"/>
-              </w:rPr>
-              <w:t xml:space="preserve"> field values for the role</w:t>
+              <w:t>System architect translates scope into VoP field values for the role</w:t>
             </w:r>
           </w:p>
         </w:tc>
@@ -8488,8 +7953,8 @@
               </w:rPr>
               <w:t>Templates are versioned alongside the knowledge base; template changes require the same four-eyes process as policy updates</w:t>
             </w:r>
-            <w:bookmarkStart w:id="19" w:name="vop-template-development-process"/>
-            <w:bookmarkEnd w:id="19"/>
+            <w:bookmarkStart w:id="18" w:name="vop-template-development-process"/>
+            <w:bookmarkEnd w:id="18"/>
           </w:p>
         </w:tc>
       </w:tr>
@@ -8499,15 +7964,7 @@
         <w:pStyle w:val="Heading3"/>
       </w:pPr>
       <w:r>
-        <w:t xml:space="preserve">10.2 Required </w:t>
-      </w:r>
-      <w:proofErr w:type="spellStart"/>
-      <w:r>
-        <w:t>VoP</w:t>
-      </w:r>
-      <w:proofErr w:type="spellEnd"/>
-      <w:r>
-        <w:t xml:space="preserve"> Templates (Phase 0)</w:t>
+        <w:t>10.2 Required VoP Templates (Phase 0)</w:t>
       </w:r>
     </w:p>
     <w:tbl>
@@ -8811,21 +8268,7 @@
               <w:rPr>
                 <w:rFonts w:eastAsia="Cambria"/>
               </w:rPr>
-              <w:t>Cross-</w:t>
-            </w:r>
-            <w:proofErr w:type="spellStart"/>
-            <w:r>
-              <w:rPr>
-                <w:rFonts w:eastAsia="Cambria"/>
-              </w:rPr>
-              <w:t>dept</w:t>
-            </w:r>
-            <w:proofErr w:type="spellEnd"/>
-            <w:r>
-              <w:rPr>
-                <w:rFonts w:eastAsia="Cambria"/>
-              </w:rPr>
-              <w:t xml:space="preserve"> summaries, escalation decisions, audit review</w:t>
+              <w:t>Cross-dept summaries, escalation decisions, audit review</w:t>
             </w:r>
           </w:p>
         </w:tc>
@@ -8947,15 +8390,7 @@
         </w:numPr>
       </w:pPr>
       <w:r>
-        <w:t xml:space="preserve">Scope enforcement </w:t>
-      </w:r>
-      <w:proofErr w:type="spellStart"/>
-      <w:r>
-        <w:t>VoP</w:t>
-      </w:r>
-      <w:proofErr w:type="spellEnd"/>
-      <w:r>
-        <w:t xml:space="preserve"> rules are injected as system-level instructions that the user cannot override; test this explicitly during validation</w:t>
+        <w:t>Scope enforcement VoP rules are injected as system-level instructions that the user cannot override; test this explicitly during validation</w:t>
       </w:r>
     </w:p>
     <w:p>
@@ -8981,11 +8416,11 @@
       <w:pPr>
         <w:pStyle w:val="Heading3"/>
       </w:pPr>
-      <w:bookmarkStart w:id="20" w:name="phase-structure"/>
+      <w:bookmarkStart w:id="19" w:name="phase-structure"/>
       <w:r>
         <w:t>11.1 Phase Structure</w:t>
       </w:r>
-      <w:bookmarkEnd w:id="20"/>
+      <w:bookmarkEnd w:id="19"/>
     </w:p>
     <w:tbl>
       <w:tblPr>
@@ -9172,21 +8607,7 @@
               <w:rPr>
                 <w:rFonts w:eastAsia="Cambria"/>
               </w:rPr>
-              <w:t xml:space="preserve">Named policy steward, four-eyes update process, all policies in structured markdown, </w:t>
-            </w:r>
-            <w:proofErr w:type="spellStart"/>
-            <w:r>
-              <w:rPr>
-                <w:rFonts w:eastAsia="Cambria"/>
-              </w:rPr>
-              <w:t>VoP</w:t>
-            </w:r>
-            <w:proofErr w:type="spellEnd"/>
-            <w:r>
-              <w:rPr>
-                <w:rFonts w:eastAsia="Cambria"/>
-              </w:rPr>
-              <w:t xml:space="preserve"> templates drafted, validation test set built</w:t>
+              <w:t>Named policy steward, four-eyes update process, all policies in structured markdown, VoP templates drafted, validation test set built</w:t>
             </w:r>
           </w:p>
         </w:tc>
@@ -9428,27 +8849,7 @@
               <w:rPr>
                 <w:rFonts w:eastAsia="Cambria"/>
               </w:rPr>
-              <w:t xml:space="preserve">Confidence scoring live, staleness alerts active, additional departments </w:t>
-            </w:r>
-            <w:proofErr w:type="spellStart"/>
-            <w:r>
-              <w:rPr>
-                <w:rFonts w:eastAsia="Cambria"/>
-              </w:rPr>
-              <w:t>o</w:t>
-            </w:r>
-            <w:r>
-              <w:rPr>
-                <w:rFonts w:eastAsia="Cambria"/>
-              </w:rPr>
-              <w:t>nboarded</w:t>
-            </w:r>
-            <w:proofErr w:type="spellEnd"/>
-            <w:r>
-              <w:rPr>
-                <w:rFonts w:eastAsia="Cambria"/>
-              </w:rPr>
-              <w:t>, performance metrics reviewed</w:t>
+              <w:t>Confidence scoring live, staleness alerts active, additional departments onboarded, performance metrics reviewed</w:t>
             </w:r>
           </w:p>
         </w:tc>
@@ -9528,8 +8929,8 @@
               </w:rPr>
               <w:t>All departments live, full audit capability, annual update cycle integrated with General Assembly calendar</w:t>
             </w:r>
-            <w:bookmarkStart w:id="21" w:name="section-1"/>
-            <w:bookmarkEnd w:id="21"/>
+            <w:bookmarkStart w:id="20" w:name="section-1"/>
+            <w:bookmarkEnd w:id="20"/>
           </w:p>
         </w:tc>
       </w:tr>
@@ -9631,13 +9032,7 @@
               <w:rPr>
                 <w:rFonts w:eastAsia="Cambria"/>
               </w:rPr>
-              <w:t>1</w:t>
-            </w:r>
-            <w:r>
-              <w:rPr>
-                <w:rFonts w:eastAsia="Cambria"/>
-              </w:rPr>
-              <w:t>.</w:t>
+              <w:t>1.</w:t>
             </w:r>
           </w:p>
         </w:tc>
@@ -9677,13 +9072,7 @@
               <w:rPr>
                 <w:rFonts w:eastAsia="Cambria"/>
               </w:rPr>
-              <w:t>2</w:t>
-            </w:r>
-            <w:r>
-              <w:rPr>
-                <w:rFonts w:eastAsia="Cambria"/>
-              </w:rPr>
-              <w:t>.</w:t>
+              <w:t>2.</w:t>
             </w:r>
           </w:p>
         </w:tc>
@@ -9723,13 +9112,7 @@
               <w:rPr>
                 <w:rFonts w:eastAsia="Cambria"/>
               </w:rPr>
-              <w:t>3</w:t>
-            </w:r>
-            <w:r>
-              <w:rPr>
-                <w:rFonts w:eastAsia="Cambria"/>
-              </w:rPr>
-              <w:t>.</w:t>
+              <w:t>3.</w:t>
             </w:r>
           </w:p>
         </w:tc>
@@ -9769,13 +9152,7 @@
               <w:rPr>
                 <w:rFonts w:eastAsia="Cambria"/>
               </w:rPr>
-              <w:t>4</w:t>
-            </w:r>
-            <w:r>
-              <w:rPr>
-                <w:rFonts w:eastAsia="Cambria"/>
-              </w:rPr>
-              <w:t>.</w:t>
+              <w:t>4.</w:t>
             </w:r>
           </w:p>
         </w:tc>
@@ -9815,13 +9192,7 @@
               <w:rPr>
                 <w:rFonts w:eastAsia="Cambria"/>
               </w:rPr>
-              <w:t>5</w:t>
-            </w:r>
-            <w:r>
-              <w:rPr>
-                <w:rFonts w:eastAsia="Cambria"/>
-              </w:rPr>
-              <w:t>.</w:t>
+              <w:t>5.</w:t>
             </w:r>
           </w:p>
         </w:tc>
@@ -9861,13 +9232,7 @@
               <w:rPr>
                 <w:rFonts w:eastAsia="Cambria"/>
               </w:rPr>
-              <w:t>6</w:t>
-            </w:r>
-            <w:r>
-              <w:rPr>
-                <w:rFonts w:eastAsia="Cambria"/>
-              </w:rPr>
-              <w:t>.</w:t>
+              <w:t>6.</w:t>
             </w:r>
           </w:p>
         </w:tc>
@@ -9959,8 +9324,8 @@
               </w:rPr>
               <w:t>Start with the Loans department. It has the clearest policy boundaries, the highest current workflow friction (15–25 minutes per eligibility check), and the most measurable improvement signal. Limit to 3–5 loan officers in Phase 2.</w:t>
             </w:r>
-            <w:bookmarkStart w:id="22" w:name="pilot-deployment-plan"/>
-            <w:bookmarkEnd w:id="22"/>
+            <w:bookmarkStart w:id="21" w:name="pilot-deployment-plan"/>
+            <w:bookmarkEnd w:id="21"/>
           </w:p>
         </w:tc>
       </w:tr>
@@ -9977,7 +9342,7 @@
       <w:pPr>
         <w:pStyle w:val="Heading3"/>
       </w:pPr>
-      <w:bookmarkStart w:id="23" w:name="scaling-triggers"/>
+      <w:bookmarkStart w:id="22" w:name="scaling-triggers"/>
       <w:r>
         <w:t>12.1 Scaling Triggers</w:t>
       </w:r>
@@ -10009,15 +9374,7 @@
         </w:numPr>
       </w:pPr>
       <w:r>
-        <w:t xml:space="preserve">Knowledge base exceeds 1,000 documents evaluate migration from Chroma to </w:t>
-      </w:r>
-      <w:proofErr w:type="spellStart"/>
-      <w:r>
-        <w:t>Qdrant</w:t>
-      </w:r>
-      <w:proofErr w:type="spellEnd"/>
-      <w:r>
-        <w:t xml:space="preserve"> for better scalability</w:t>
+        <w:t>Knowledge base exceeds 1,000 documents evaluate migration from Chroma to Qdrant for better scalability</w:t>
       </w:r>
     </w:p>
     <w:p>
@@ -10041,7 +9398,7 @@
       <w:r>
         <w:t>Staff feedback indicates high false-positive escalation rate retune confidence threshold</w:t>
       </w:r>
-      <w:bookmarkEnd w:id="23"/>
+      <w:bookmarkEnd w:id="22"/>
     </w:p>
     <w:p>
       <w:pPr>
@@ -10356,8 +9713,8 @@
               </w:rPr>
               <w:t>Requires centralized knowledge base with branch-specific access scoping</w:t>
             </w:r>
-            <w:bookmarkStart w:id="24" w:name="long-term-architecture-evolution"/>
-            <w:bookmarkEnd w:id="24"/>
+            <w:bookmarkStart w:id="23" w:name="long-term-architecture-evolution"/>
+            <w:bookmarkEnd w:id="23"/>
           </w:p>
         </w:tc>
       </w:tr>
@@ -10622,21 +9979,7 @@
               <w:rPr>
                 <w:rFonts w:eastAsia="Cambria"/>
               </w:rPr>
-              <w:t xml:space="preserve">Initial training and </w:t>
-            </w:r>
-            <w:proofErr w:type="spellStart"/>
-            <w:r>
-              <w:rPr>
-                <w:rFonts w:eastAsia="Cambria"/>
-              </w:rPr>
-              <w:t>VoP</w:t>
-            </w:r>
-            <w:proofErr w:type="spellEnd"/>
-            <w:r>
-              <w:rPr>
-                <w:rFonts w:eastAsia="Cambria"/>
-              </w:rPr>
-              <w:t xml:space="preserve"> template development</w:t>
+              <w:t>Initial training and VoP template development</w:t>
             </w:r>
           </w:p>
         </w:tc>
@@ -10697,8 +10040,8 @@
               </w:rPr>
               <w:t>12,300 – 35,200</w:t>
             </w:r>
-            <w:bookmarkStart w:id="25" w:name="capital-expenditure-one-time"/>
-            <w:bookmarkEnd w:id="25"/>
+            <w:bookmarkStart w:id="24" w:name="capital-expenditure-one-time"/>
+            <w:bookmarkEnd w:id="24"/>
           </w:p>
         </w:tc>
       </w:tr>
@@ -11106,35 +10449,7 @@
               <w:rPr>
                 <w:rFonts w:eastAsia="Cambria"/>
               </w:rPr>
-              <w:t xml:space="preserve">Development cost assumes in-house or local developer capacity. If a specialist AI systems contractor is required, development costs may be 2–3x the estimates above. Cloud-hosted alternatives can reduce </w:t>
-            </w:r>
-            <w:proofErr w:type="spellStart"/>
-            <w:r>
-              <w:rPr>
-                <w:rFonts w:eastAsia="Cambria"/>
-              </w:rPr>
-              <w:t>CapEx</w:t>
-            </w:r>
-            <w:proofErr w:type="spellEnd"/>
-            <w:r>
-              <w:rPr>
-                <w:rFonts w:eastAsia="Cambria"/>
-              </w:rPr>
-              <w:t xml:space="preserve"> but increase </w:t>
-            </w:r>
-            <w:proofErr w:type="spellStart"/>
-            <w:r>
-              <w:rPr>
-                <w:rFonts w:eastAsia="Cambria"/>
-              </w:rPr>
-              <w:t>OpEx</w:t>
-            </w:r>
-            <w:proofErr w:type="spellEnd"/>
-            <w:r>
-              <w:rPr>
-                <w:rFonts w:eastAsia="Cambria"/>
-              </w:rPr>
-              <w:t xml:space="preserve"> and create vendor dependency.</w:t>
+              <w:t>Development cost assumes in-house or local developer capacity. If a specialist AI systems contractor is required, development costs may be 2–3x the estimates above. Cloud-hosted alternatives can reduce CapEx but increase OpEx and create vendor dependency.</w:t>
             </w:r>
           </w:p>
         </w:tc>
@@ -11153,15 +10468,7 @@
         <w:pStyle w:val="FirstParagraph"/>
       </w:pPr>
       <w:r>
-        <w:t xml:space="preserve">The Enhancement Report projects </w:t>
-      </w:r>
-      <w:proofErr w:type="gramStart"/>
-      <w:r>
-        <w:t>an</w:t>
-      </w:r>
-      <w:proofErr w:type="gramEnd"/>
-      <w:r>
-        <w:t xml:space="preserve"> ~85% reduction in routine workflow steps and report generation time from 2–4 hours to 5–10 minutes. Even conservative adoption of 25% of that efficiency gain across the Loans and Accounting departments would recover hardware and development costs within 12–18 months in staff time savings alone.</w:t>
+        <w:t>The Enhancement Report projects an ~85% reduction in routine workflow steps and report generation time from 2–4 hours to 5–10 minutes. Even conservative adoption of 25% of that efficiency gain across the Loans and Accounting departments would recover hardware and development costs within 12–18 months in staff time savings alone.</w:t>
       </w:r>
     </w:p>
     <w:tbl>
@@ -11249,40 +10556,7 @@
         <w:pStyle w:val="FirstParagraph"/>
       </w:pPr>
       <w:r>
-        <w:t>Two risks were in</w:t>
-      </w:r>
-      <w:r>
-        <w:t>dependently flagged by all four</w:t>
-      </w:r>
-      <w:r>
-        <w:t xml:space="preserve"> models Claude,</w:t>
-      </w:r>
-      <w:r>
-        <w:t xml:space="preserve"> </w:t>
-      </w:r>
-      <w:proofErr w:type="spellStart"/>
-      <w:r>
-        <w:t>Chatgpt</w:t>
-      </w:r>
-      <w:proofErr w:type="spellEnd"/>
-      <w:proofErr w:type="gramStart"/>
-      <w:r>
-        <w:t xml:space="preserve">, </w:t>
-      </w:r>
-      <w:r>
-        <w:t xml:space="preserve"> Gemini</w:t>
-      </w:r>
-      <w:proofErr w:type="gramEnd"/>
-      <w:r>
-        <w:t xml:space="preserve">, and </w:t>
-      </w:r>
-      <w:proofErr w:type="spellStart"/>
-      <w:r>
-        <w:t>DeepSeek</w:t>
-      </w:r>
-      <w:proofErr w:type="spellEnd"/>
-      <w:r>
-        <w:t xml:space="preserve"> and are classified Critical:</w:t>
+        <w:t>Two risks were independently flagged by all four models Claude, Chatgpt,  Gemini, and DeepSeek and are classified Critical:</w:t>
       </w:r>
     </w:p>
     <w:tbl>
@@ -11550,8 +10824,8 @@
               </w:rPr>
               <w:t>Phase 0</w:t>
             </w:r>
-            <w:bookmarkStart w:id="26" w:name="consensus-risks-from-multi-model-review"/>
-            <w:bookmarkEnd w:id="26"/>
+            <w:bookmarkStart w:id="25" w:name="consensus-risks-from-multi-model-review"/>
+            <w:bookmarkEnd w:id="25"/>
           </w:p>
         </w:tc>
       </w:tr>
@@ -11905,21 +11179,7 @@
               <w:rPr>
                 <w:rFonts w:eastAsia="Cambria"/>
               </w:rPr>
-              <w:t xml:space="preserve">Involve staff in </w:t>
-            </w:r>
-            <w:proofErr w:type="spellStart"/>
-            <w:r>
-              <w:rPr>
-                <w:rFonts w:eastAsia="Cambria"/>
-              </w:rPr>
-              <w:t>VoP</w:t>
-            </w:r>
-            <w:proofErr w:type="spellEnd"/>
-            <w:r>
-              <w:rPr>
-                <w:rFonts w:eastAsia="Cambria"/>
-              </w:rPr>
-              <w:t xml:space="preserve"> template review; demonstrate time savings with pilot metrics</w:t>
+              <w:t>Involve staff in VoP template review; demonstrate time savings with pilot metrics</w:t>
             </w:r>
           </w:p>
         </w:tc>
@@ -12337,19 +11597,7 @@
               <w:rPr>
                 <w:rFonts w:eastAsia="Cambria"/>
               </w:rPr>
-              <w:t>1</w:t>
-            </w:r>
-            <w:r>
-              <w:rPr>
-                <w:rFonts w:eastAsia="Cambria"/>
-              </w:rPr>
-              <w:t>.</w:t>
-            </w:r>
-            <w:r>
-              <w:rPr>
-                <w:rFonts w:eastAsia="Cambria"/>
-              </w:rPr>
-              <w:t xml:space="preserve"> Critical</w:t>
+              <w:t>1. Critical</w:t>
             </w:r>
           </w:p>
         </w:tc>
@@ -12389,19 +11637,7 @@
               <w:rPr>
                 <w:rFonts w:eastAsia="Cambria"/>
               </w:rPr>
-              <w:t>2</w:t>
-            </w:r>
-            <w:r>
-              <w:rPr>
-                <w:rFonts w:eastAsia="Cambria"/>
-              </w:rPr>
-              <w:t>.</w:t>
-            </w:r>
-            <w:r>
-              <w:rPr>
-                <w:rFonts w:eastAsia="Cambria"/>
-              </w:rPr>
-              <w:t xml:space="preserve"> Critical</w:t>
+              <w:t>2. Critical</w:t>
             </w:r>
           </w:p>
         </w:tc>
@@ -12441,19 +11677,7 @@
               <w:rPr>
                 <w:rFonts w:eastAsia="Cambria"/>
               </w:rPr>
-              <w:t>3</w:t>
-            </w:r>
-            <w:r>
-              <w:rPr>
-                <w:rFonts w:eastAsia="Cambria"/>
-              </w:rPr>
-              <w:t>.</w:t>
-            </w:r>
-            <w:r>
-              <w:rPr>
-                <w:rFonts w:eastAsia="Cambria"/>
-              </w:rPr>
-              <w:t xml:space="preserve"> High</w:t>
+              <w:t>3. High</w:t>
             </w:r>
           </w:p>
         </w:tc>
@@ -12493,19 +11717,7 @@
               <w:rPr>
                 <w:rFonts w:eastAsia="Cambria"/>
               </w:rPr>
-              <w:t>4</w:t>
-            </w:r>
-            <w:r>
-              <w:rPr>
-                <w:rFonts w:eastAsia="Cambria"/>
-              </w:rPr>
-              <w:t>.</w:t>
-            </w:r>
-            <w:r>
-              <w:rPr>
-                <w:rFonts w:eastAsia="Cambria"/>
-              </w:rPr>
-              <w:t xml:space="preserve"> High</w:t>
+              <w:t>4. High</w:t>
             </w:r>
           </w:p>
         </w:tc>
@@ -12545,19 +11757,7 @@
               <w:rPr>
                 <w:rFonts w:eastAsia="Cambria"/>
               </w:rPr>
-              <w:t>5</w:t>
-            </w:r>
-            <w:r>
-              <w:rPr>
-                <w:rFonts w:eastAsia="Cambria"/>
-              </w:rPr>
-              <w:t>.</w:t>
-            </w:r>
-            <w:r>
-              <w:rPr>
-                <w:rFonts w:eastAsia="Cambria"/>
-              </w:rPr>
-              <w:t xml:space="preserve"> High</w:t>
+              <w:t>5. High</w:t>
             </w:r>
           </w:p>
         </w:tc>
@@ -12597,19 +11797,7 @@
               <w:rPr>
                 <w:rFonts w:eastAsia="Cambria"/>
               </w:rPr>
-              <w:t>6</w:t>
-            </w:r>
-            <w:r>
-              <w:rPr>
-                <w:rFonts w:eastAsia="Cambria"/>
-              </w:rPr>
-              <w:t>.</w:t>
-            </w:r>
-            <w:r>
-              <w:rPr>
-                <w:rFonts w:eastAsia="Cambria"/>
-              </w:rPr>
-              <w:t xml:space="preserve"> Medium</w:t>
+              <w:t>6. Medium</w:t>
             </w:r>
           </w:p>
         </w:tc>
@@ -12649,19 +11837,7 @@
               <w:rPr>
                 <w:rFonts w:eastAsia="Cambria"/>
               </w:rPr>
-              <w:t>7</w:t>
-            </w:r>
-            <w:r>
-              <w:rPr>
-                <w:rFonts w:eastAsia="Cambria"/>
-              </w:rPr>
-              <w:t>.</w:t>
-            </w:r>
-            <w:r>
-              <w:rPr>
-                <w:rFonts w:eastAsia="Cambria"/>
-              </w:rPr>
-              <w:t xml:space="preserve"> Medium</w:t>
+              <w:t>7. Medium</w:t>
             </w:r>
           </w:p>
         </w:tc>
@@ -12680,21 +11856,7 @@
               <w:rPr>
                 <w:rFonts w:eastAsia="Cambria"/>
               </w:rPr>
-              <w:t xml:space="preserve">Draft </w:t>
-            </w:r>
-            <w:proofErr w:type="spellStart"/>
-            <w:r>
-              <w:rPr>
-                <w:rFonts w:eastAsia="Cambria"/>
-              </w:rPr>
-              <w:t>VoP</w:t>
-            </w:r>
-            <w:proofErr w:type="spellEnd"/>
-            <w:r>
-              <w:rPr>
-                <w:rFonts w:eastAsia="Cambria"/>
-              </w:rPr>
-              <w:t xml:space="preserve"> templates for Loans department (the recommended pilot scope)</w:t>
+              <w:t>Draft VoP templates for Loans department (the recommended pilot scope)</w:t>
             </w:r>
           </w:p>
         </w:tc>
@@ -12715,19 +11877,7 @@
               <w:rPr>
                 <w:rFonts w:eastAsia="Cambria"/>
               </w:rPr>
-              <w:t>8</w:t>
-            </w:r>
-            <w:r>
-              <w:rPr>
-                <w:rFonts w:eastAsia="Cambria"/>
-              </w:rPr>
-              <w:t>.</w:t>
-            </w:r>
-            <w:r>
-              <w:rPr>
-                <w:rFonts w:eastAsia="Cambria"/>
-              </w:rPr>
-              <w:t xml:space="preserve"> Medium</w:t>
+              <w:t>8. Medium</w:t>
             </w:r>
           </w:p>
         </w:tc>
@@ -12748,8 +11898,8 @@
               </w:rPr>
               <w:t>Build validation test set 20+ known-answer questions for loan eligibility and policy lookup</w:t>
             </w:r>
-            <w:bookmarkStart w:id="27" w:name="X3cc11a9778a51b4f44b20cf7c70046ac1a16d11"/>
-            <w:bookmarkEnd w:id="27"/>
+            <w:bookmarkStart w:id="26" w:name="X3cc11a9778a51b4f44b20cf7c70046ac1a16d11"/>
+            <w:bookmarkEnd w:id="26"/>
           </w:p>
         </w:tc>
       </w:tr>
@@ -12882,24 +12032,10 @@
               <w:rPr>
                 <w:rFonts w:eastAsia="Cambria"/>
               </w:rPr>
-              <w:t xml:space="preserve">By day 90 from project authorization: Policy Steward assigned. All loan policies in structured markdown. </w:t>
-            </w:r>
-            <w:proofErr w:type="spellStart"/>
-            <w:r>
-              <w:rPr>
-                <w:rFonts w:eastAsia="Cambria"/>
-              </w:rPr>
-              <w:t>VoP</w:t>
-            </w:r>
-            <w:proofErr w:type="spellEnd"/>
-            <w:r>
-              <w:rPr>
-                <w:rFonts w:eastAsia="Cambria"/>
-              </w:rPr>
-              <w:t xml:space="preserve"> templates for Loans department built and reviewed. Hardware procured and AI runtime installed. Validation test set complete. System ready for Phase 2 pilot.</w:t>
-            </w:r>
-            <w:bookmarkStart w:id="28" w:name="day-milestone"/>
-            <w:bookmarkEnd w:id="28"/>
+              <w:t>By day 90 from project authorization: Policy Steward assigned. All loan policies in structured markdown. VoP templates for Loans department built and reviewed. Hardware procured and AI runtime installed. Validation test set complete. System ready for Phase 2 pilot.</w:t>
+            </w:r>
+            <w:bookmarkStart w:id="27" w:name="day-milestone"/>
+            <w:bookmarkEnd w:id="27"/>
           </w:p>
         </w:tc>
       </w:tr>
@@ -12917,15 +12053,7 @@
         <w:pStyle w:val="FirstParagraph"/>
       </w:pPr>
       <w:r>
-        <w:t xml:space="preserve">All assumptions are listed separately from document-supported facts, as required by the </w:t>
-      </w:r>
-      <w:proofErr w:type="spellStart"/>
-      <w:r>
-        <w:t>VoP</w:t>
-      </w:r>
-      <w:proofErr w:type="spellEnd"/>
-      <w:r>
-        <w:t xml:space="preserve"> Rules field. If any assumption proves false, the indicated impact applies.</w:t>
+        <w:t>All assumptions are listed separately from document-supported facts, as required by the VoP Rules field. If any assumption proves false, the indicated impact applies.</w:t>
       </w:r>
     </w:p>
     <w:tbl>
@@ -13056,13 +12184,7 @@
               <w:rPr>
                 <w:rFonts w:eastAsia="Cambria"/>
               </w:rPr>
-              <w:t>1</w:t>
-            </w:r>
-            <w:r>
-              <w:rPr>
-                <w:rFonts w:eastAsia="Cambria"/>
-              </w:rPr>
-              <w:t>.</w:t>
+              <w:t>1.</w:t>
             </w:r>
           </w:p>
         </w:tc>
@@ -13140,13 +12262,7 @@
               <w:rPr>
                 <w:rFonts w:eastAsia="Cambria"/>
               </w:rPr>
-              <w:t>2</w:t>
-            </w:r>
-            <w:r>
-              <w:rPr>
-                <w:rFonts w:eastAsia="Cambria"/>
-              </w:rPr>
-              <w:t>.</w:t>
+              <w:t>2.</w:t>
             </w:r>
           </w:p>
         </w:tc>
@@ -13184,21 +12300,7 @@
               <w:rPr>
                 <w:rFonts w:eastAsia="Cambria"/>
               </w:rPr>
-              <w:t xml:space="preserve">Adjust </w:t>
-            </w:r>
-            <w:proofErr w:type="spellStart"/>
-            <w:r>
-              <w:rPr>
-                <w:rFonts w:eastAsia="Cambria"/>
-              </w:rPr>
-              <w:t>CapEx</w:t>
-            </w:r>
-            <w:proofErr w:type="spellEnd"/>
-            <w:r>
-              <w:rPr>
-                <w:rFonts w:eastAsia="Cambria"/>
-              </w:rPr>
-              <w:t xml:space="preserve"> estimate; budget authorization may need revision</w:t>
+              <w:t>Adjust CapEx estimate; budget authorization may need revision</w:t>
             </w:r>
           </w:p>
         </w:tc>
@@ -13239,13 +12341,7 @@
                 <w:rFonts w:eastAsia="Cambria"/>
               </w:rPr>
               <w:lastRenderedPageBreak/>
-              <w:t>3</w:t>
-            </w:r>
-            <w:r>
-              <w:rPr>
-                <w:rFonts w:eastAsia="Cambria"/>
-              </w:rPr>
-              <w:t>.</w:t>
+              <w:t>3.</w:t>
             </w:r>
           </w:p>
         </w:tc>
@@ -13323,13 +12419,7 @@
               <w:rPr>
                 <w:rFonts w:eastAsia="Cambria"/>
               </w:rPr>
-              <w:t>4</w:t>
-            </w:r>
-            <w:r>
-              <w:rPr>
-                <w:rFonts w:eastAsia="Cambria"/>
-              </w:rPr>
-              <w:t>.</w:t>
+              <w:t>4.</w:t>
             </w:r>
           </w:p>
         </w:tc>
@@ -13407,13 +12497,7 @@
               <w:rPr>
                 <w:rFonts w:eastAsia="Cambria"/>
               </w:rPr>
-              <w:t>5</w:t>
-            </w:r>
-            <w:r>
-              <w:rPr>
-                <w:rFonts w:eastAsia="Cambria"/>
-              </w:rPr>
-              <w:t>.</w:t>
+              <w:t>5.</w:t>
             </w:r>
           </w:p>
         </w:tc>
@@ -13491,13 +12575,7 @@
               <w:rPr>
                 <w:rFonts w:eastAsia="Cambria"/>
               </w:rPr>
-              <w:t>6</w:t>
-            </w:r>
-            <w:r>
-              <w:rPr>
-                <w:rFonts w:eastAsia="Cambria"/>
-              </w:rPr>
-              <w:t>.</w:t>
+              <w:t>6.</w:t>
             </w:r>
           </w:p>
         </w:tc>
@@ -13575,13 +12653,7 @@
               <w:rPr>
                 <w:rFonts w:eastAsia="Cambria"/>
               </w:rPr>
-              <w:t>7</w:t>
-            </w:r>
-            <w:r>
-              <w:rPr>
-                <w:rFonts w:eastAsia="Cambria"/>
-              </w:rPr>
-              <w:t>.</w:t>
+              <w:t>7.</w:t>
             </w:r>
           </w:p>
         </w:tc>
@@ -13657,15 +12729,7 @@
         <w:pStyle w:val="FirstParagraph"/>
       </w:pPr>
       <w:r>
-        <w:t xml:space="preserve">Per </w:t>
-      </w:r>
-      <w:proofErr w:type="spellStart"/>
-      <w:r>
-        <w:t>VoP</w:t>
-      </w:r>
-      <w:proofErr w:type="spellEnd"/>
-      <w:r>
-        <w:t xml:space="preserve"> Rules: every recommendation includes a source document reference and confidence level.</w:t>
+        <w:t>Per VoP Rules: every recommendation includes a source document reference and confidence level.</w:t>
       </w:r>
     </w:p>
     <w:tbl>
@@ -13851,21 +12915,7 @@
               <w:rPr>
                 <w:rFonts w:eastAsia="Cambria"/>
               </w:rPr>
-              <w:t xml:space="preserve">Concept Document §6, </w:t>
-            </w:r>
-            <w:proofErr w:type="spellStart"/>
-            <w:r>
-              <w:rPr>
-                <w:rFonts w:eastAsia="Cambria"/>
-              </w:rPr>
-              <w:t>VoP</w:t>
-            </w:r>
-            <w:proofErr w:type="spellEnd"/>
-            <w:r>
-              <w:rPr>
-                <w:rFonts w:eastAsia="Cambria"/>
-              </w:rPr>
-              <w:t xml:space="preserve"> Template Authority section</w:t>
+              <w:t>Concept Document §6, VoP Template Authority section</w:t>
             </w:r>
           </w:p>
         </w:tc>
@@ -14255,20 +13305,12 @@
                 <w:rFonts w:ascii="Cambria" w:eastAsia="Cambria" w:hAnsi="Cambria"/>
               </w:rPr>
             </w:pPr>
-            <w:proofErr w:type="spellStart"/>
             <w:r>
               <w:rPr>
                 <w:rFonts w:eastAsia="Cambria"/>
               </w:rPr>
               <w:lastRenderedPageBreak/>
-              <w:t>LlamaIndex</w:t>
-            </w:r>
-            <w:proofErr w:type="spellEnd"/>
-            <w:r>
-              <w:rPr>
-                <w:rFonts w:eastAsia="Cambria"/>
-              </w:rPr>
-              <w:t xml:space="preserve"> for RAG framework</w:t>
+              <w:t>LlamaIndex for RAG framework</w:t>
             </w:r>
           </w:p>
         </w:tc>
@@ -14474,15 +13516,7 @@
                 <w:i/>
                 <w:iCs/>
               </w:rPr>
-              <w:t>Both</w:t>
-            </w:r>
-            <w:r>
-              <w:rPr>
-                <w:rFonts w:eastAsia="Cambria"/>
-                <w:i/>
-                <w:iCs/>
-              </w:rPr>
-              <w:t xml:space="preserve"> require organizational commitment.</w:t>
+              <w:t>Both require organizational commitment.</w:t>
             </w:r>
           </w:p>
           <w:p>
@@ -14506,22 +13540,14 @@
         <w:pStyle w:val="BodyText"/>
       </w:pPr>
       <w:r>
-        <w:t xml:space="preserve">End of document Cooperative AI System Implementation Strategy </w:t>
-      </w:r>
-      <w:proofErr w:type="spellStart"/>
-      <w:r>
-        <w:t>VoP</w:t>
-      </w:r>
-      <w:proofErr w:type="spellEnd"/>
-      <w:r>
-        <w:t xml:space="preserve"> Execution May 2026 -e ## Architecture Clarifications (from Addendum)</w:t>
+        <w:t>End of document Cooperative AI System Implementation Strategy VoP Execution May 2026 -e ## Architecture Clarifications (from Addendum)</w:t>
       </w:r>
     </w:p>
     <w:p>
       <w:pPr>
         <w:pStyle w:val="Heading3"/>
       </w:pPr>
-      <w:bookmarkStart w:id="29" w:name="deployment-architecture-clarification"/>
+      <w:bookmarkStart w:id="28" w:name="deployment-architecture-clarification"/>
       <w:r>
         <w:t>2. Deployment Architecture Clarification</w:t>
       </w:r>
@@ -14530,7 +13556,7 @@
       <w:pPr>
         <w:pStyle w:val="Heading4"/>
       </w:pPr>
-      <w:bookmarkStart w:id="30" w:name="centralized-inference-model"/>
+      <w:bookmarkStart w:id="29" w:name="centralized-inference-model"/>
       <w:r>
         <w:t>2.1. Centralized Inference Model</w:t>
       </w:r>
@@ -14540,21 +13566,25 @@
         <w:pStyle w:val="FirstParagraph"/>
       </w:pPr>
       <w:r>
-        <w:t xml:space="preserve">CAS is architected around one centralized AI model instance serving all users, not a separate model per staff machine. This decision is driven by two requirements that only hold under centralization: task-scoped environment isolation (each request is governed and audited in one place, consistent with </w:t>
-      </w:r>
-      <w:proofErr w:type="spellStart"/>
-      <w:r>
-        <w:t>VoP's</w:t>
-      </w:r>
-      <w:proofErr w:type="spellEnd"/>
-      <w:r>
-        <w:t xml:space="preserve"> per-role template design) and a single, coherent audit trail for future compliance </w:t>
-      </w:r>
-      <w:r>
-        <w:t>review a</w:t>
-      </w:r>
-      <w:r>
-        <w:t xml:space="preserve"> distributed per-machine model would fragment the audit log the Risk &amp; Mitigation Report's “Four-eyes” and staleness-alert mechanisms depend on.</w:t>
+        <w:t>CAS is architected around one centralized AI model instance serving all users, not a separate model per staff machine. This decision is driven by two requirements that only hold under centralization: task-scoped environment isolation (each request is governed and audited in one place, consistent with VoP's per-role template design) and a single, coherent audit trail for future compliance review a distributed per-machine model would fragment the audit log the Risk &amp; Mitigation Report's “Four-eyes” and staleness-alert mechanisms depend on.</w:t>
+      </w:r>
+      <w:bookmarkEnd w:id="29"/>
+    </w:p>
+    <w:p>
+      <w:pPr>
+        <w:pStyle w:val="Heading4"/>
+      </w:pPr>
+      <w:bookmarkStart w:id="30" w:name="staff-machines-stay-untouched"/>
+      <w:r>
+        <w:t>2.2. Staff Machines Stay Untouched</w:t>
+      </w:r>
+    </w:p>
+    <w:p>
+      <w:pPr>
+        <w:pStyle w:val="FirstParagraph"/>
+      </w:pPr>
+      <w:r>
+        <w:t>Cooperative staff computers are existing Windows machines. A hard constraint carried forward into this addendum: implementation must not require reformatting any staff machine to Linux, or any other disruptive OS change. Because the staff-facing interface is browser-based (Simulation Plan §2, “Presentation” layer), this constraint is straightforward to satisfy  staff machines act purely as thin clients pointed at the centralized inference server. No local model, vector database, or governance logic runs on staff hardware.</w:t>
       </w:r>
       <w:bookmarkEnd w:id="30"/>
     </w:p>
@@ -14562,9 +13592,9 @@
       <w:pPr>
         <w:pStyle w:val="Heading4"/>
       </w:pPr>
-      <w:bookmarkStart w:id="31" w:name="staff-machines-stay-untouched"/>
-      <w:r>
-        <w:t>2.2. Staff Machines Stay Untouched</w:t>
+      <w:bookmarkStart w:id="31" w:name="X516a728c2894148fb98b2c8f6f38778a0401b14"/>
+      <w:r>
+        <w:t>2.3. Role of a Virtual Machine in This Project</w:t>
       </w:r>
     </w:p>
     <w:p>
@@ -14572,7 +13602,7 @@
         <w:pStyle w:val="FirstParagraph"/>
       </w:pPr>
       <w:r>
-        <w:t>Cooperative staff computers are existing Windows machines. A hard constraint carried forward into this addendum: implementation must not require reformatting any staff machine to Linux, or any other disruptive OS change. Because the staff-facing interface is browser-based (Simulation Plan §2, “Presentation” layer), this constraint is straightforward to satisfy  staff machines act purely as thin clients pointed at the centralized inference server. No local model, vector database, or governance logic runs on staff hardware.</w:t>
+        <w:t>A VM is not a stand-in for every staff machine it does not need to be, since staff machines only run a browser. Its role is narrower and more practical: a clean, disposable, reproducible environment to build and run the centralized inference server, the n8n mini-test stack, and eventually the Simulation, without entangling any of it with a personal development machine. This also means the environment can be rebuilt from scratch if corrupted, and eventually handed off or demonstrated on hardware other than the original build machine.</w:t>
       </w:r>
       <w:bookmarkEnd w:id="31"/>
     </w:p>
@@ -14580,9 +13610,9 @@
       <w:pPr>
         <w:pStyle w:val="Heading4"/>
       </w:pPr>
-      <w:bookmarkStart w:id="32" w:name="X516a728c2894148fb98b2c8f6f38778a0401b14"/>
-      <w:r>
-        <w:t>2.3. Role of a Virtual Machine in This Project</w:t>
+      <w:bookmarkStart w:id="32" w:name="windows-compatible-stack-note"/>
+      <w:r>
+        <w:t>2.4. Windows-Compatible Stack Note</w:t>
       </w:r>
     </w:p>
     <w:p>
@@ -14590,70 +13620,20 @@
         <w:pStyle w:val="FirstParagraph"/>
       </w:pPr>
       <w:r>
-        <w:t xml:space="preserve">A VM is not a stand-in for every staff </w:t>
-      </w:r>
-      <w:r>
-        <w:t>machine it</w:t>
-      </w:r>
-      <w:r>
-        <w:t xml:space="preserve"> does not need to be, since staff machines only run a browser. Its role is narrower and more practical: a clean, disposable, reproducible environment to build and run the centralized inference server, the n8n mini-test stack, and eventually the Simulation, without entangling any of it with a personal development machine. This also means the environment can be rebuilt from scratch if corrupted, and eventually handed off or demonstrated on hardware other than the original build machine.</w:t>
-      </w:r>
-      <w:bookmarkEnd w:id="32"/>
-    </w:p>
-    <w:p>
-      <w:pPr>
-        <w:pStyle w:val="Heading4"/>
-      </w:pPr>
-      <w:bookmarkStart w:id="33" w:name="windows-compatible-stack-note"/>
-      <w:r>
-        <w:t>2.4. Windows-Compatible Stack Note</w:t>
-      </w:r>
-    </w:p>
-    <w:p>
-      <w:pPr>
-        <w:pStyle w:val="FirstParagraph"/>
-      </w:pPr>
-      <w:r>
-        <w:t xml:space="preserve">The Implementation Strategy's original stack recommendation (local LLM via </w:t>
-      </w:r>
-      <w:proofErr w:type="spellStart"/>
-      <w:r>
-        <w:t>Ollama</w:t>
-      </w:r>
-      <w:proofErr w:type="spellEnd"/>
-      <w:r>
-        <w:t>, Chroma/</w:t>
-      </w:r>
-      <w:proofErr w:type="spellStart"/>
-      <w:r>
-        <w:t>Qdrant</w:t>
-      </w:r>
-      <w:proofErr w:type="spellEnd"/>
-      <w:r>
-        <w:t xml:space="preserve">, </w:t>
-      </w:r>
-      <w:proofErr w:type="spellStart"/>
-      <w:proofErr w:type="gramStart"/>
-      <w:r>
-        <w:t>LlamaIndex</w:t>
-      </w:r>
-      <w:proofErr w:type="spellEnd"/>
-      <w:proofErr w:type="gramEnd"/>
-      <w:r>
-        <w:t xml:space="preserve">) was written without pinning an OS target. All of these run natively on Windows without requiring WSL2 or a Linux reformat, which keeps the centralized server </w:t>
+        <w:t xml:space="preserve">The Implementation Strategy's original stack recommendation (local LLM via Ollama, Chroma/Qdrant, LlamaIndex) was written without pinning an OS target. All of these run natively on Windows without requiring WSL2 or a Linux reformat, which keeps the centralized server </w:t>
       </w:r>
       <w:r>
         <w:lastRenderedPageBreak/>
         <w:t>itself deployable on Windows infrastructure if that is preferable to a dedicated Linux VM  this remains an open choice to confirm during Phase 0 hardware setup, not a decision this addendum forecloses.</w:t>
       </w:r>
-      <w:bookmarkEnd w:id="29"/>
-      <w:bookmarkEnd w:id="33"/>
+      <w:bookmarkEnd w:id="28"/>
+      <w:bookmarkEnd w:id="32"/>
     </w:p>
     <w:p>
       <w:pPr>
         <w:pStyle w:val="Heading3"/>
       </w:pPr>
-      <w:bookmarkStart w:id="34" w:name="budget-hardware-revision"/>
+      <w:bookmarkStart w:id="33" w:name="budget-hardware-revision"/>
       <w:r>
         <w:t>3. Budget Hardware Revision</w:t>
       </w:r>
@@ -14863,21 +13843,7 @@
               <w:rPr>
                 <w:rFonts w:eastAsia="Cambria"/>
               </w:rPr>
-              <w:t>Runs a small quantized model (GGUF, via llama.cpp/</w:t>
-            </w:r>
-            <w:proofErr w:type="spellStart"/>
-            <w:r>
-              <w:rPr>
-                <w:rFonts w:eastAsia="Cambria"/>
-              </w:rPr>
-              <w:t>Ollama</w:t>
-            </w:r>
-            <w:proofErr w:type="spellEnd"/>
-            <w:r>
-              <w:rPr>
-                <w:rFonts w:eastAsia="Cambria"/>
-              </w:rPr>
-              <w:t>) to prove the local-inference pipeline works end to end.</w:t>
+              <w:t>Runs a small quantized model (GGUF, via llama.cpp/Ollama) to prove the local-inference pipeline works end to end.</w:t>
             </w:r>
           </w:p>
         </w:tc>
@@ -14896,19 +13862,7 @@
               <w:rPr>
                 <w:rFonts w:eastAsia="Cambria"/>
               </w:rPr>
-              <w:t xml:space="preserve">Slow response </w:t>
-            </w:r>
-            <w:r>
-              <w:rPr>
-                <w:rFonts w:eastAsia="Cambria"/>
-              </w:rPr>
-              <w:t>times acceptable</w:t>
-            </w:r>
-            <w:r>
-              <w:rPr>
-                <w:rFonts w:eastAsia="Cambria"/>
-              </w:rPr>
-              <w:t xml:space="preserve"> for logic validation, not for a live pilot.</w:t>
+              <w:t>Slow response times acceptable for logic validation, not for a live pilot.</w:t>
             </w:r>
           </w:p>
         </w:tc>
@@ -14948,19 +13902,7 @@
               <w:rPr>
                 <w:rFonts w:eastAsia="Cambria"/>
               </w:rPr>
-              <w:t>17,000</w:t>
-            </w:r>
-            <w:r>
-              <w:rPr>
-                <w:rFonts w:eastAsia="Cambria"/>
-              </w:rPr>
-              <w:t>(peso)</w:t>
-            </w:r>
-            <w:r>
-              <w:rPr>
-                <w:rFonts w:eastAsia="Cambria"/>
-              </w:rPr>
-              <w:t xml:space="preserve"> (~300)</w:t>
+              <w:t>17,000(peso) (~300)</w:t>
             </w:r>
           </w:p>
         </w:tc>
@@ -15087,85 +14029,63 @@
         <w:pStyle w:val="BodyText"/>
       </w:pPr>
       <w:r>
-        <w:t xml:space="preserve">Recommendation: defer GPU purchase during the mini-test and early Simulation phases (neither requires a local </w:t>
-      </w:r>
-      <w:r>
-        <w:t>model the</w:t>
-      </w:r>
-      <w:r>
-        <w:t xml:space="preserve"> mini-test uses no LLM at all, and the Simulation deliberately substitutes the Claude API per Simulation Plan §2.1). Acquire hardware only once local-inference validation is the specific thing being tested, and size it to the RTX 3060 12GB tier unless concurrent-load testing is imminent.</w:t>
-      </w:r>
+        <w:t>Recommendation: defer GPU purchase during the mini-test and early Simulation phases (neither requires a local model the mini-test uses no LLM at all, and the Simulation deliberately substitutes the Claude API per Simulation Plan §2.1). Acquire hardware only once local-inference validation is the specific thing being tested, and size it to the RTX 3060 12GB tier unless concurrent-load testing is imminent.</w:t>
+      </w:r>
+      <w:bookmarkEnd w:id="33"/>
+    </w:p>
+    <w:p>
+      <w:pPr>
+        <w:pStyle w:val="Heading3"/>
+      </w:pPr>
+      <w:bookmarkStart w:id="34" w:name="offline-by-default-confirmation"/>
+      <w:r>
+        <w:t>4. Offline-by-Default Confirmation</w:t>
+      </w:r>
+    </w:p>
+    <w:p>
+      <w:pPr>
+        <w:pStyle w:val="FirstParagraph"/>
+      </w:pPr>
+      <w:r>
+        <w:t>Consistent with Implementation Strategy §4.3, the local inference tier has no outbound internet dependency for routine queries  the n8n mini-test stack (Docker, Postgres, n8n) already runs fully offline today. The only online path in the full design is the escalation tier (Tier 2, cloud AI for low-confidence cases), and only after member identifiers are designates. This addendum reaffirms that design rather than changing it, since it was implicit but not stated as plainly as a standalone principle in the original documents.</w:t>
+      </w:r>
+      <w:bookmarkStart w:id="35" w:name="_GoBack"/>
+      <w:bookmarkEnd w:id="2"/>
       <w:bookmarkEnd w:id="34"/>
+      <w:bookmarkEnd w:id="35"/>
+    </w:p>
+    <w:p>
+      <w:pPr>
+        <w:pStyle w:val="Heading1"/>
+      </w:pPr>
+      <w:bookmarkStart w:id="36" w:name="part-b-data-quality-intelligence-dqi"/>
+      <w:r>
+        <w:lastRenderedPageBreak/>
+        <w:t xml:space="preserve">Part </w:t>
+      </w:r>
+      <w:proofErr w:type="gramStart"/>
+      <w:r>
+        <w:t>B  Data</w:t>
+      </w:r>
+      <w:proofErr w:type="gramEnd"/>
+      <w:r>
+        <w:t xml:space="preserve"> Quality Intelligence (DQI)</w:t>
+      </w:r>
+    </w:p>
+    <w:p>
+      <w:pPr>
+        <w:pStyle w:val="Heading2"/>
+      </w:pPr>
+      <w:bookmarkStart w:id="37" w:name="ai-data-quality-intelligence-dqi"/>
+      <w:r>
+        <w:t>AI Data Quality Intelligence (DQI)</w:t>
+      </w:r>
     </w:p>
     <w:p>
       <w:pPr>
         <w:pStyle w:val="Heading3"/>
       </w:pPr>
-      <w:bookmarkStart w:id="35" w:name="offline-by-default-confirmation"/>
-      <w:r>
-        <w:t>4. Offline-by-Default Confirmation</w:t>
-      </w:r>
-    </w:p>
-    <w:p>
-      <w:pPr>
-        <w:pStyle w:val="FirstParagraph"/>
-      </w:pPr>
-      <w:r>
-        <w:t xml:space="preserve">Consistent with Implementation Strategy §4.3, the local inference tier has no outbound internet dependency for routine queries  the n8n mini-test stack (Docker, </w:t>
-      </w:r>
-      <w:proofErr w:type="spellStart"/>
-      <w:r>
-        <w:t>Postgres</w:t>
-      </w:r>
-      <w:proofErr w:type="spellEnd"/>
-      <w:r>
-        <w:t>, n8n) already runs fully offline today. The only online path in the full design is the escalation tier (Tier 2, cloud AI for low-confidence cases), and only after member identifiers are designates. This addendum reaffirms that design rather than changing it, since it was implicit but not stated as plainly as a standalone principle in the original documents.</w:t>
-      </w:r>
-      <w:bookmarkEnd w:id="35"/>
-    </w:p>
-    <w:p>
-      <w:pPr>
-        <w:pStyle w:val="Heading2"/>
-      </w:pPr>
-      <w:bookmarkStart w:id="36" w:name="e"/>
-      <w:r>
-        <w:lastRenderedPageBreak/>
-        <w:t>-e</w:t>
-      </w:r>
-      <w:bookmarkEnd w:id="3"/>
-      <w:bookmarkEnd w:id="36"/>
-    </w:p>
-    <w:p>
-      <w:pPr>
-        <w:pStyle w:val="Heading1"/>
-      </w:pPr>
-      <w:bookmarkStart w:id="37" w:name="part-b-data-quality-intelligence-dqi"/>
-      <w:r>
-        <w:t xml:space="preserve">Part </w:t>
-      </w:r>
-      <w:proofErr w:type="gramStart"/>
-      <w:r>
-        <w:t>B  Data</w:t>
-      </w:r>
-      <w:proofErr w:type="gramEnd"/>
-      <w:r>
-        <w:t xml:space="preserve"> Quality Intelligence (DQI)</w:t>
-      </w:r>
-    </w:p>
-    <w:p>
-      <w:pPr>
-        <w:pStyle w:val="Heading2"/>
-      </w:pPr>
-      <w:bookmarkStart w:id="38" w:name="ai-data-quality-intelligence-dqi"/>
-      <w:r>
-        <w:t>AI Data Quality Intelligence (DQI)</w:t>
-      </w:r>
-    </w:p>
-    <w:p>
-      <w:pPr>
-        <w:pStyle w:val="Heading3"/>
-      </w:pPr>
-      <w:bookmarkStart w:id="39" w:name="cooperative-ai-system-cas"/>
+      <w:bookmarkStart w:id="38" w:name="cooperative-ai-system-cas"/>
       <w:r>
         <w:t>Cooperative AI System (CAS)</w:t>
       </w:r>
@@ -15184,16 +14104,50 @@
       <w:r>
         <w:t xml:space="preserve"> Draft 1.0</w:t>
       </w:r>
+      <w:bookmarkEnd w:id="37"/>
       <w:bookmarkEnd w:id="38"/>
+    </w:p>
+    <w:p>
+      <w:pPr>
+        <w:pStyle w:val="Heading2"/>
+      </w:pPr>
+      <w:bookmarkStart w:id="39" w:name="purpose"/>
+      <w:r>
+        <w:t>1. Purpose</w:t>
+      </w:r>
+    </w:p>
+    <w:p>
+      <w:pPr>
+        <w:pStyle w:val="FirstParagraph"/>
+      </w:pPr>
+      <w:r>
+        <w:t>The AI Data Quality Intelligence (DQI) Framework is an architectural component of the Cooperative AI System (CAS) designed to preserve, improve, and maintain the quality of organizational information throughout its lifecycle.</w:t>
+      </w:r>
+    </w:p>
+    <w:p>
+      <w:pPr>
+        <w:pStyle w:val="BodyText"/>
+      </w:pPr>
+      <w:r>
+        <w:t>Rather than acting as a decision-maker, the AI continuously observes business workflows, detects potential information quality issues, and collaborates with human users to improve the integrity of enterprise data before it propagates throughout the organization.</w:t>
+      </w:r>
+    </w:p>
+    <w:p>
+      <w:pPr>
+        <w:pStyle w:val="BodyText"/>
+      </w:pPr>
+      <w:r>
+        <w:t>The objective is not to replace human judgment, but to ensure that organizational knowledge becomes more accurate, more consistent, and more trustworthy over time.</w:t>
+      </w:r>
       <w:bookmarkEnd w:id="39"/>
     </w:p>
     <w:p>
       <w:pPr>
         <w:pStyle w:val="Heading2"/>
       </w:pPr>
-      <w:bookmarkStart w:id="40" w:name="purpose"/>
-      <w:r>
-        <w:t>1. Purpose</w:t>
+      <w:bookmarkStart w:id="40" w:name="vision"/>
+      <w:r>
+        <w:t>2. Vision</w:t>
       </w:r>
     </w:p>
     <w:p>
@@ -15201,7 +14155,7 @@
         <w:pStyle w:val="FirstParagraph"/>
       </w:pPr>
       <w:r>
-        <w:t>The AI Data Quality Intelligence (DQI) Framework is an architectural component of the Cooperative AI System (CAS) designed to preserve, improve, and maintain the quality of organizational information throughout its lifecycle.</w:t>
+        <w:t>Create an enterprise environment where every business process naturally improves the quality of organizational information.</w:t>
       </w:r>
     </w:p>
     <w:p>
@@ -15209,15 +14163,7 @@
         <w:pStyle w:val="BodyText"/>
       </w:pPr>
       <w:r>
-        <w:t>Rather than acting as a decision-maker, the AI continuously observes business workflows, detects potential information quality issues, and collaborates with human users to improve the integrity of enterprise data before it propagates throughout the organization.</w:t>
-      </w:r>
-    </w:p>
-    <w:p>
-      <w:pPr>
-        <w:pStyle w:val="BodyText"/>
-      </w:pPr>
-      <w:r>
-        <w:t>The objective is not to replace human judgment, but to ensure that organizational knowledge becomes more accurate, more consistent, and more trustworthy over time.</w:t>
+        <w:t>The system continuously assists users in creating structured, validated, and trustworthy data while preserving human authority over organizational records.</w:t>
       </w:r>
       <w:bookmarkEnd w:id="40"/>
     </w:p>
@@ -15225,33 +14171,7 @@
       <w:pPr>
         <w:pStyle w:val="Heading2"/>
       </w:pPr>
-      <w:bookmarkStart w:id="41" w:name="vision"/>
-      <w:r>
-        <w:t>2. Vision</w:t>
-      </w:r>
-    </w:p>
-    <w:p>
-      <w:pPr>
-        <w:pStyle w:val="FirstParagraph"/>
-      </w:pPr>
-      <w:r>
-        <w:t>Create an enterprise environment where every business process naturally improves the quality of organizational information.</w:t>
-      </w:r>
-    </w:p>
-    <w:p>
-      <w:pPr>
-        <w:pStyle w:val="BodyText"/>
-      </w:pPr>
-      <w:r>
-        <w:t>The system continuously assists users in creating structured, validated, and trustworthy data while preserving human authority over organizational records.</w:t>
-      </w:r>
-      <w:bookmarkEnd w:id="41"/>
-    </w:p>
-    <w:p>
-      <w:pPr>
-        <w:pStyle w:val="Heading2"/>
-      </w:pPr>
-      <w:bookmarkStart w:id="42" w:name="mission"/>
+      <w:bookmarkStart w:id="41" w:name="mission"/>
       <w:r>
         <w:t>3. Mission</w:t>
       </w:r>
@@ -15347,15 +14267,66 @@
       <w:r>
         <w:t>Preserve organizational knowledge for future analytics and intelligent decision support.</w:t>
       </w:r>
+      <w:bookmarkEnd w:id="41"/>
+    </w:p>
+    <w:p>
+      <w:pPr>
+        <w:pStyle w:val="Heading2"/>
+      </w:pPr>
+      <w:bookmarkStart w:id="42" w:name="philosophy"/>
+      <w:r>
+        <w:t>4. Philosophy</w:t>
+      </w:r>
+    </w:p>
+    <w:p>
+      <w:pPr>
+        <w:pStyle w:val="FirstParagraph"/>
+      </w:pPr>
+      <w:r>
+        <w:t>Data quality is not a one-time validation process.</w:t>
+      </w:r>
+    </w:p>
+    <w:p>
+      <w:pPr>
+        <w:pStyle w:val="BodyText"/>
+      </w:pPr>
+      <w:r>
+        <w:t>Data quality is a continuous organizational responsibility.</w:t>
+      </w:r>
+    </w:p>
+    <w:p>
+      <w:pPr>
+        <w:pStyle w:val="BodyText"/>
+      </w:pPr>
+      <w:r>
+        <w:t>Every interaction between users and enterprise systems either strengthens or weakens organizational knowledge.</w:t>
+      </w:r>
+    </w:p>
+    <w:p>
+      <w:pPr>
+        <w:pStyle w:val="BodyText"/>
+      </w:pPr>
+      <w:r>
+        <w:t>Small errors, when accepted repeatedly, become organizational truth.</w:t>
+      </w:r>
+    </w:p>
+    <w:p>
+      <w:pPr>
+        <w:pStyle w:val="BodyText"/>
+      </w:pPr>
+      <w:r>
+        <w:t>The purpose of DQI is to reduce the accumulation of these errors before they become systemic problems.</w:t>
+      </w:r>
       <w:bookmarkEnd w:id="42"/>
     </w:p>
     <w:p>
       <w:pPr>
         <w:pStyle w:val="Heading2"/>
       </w:pPr>
-      <w:bookmarkStart w:id="43" w:name="philosophy"/>
-      <w:r>
-        <w:t>4. Philosophy</w:t>
+      <w:bookmarkStart w:id="43" w:name="the-information-quality-principle"/>
+      <w:r>
+        <w:lastRenderedPageBreak/>
+        <w:t>5. The Information Quality Principle</w:t>
       </w:r>
     </w:p>
     <w:p>
@@ -15363,7 +14334,7 @@
         <w:pStyle w:val="FirstParagraph"/>
       </w:pPr>
       <w:r>
-        <w:t>Data quality is not a one-time validation process.</w:t>
+        <w:t>Traditional enterprise systems assume that information entered by users is correct once validation rules have been satisfied.</w:t>
       </w:r>
     </w:p>
     <w:p>
@@ -15371,7 +14342,7 @@
         <w:pStyle w:val="BodyText"/>
       </w:pPr>
       <w:r>
-        <w:t>Data quality is a continuous organizational responsibility.</w:t>
+        <w:t>CAS adopts a different philosophy.</w:t>
       </w:r>
     </w:p>
     <w:p>
@@ -15379,7 +14350,7 @@
         <w:pStyle w:val="BodyText"/>
       </w:pPr>
       <w:r>
-        <w:t>Every interaction between users and enterprise systems either strengthens or weakens organizational knowledge.</w:t>
+        <w:t>Every piece of information has a measurable level of confidence.</w:t>
       </w:r>
     </w:p>
     <w:p>
@@ -15387,7 +14358,7 @@
         <w:pStyle w:val="BodyText"/>
       </w:pPr>
       <w:r>
-        <w:t>Small errors, when accepted repeatedly, become organizational truth.</w:t>
+        <w:t>Information quality continuously evolves through observation, verification, correction, and confirmation.</w:t>
       </w:r>
     </w:p>
     <w:p>
@@ -15395,18 +14366,30 @@
         <w:pStyle w:val="BodyText"/>
       </w:pPr>
       <w:r>
-        <w:lastRenderedPageBreak/>
-        <w:t>The purpose of DQI is to reduce the accumulation of these errors before they become systemic problems.</w:t>
+        <w:t>Information is never assumed to be perfect.</w:t>
+      </w:r>
+    </w:p>
+    <w:p>
+      <w:pPr>
+        <w:pStyle w:val="BodyText"/>
+      </w:pPr>
+      <w:r>
+        <w:t>Instead, it continuously improves.</w:t>
       </w:r>
       <w:bookmarkEnd w:id="43"/>
     </w:p>
     <w:p>
       <w:pPr>
+        <w:pStyle w:val="BodyText"/>
+      </w:pPr>
+    </w:p>
+    <w:p>
+      <w:pPr>
         <w:pStyle w:val="Heading2"/>
       </w:pPr>
-      <w:bookmarkStart w:id="44" w:name="the-information-quality-principle"/>
-      <w:r>
-        <w:t>5. The Information Quality Principle</w:t>
+      <w:bookmarkStart w:id="44" w:name="information-lifecycle"/>
+      <w:r>
+        <w:t>6. Information Lifecycle</w:t>
       </w:r>
     </w:p>
     <w:p>
@@ -15414,7 +14397,7 @@
         <w:pStyle w:val="FirstParagraph"/>
       </w:pPr>
       <w:r>
-        <w:t>Traditional enterprise systems assume that information entered by users is correct once validation rules have been satisfied.</w:t>
+        <w:t>Every enterprise record follows an information lifecycle.</w:t>
       </w:r>
     </w:p>
     <w:p>
@@ -15422,7 +14405,7 @@
         <w:pStyle w:val="BodyText"/>
       </w:pPr>
       <w:r>
-        <w:t>CAS adopts a different philosophy.</w:t>
+        <w:t>Business Activity</w:t>
       </w:r>
     </w:p>
     <w:p>
@@ -15430,7 +14413,7 @@
         <w:pStyle w:val="BodyText"/>
       </w:pPr>
       <w:r>
-        <w:t>Every piece of information has a measurable level of confidence.</w:t>
+        <w:t>↓</w:t>
       </w:r>
     </w:p>
     <w:p>
@@ -15438,7 +14421,7 @@
         <w:pStyle w:val="BodyText"/>
       </w:pPr>
       <w:r>
-        <w:t>Information quality continuously evolves through observation, verification, correction, and confirmation.</w:t>
+        <w:t>Information Creation</w:t>
       </w:r>
     </w:p>
     <w:p>
@@ -15446,7 +14429,7 @@
         <w:pStyle w:val="BodyText"/>
       </w:pPr>
       <w:r>
-        <w:t>Information is never assumed to be perfect.</w:t>
+        <w:t>↓</w:t>
       </w:r>
     </w:p>
     <w:p>
@@ -15454,182 +14437,119 @@
         <w:pStyle w:val="BodyText"/>
       </w:pPr>
       <w:r>
-        <w:t>Instead, it continuously improves.</w:t>
+        <w:t>AI Observation</w:t>
+      </w:r>
+    </w:p>
+    <w:p>
+      <w:pPr>
+        <w:pStyle w:val="BodyText"/>
+      </w:pPr>
+      <w:r>
+        <w:t>↓</w:t>
+      </w:r>
+    </w:p>
+    <w:p>
+      <w:pPr>
+        <w:pStyle w:val="BodyText"/>
+      </w:pPr>
+      <w:r>
+        <w:t>Quality Assessment</w:t>
+      </w:r>
+    </w:p>
+    <w:p>
+      <w:pPr>
+        <w:pStyle w:val="BodyText"/>
+      </w:pPr>
+      <w:r>
+        <w:t>↓</w:t>
+      </w:r>
+    </w:p>
+    <w:p>
+      <w:pPr>
+        <w:pStyle w:val="BodyText"/>
+      </w:pPr>
+      <w:r>
+        <w:t>Human Confirmation</w:t>
+      </w:r>
+    </w:p>
+    <w:p>
+      <w:pPr>
+        <w:pStyle w:val="BodyText"/>
+      </w:pPr>
+      <w:r>
+        <w:t>↓</w:t>
+      </w:r>
+    </w:p>
+    <w:p>
+      <w:pPr>
+        <w:pStyle w:val="BodyText"/>
+      </w:pPr>
+      <w:r>
+        <w:t>Storage</w:t>
+      </w:r>
+    </w:p>
+    <w:p>
+      <w:pPr>
+        <w:pStyle w:val="BodyText"/>
+      </w:pPr>
+      <w:r>
+        <w:t>↓</w:t>
+      </w:r>
+    </w:p>
+    <w:p>
+      <w:pPr>
+        <w:pStyle w:val="BodyText"/>
+      </w:pPr>
+      <w:r>
+        <w:t>Monitoring</w:t>
+      </w:r>
+    </w:p>
+    <w:p>
+      <w:pPr>
+        <w:pStyle w:val="BodyText"/>
+      </w:pPr>
+      <w:r>
+        <w:t>↓</w:t>
+      </w:r>
+    </w:p>
+    <w:p>
+      <w:pPr>
+        <w:pStyle w:val="BodyText"/>
+      </w:pPr>
+      <w:r>
+        <w:t>Analytics</w:t>
+      </w:r>
+    </w:p>
+    <w:p>
+      <w:pPr>
+        <w:pStyle w:val="BodyText"/>
+      </w:pPr>
+      <w:r>
+        <w:t>↓</w:t>
+      </w:r>
+    </w:p>
+    <w:p>
+      <w:pPr>
+        <w:pStyle w:val="BodyText"/>
+      </w:pPr>
+      <w:r>
+        <w:t>Continuous Improvement</w:t>
+      </w:r>
+    </w:p>
+    <w:p>
+      <w:pPr>
+        <w:pStyle w:val="BodyText"/>
+      </w:pPr>
+      <w:r>
+        <w:t>The workflow itself becomes the primary source of organizational knowledge.</w:t>
       </w:r>
       <w:bookmarkEnd w:id="44"/>
     </w:p>
     <w:p>
       <w:pPr>
-        <w:pStyle w:val="BodyText"/>
-      </w:pPr>
-    </w:p>
-    <w:p>
-      <w:pPr>
         <w:pStyle w:val="Heading2"/>
       </w:pPr>
-      <w:bookmarkStart w:id="45" w:name="information-lifecycle"/>
-      <w:r>
-        <w:t>6. Information Lifecycle</w:t>
-      </w:r>
-    </w:p>
-    <w:p>
-      <w:pPr>
-        <w:pStyle w:val="FirstParagraph"/>
-      </w:pPr>
-      <w:r>
-        <w:t>Every enterprise record follows an information lifecycle.</w:t>
-      </w:r>
-    </w:p>
-    <w:p>
-      <w:pPr>
-        <w:pStyle w:val="BodyText"/>
-      </w:pPr>
-      <w:r>
-        <w:t>Business Activity</w:t>
-      </w:r>
-    </w:p>
-    <w:p>
-      <w:pPr>
-        <w:pStyle w:val="BodyText"/>
-      </w:pPr>
-      <w:r>
-        <w:t>↓</w:t>
-      </w:r>
-    </w:p>
-    <w:p>
-      <w:pPr>
-        <w:pStyle w:val="BodyText"/>
-      </w:pPr>
-      <w:r>
-        <w:t>Information Creation</w:t>
-      </w:r>
-    </w:p>
-    <w:p>
-      <w:pPr>
-        <w:pStyle w:val="BodyText"/>
-      </w:pPr>
-      <w:r>
-        <w:t>↓</w:t>
-      </w:r>
-    </w:p>
-    <w:p>
-      <w:pPr>
-        <w:pStyle w:val="BodyText"/>
-      </w:pPr>
-      <w:r>
-        <w:t>AI Observation</w:t>
-      </w:r>
-    </w:p>
-    <w:p>
-      <w:pPr>
-        <w:pStyle w:val="BodyText"/>
-      </w:pPr>
-      <w:r>
-        <w:t>↓</w:t>
-      </w:r>
-    </w:p>
-    <w:p>
-      <w:pPr>
-        <w:pStyle w:val="BodyText"/>
-      </w:pPr>
-      <w:r>
-        <w:t>Quality Assessment</w:t>
-      </w:r>
-    </w:p>
-    <w:p>
-      <w:pPr>
-        <w:pStyle w:val="BodyText"/>
-      </w:pPr>
-      <w:r>
-        <w:t>↓</w:t>
-      </w:r>
-    </w:p>
-    <w:p>
-      <w:pPr>
-        <w:pStyle w:val="BodyText"/>
-      </w:pPr>
-      <w:r>
-        <w:t>Human Confirmation</w:t>
-      </w:r>
-    </w:p>
-    <w:p>
-      <w:pPr>
-        <w:pStyle w:val="BodyText"/>
-      </w:pPr>
-      <w:r>
-        <w:t>↓</w:t>
-      </w:r>
-    </w:p>
-    <w:p>
-      <w:pPr>
-        <w:pStyle w:val="BodyText"/>
-      </w:pPr>
-      <w:r>
-        <w:t>Storage</w:t>
-      </w:r>
-    </w:p>
-    <w:p>
-      <w:pPr>
-        <w:pStyle w:val="BodyText"/>
-      </w:pPr>
-      <w:r>
-        <w:t>↓</w:t>
-      </w:r>
-    </w:p>
-    <w:p>
-      <w:pPr>
-        <w:pStyle w:val="BodyText"/>
-      </w:pPr>
-      <w:r>
-        <w:t>Monitoring</w:t>
-      </w:r>
-    </w:p>
-    <w:p>
-      <w:pPr>
-        <w:pStyle w:val="BodyText"/>
-      </w:pPr>
-      <w:r>
-        <w:t>↓</w:t>
-      </w:r>
-    </w:p>
-    <w:p>
-      <w:pPr>
-        <w:pStyle w:val="BodyText"/>
-      </w:pPr>
-      <w:r>
-        <w:t>Analytics</w:t>
-      </w:r>
-    </w:p>
-    <w:p>
-      <w:pPr>
-        <w:pStyle w:val="BodyText"/>
-      </w:pPr>
-      <w:r>
-        <w:t>↓</w:t>
-      </w:r>
-    </w:p>
-    <w:p>
-      <w:pPr>
-        <w:pStyle w:val="BodyText"/>
-      </w:pPr>
-      <w:r>
-        <w:t>Continuous Improvement</w:t>
-      </w:r>
-    </w:p>
-    <w:p>
-      <w:pPr>
-        <w:pStyle w:val="BodyText"/>
-      </w:pPr>
-      <w:r>
-        <w:t>The workflow itself becomes the primary source of organizational knowledge.</w:t>
-      </w:r>
-      <w:bookmarkEnd w:id="45"/>
-    </w:p>
-    <w:p>
-      <w:pPr>
-        <w:pStyle w:val="Heading2"/>
-      </w:pPr>
-      <w:bookmarkStart w:id="46" w:name="core-principles"/>
+      <w:bookmarkStart w:id="45" w:name="core-principles"/>
       <w:r>
         <w:lastRenderedPageBreak/>
         <w:t>7. Core Principles</w:t>
@@ -15639,7 +14559,7 @@
       <w:pPr>
         <w:pStyle w:val="Heading3"/>
       </w:pPr>
-      <w:bookmarkStart w:id="47" w:name="structured-data-first"/>
+      <w:bookmarkStart w:id="46" w:name="structured-data-first"/>
       <w:r>
         <w:t>7.1 Structured Data First</w:t>
       </w:r>
@@ -15667,52 +14587,52 @@
       <w:r>
         <w:t>Enterprise information should represent business entities rather than human writing styles.</w:t>
       </w:r>
+      <w:bookmarkEnd w:id="46"/>
+    </w:p>
+    <w:p>
+      <w:pPr>
+        <w:pStyle w:val="Heading3"/>
+      </w:pPr>
+      <w:bookmarkStart w:id="47" w:name="human-authority"/>
+      <w:r>
+        <w:t>7.2 Human Authority</w:t>
+      </w:r>
+    </w:p>
+    <w:p>
+      <w:pPr>
+        <w:pStyle w:val="FirstParagraph"/>
+      </w:pPr>
+      <w:r>
+        <w:t>AI shall never silently modify authoritative organizational records.</w:t>
+      </w:r>
+    </w:p>
+    <w:p>
+      <w:pPr>
+        <w:pStyle w:val="BodyText"/>
+      </w:pPr>
+      <w:r>
+        <w:t>Every recommendation requires explicit human confirmation.</w:t>
+      </w:r>
+    </w:p>
+    <w:p>
+      <w:pPr>
+        <w:pStyle w:val="BodyText"/>
+      </w:pPr>
+      <w:r>
+        <w:t>Humans remain accountable for final organizational decisions.</w:t>
+      </w:r>
       <w:bookmarkEnd w:id="47"/>
     </w:p>
     <w:p>
       <w:pPr>
+        <w:pStyle w:val="BodyText"/>
+      </w:pPr>
+    </w:p>
+    <w:p>
+      <w:pPr>
         <w:pStyle w:val="Heading3"/>
       </w:pPr>
-      <w:bookmarkStart w:id="48" w:name="human-authority"/>
-      <w:r>
-        <w:t>7.2 Human Authority</w:t>
-      </w:r>
-    </w:p>
-    <w:p>
-      <w:pPr>
-        <w:pStyle w:val="FirstParagraph"/>
-      </w:pPr>
-      <w:r>
-        <w:t>AI shall never silently modify authoritative organizational records.</w:t>
-      </w:r>
-    </w:p>
-    <w:p>
-      <w:pPr>
-        <w:pStyle w:val="BodyText"/>
-      </w:pPr>
-      <w:r>
-        <w:t>Every recommendation requires explicit human confirmation.</w:t>
-      </w:r>
-    </w:p>
-    <w:p>
-      <w:pPr>
-        <w:pStyle w:val="BodyText"/>
-      </w:pPr>
-      <w:r>
-        <w:t>Humans remain accountable for final organizational decisions.</w:t>
-      </w:r>
-      <w:bookmarkEnd w:id="48"/>
-    </w:p>
-    <w:p>
-      <w:pPr>
-        <w:pStyle w:val="BodyText"/>
-      </w:pPr>
-    </w:p>
-    <w:p>
-      <w:pPr>
-        <w:pStyle w:val="Heading3"/>
-      </w:pPr>
-      <w:bookmarkStart w:id="49" w:name="contextual-validation"/>
+      <w:bookmarkStart w:id="48" w:name="contextual-validation"/>
       <w:r>
         <w:t>7.3 Contextual Validation</w:t>
       </w:r>
@@ -15804,15 +14724,41 @@
       <w:r>
         <w:t>Organizational relationships</w:t>
       </w:r>
+      <w:bookmarkEnd w:id="48"/>
+    </w:p>
+    <w:p>
+      <w:pPr>
+        <w:pStyle w:val="Heading3"/>
+      </w:pPr>
+      <w:bookmarkStart w:id="49" w:name="continuous-observation"/>
+      <w:r>
+        <w:t>7.4 Continuous Observation</w:t>
+      </w:r>
+    </w:p>
+    <w:p>
+      <w:pPr>
+        <w:pStyle w:val="FirstParagraph"/>
+      </w:pPr>
+      <w:r>
+        <w:t>The AI continuously monitors business workflows for indicators of declining information quality.</w:t>
+      </w:r>
+    </w:p>
+    <w:p>
+      <w:pPr>
+        <w:pStyle w:val="BodyText"/>
+      </w:pPr>
+      <w:r>
+        <w:t>Observation occurs during operational activities rather than after data has already been stored.</w:t>
+      </w:r>
       <w:bookmarkEnd w:id="49"/>
     </w:p>
     <w:p>
       <w:pPr>
         <w:pStyle w:val="Heading3"/>
       </w:pPr>
-      <w:bookmarkStart w:id="50" w:name="continuous-observation"/>
-      <w:r>
-        <w:t>7.4 Continuous Observation</w:t>
+      <w:bookmarkStart w:id="50" w:name="organizational-learning"/>
+      <w:r>
+        <w:t>7.5 Organizational Learning</w:t>
       </w:r>
     </w:p>
     <w:p>
@@ -15820,7 +14766,7 @@
         <w:pStyle w:val="FirstParagraph"/>
       </w:pPr>
       <w:r>
-        <w:t>The AI continuously monitors business workflows for indicators of declining information quality.</w:t>
+        <w:t>Every confirmed correction contributes to organizational learning.</w:t>
       </w:r>
     </w:p>
     <w:p>
@@ -15828,42 +14774,16 @@
         <w:pStyle w:val="BodyText"/>
       </w:pPr>
       <w:r>
-        <w:t>Observation occurs during operational activities rather than after data has already been stored.</w:t>
-      </w:r>
+        <w:t>The system improves validation strategies without modifying historical truth.</w:t>
+      </w:r>
+      <w:bookmarkEnd w:id="45"/>
       <w:bookmarkEnd w:id="50"/>
     </w:p>
     <w:p>
       <w:pPr>
-        <w:pStyle w:val="Heading3"/>
-      </w:pPr>
-      <w:bookmarkStart w:id="51" w:name="organizational-learning"/>
-      <w:r>
-        <w:t>7.5 Organizational Learning</w:t>
-      </w:r>
-    </w:p>
-    <w:p>
-      <w:pPr>
-        <w:pStyle w:val="FirstParagraph"/>
-      </w:pPr>
-      <w:r>
-        <w:t>Every confirmed correction contributes to organizational learning.</w:t>
-      </w:r>
-    </w:p>
-    <w:p>
-      <w:pPr>
-        <w:pStyle w:val="BodyText"/>
-      </w:pPr>
-      <w:r>
-        <w:t>The system improves validation strategies without modifying historical truth.</w:t>
-      </w:r>
-      <w:bookmarkEnd w:id="46"/>
-      <w:bookmarkEnd w:id="51"/>
-    </w:p>
-    <w:p>
-      <w:pPr>
         <w:pStyle w:val="Heading2"/>
       </w:pPr>
-      <w:bookmarkStart w:id="52" w:name="ai-observation-engine"/>
+      <w:bookmarkStart w:id="51" w:name="ai-observation-engine"/>
       <w:r>
         <w:t>8. AI Observation Engine</w:t>
       </w:r>
@@ -15988,15 +14908,245 @@
       <w:r>
         <w:t>The objective is to identify uncertainty before organizational information becomes permanent.</w:t>
       </w:r>
+      <w:bookmarkEnd w:id="51"/>
+    </w:p>
+    <w:p>
+      <w:pPr>
+        <w:pStyle w:val="Heading2"/>
+      </w:pPr>
+      <w:r>
+        <w:t>9. Operational Modes: Entry-Time, Full-Database, and Migration Scanning</w:t>
+      </w:r>
+    </w:p>
+    <w:p>
+      <w:pPr>
+        <w:pStyle w:val="FirstParagraph"/>
+      </w:pPr>
+      <w:r>
+        <w:t>The Observation Engine (Section 8) operates in three distinct modes, each catching a different stage of the sa</w:t>
+      </w:r>
+      <w:r>
+        <w:t>me underlying risk: fragmentation of what should be one real-world record into several inconsistent ones.</w:t>
+      </w:r>
+    </w:p>
+    <w:p>
+      <w:pPr>
+        <w:pStyle w:val="Heading3"/>
+      </w:pPr>
+      <w:r>
+        <w:t>9.1 Entry-Time Confirmation</w:t>
+      </w:r>
+    </w:p>
+    <w:p>
+      <w:pPr>
+        <w:pStyle w:val="BodyText"/>
+      </w:pPr>
+      <w:r>
+        <w:t>At the moment a staff member enters or edits a record, DQI shows a plain confirmation of what was captured — "this is what</w:t>
+      </w:r>
+      <w:r>
+        <w:t xml:space="preserve"> you entered, please review" — before it is saved. This step is fast, local to the single record being entered, and exists to catch typos and free-text drift at the point they are cheapest to fix: before the record exists anywhere else to conflict with.</w:t>
+      </w:r>
+    </w:p>
+    <w:p>
+      <w:pPr>
+        <w:pStyle w:val="Heading3"/>
+      </w:pPr>
+      <w:r>
+        <w:t>9.</w:t>
+      </w:r>
+      <w:r>
+        <w:t>2 Full-Database Duplicate Scanning</w:t>
+      </w:r>
+    </w:p>
+    <w:p>
+      <w:pPr>
+        <w:pStyle w:val="BodyText"/>
+      </w:pPr>
+      <w:r>
+        <w:t xml:space="preserve">Separately from entry-time confirmation, DQI scans the whole database for records that plausibly represent the same person — matching on name, surname, and middle initial across existing records rather than just checking </w:t>
+      </w:r>
+      <w:r>
+        <w:t>the one record being entered. This is where Identity Resolution (Section 13) is actually exercised: a single confirmed entry does not guarantee the entry is not a duplicate of something already on file elsewhere.</w:t>
+      </w:r>
+    </w:p>
+    <w:tbl>
+      <w:tblPr>
+        <w:tblStyle w:val="Table"/>
+        <w:tblW w:w="4850" w:type="pct"/>
+        <w:tblInd w:w="0" w:type="dxa"/>
+        <w:tblBorders>
+          <w:top w:val="single" w:sz="4" w:space="0" w:color="auto"/>
+          <w:left w:val="single" w:sz="4" w:space="0" w:color="auto"/>
+          <w:bottom w:val="single" w:sz="4" w:space="0" w:color="auto"/>
+          <w:right w:val="single" w:sz="4" w:space="0" w:color="auto"/>
+          <w:insideH w:val="single" w:sz="4" w:space="0" w:color="auto"/>
+          <w:insideV w:val="single" w:sz="4" w:space="0" w:color="auto"/>
+        </w:tblBorders>
+        <w:tblLayout w:type="fixed"/>
+        <w:tblLook w:val="0000" w:firstRow="0" w:lastRow="0" w:firstColumn="0" w:lastColumn="0" w:noHBand="0" w:noVBand="0"/>
+      </w:tblPr>
+      <w:tblGrid>
+        <w:gridCol w:w="1957"/>
+        <w:gridCol w:w="7811"/>
+      </w:tblGrid>
+      <w:tr>
+        <w:tc>
+          <w:tcPr>
+            <w:tcW w:w="1998" w:type="dxa"/>
+          </w:tcPr>
+          <w:p>
+            <w:pPr>
+              <w:pStyle w:val="Compact"/>
+              <w:rPr>
+                <w:rFonts w:ascii="Cambria" w:eastAsia="Cambria" w:hAnsi="Cambria"/>
+              </w:rPr>
+            </w:pPr>
+            <w:r>
+              <w:rPr>
+                <w:rFonts w:eastAsia="Cambria"/>
+                <w:b/>
+                <w:bCs/>
+              </w:rPr>
+              <w:t>MOTIVATING EXAMPLE</w:t>
+            </w:r>
+          </w:p>
+        </w:tc>
+        <w:tc>
+          <w:tcPr>
+            <w:tcW w:w="7989" w:type="dxa"/>
+          </w:tcPr>
+          <w:p>
+            <w:pPr>
+              <w:pStyle w:val="Compact"/>
+              <w:rPr>
+                <w:rFonts w:ascii="Cambria" w:eastAsia="Cambria" w:hAnsi="Cambria"/>
+              </w:rPr>
+            </w:pPr>
+            <w:r>
+              <w:rPr>
+                <w:rFonts w:eastAsia="Cambria"/>
+              </w:rPr>
+              <w:t>A search for a member re</w:t>
+            </w:r>
+            <w:r>
+              <w:rPr>
+                <w:rFonts w:eastAsia="Cambria"/>
+              </w:rPr>
+              <w:t>corded under name variants such as "Juan Dela Cruz," "Juan De La Cruz," and "J. Dela Cruz" can surface around ten differently-spelled matches in an unmonitored system. Interest postings, payments, and audit entries applied against one variant do not appear</w:t>
+            </w:r>
+            <w:r>
+              <w:rPr>
+                <w:rFonts w:eastAsia="Cambria"/>
+              </w:rPr>
+              <w:t xml:space="preserve"> against the others, so a member's history can end up split across records that a plain name search will not reliably reunite — and a record fragmented this way is also harder to audit, since no single record holds the complete picture. Full-database scann</w:t>
+            </w:r>
+            <w:r>
+              <w:rPr>
+                <w:rFonts w:eastAsia="Cambria"/>
+              </w:rPr>
+              <w:t>ing is the mechanism aimed specifically at catching this pattern, which entry-time confirmation alone cannot see.</w:t>
+            </w:r>
+          </w:p>
+        </w:tc>
+      </w:tr>
+    </w:tbl>
+    <w:p>
+      <w:pPr>
+        <w:pStyle w:val="Heading3"/>
+      </w:pPr>
+      <w:r>
+        <w:t>9.3 Legacy Migration Scanning</w:t>
+      </w:r>
+    </w:p>
+    <w:p>
+      <w:pPr>
+        <w:pStyle w:val="BodyText"/>
+      </w:pPr>
+      <w:r>
+        <w:t>A third mode applies specifically when existing master-sheet data is migrated into CAS. Before migration, DQI s</w:t>
+      </w:r>
+      <w:r>
+        <w:t>cans the legacy dataset for redundant and unusual records — the same duplicate and inconsistency patterns Section 8 lists — so that fragmentation already present in the source data is surfaced and resolved as part of migration, rather than being carried in</w:t>
+      </w:r>
+      <w:r>
+        <w:t>to CAS and treated as clean going forward. This mode runs once per migration event, prior to and separate from the ongoing live checking described in Sections 9.1 and 9.2.</w:t>
+      </w:r>
+    </w:p>
+    <w:p>
+      <w:pPr>
+        <w:pStyle w:val="Heading2"/>
+      </w:pPr>
+      <w:bookmarkStart w:id="52" w:name="ai-question-engine"/>
+      <w:r>
+        <w:t>10. AI Question Engine</w:t>
+      </w:r>
+    </w:p>
+    <w:p>
+      <w:pPr>
+        <w:pStyle w:val="FirstParagraph"/>
+      </w:pPr>
+      <w:r>
+        <w:t>Unlike traditional AI assistants that only answer questions, CAS introduces bidirectional interaction.</w:t>
+      </w:r>
+    </w:p>
+    <w:p>
+      <w:pPr>
+        <w:pStyle w:val="BodyText"/>
+      </w:pPr>
+      <w:r>
+        <w:t>The AI may initiate clarification requests whenever information quality becomes uncertain.</w:t>
+      </w:r>
+    </w:p>
+    <w:p>
+      <w:pPr>
+        <w:pStyle w:val="BodyText"/>
+      </w:pPr>
+      <w:r>
+        <w:lastRenderedPageBreak/>
+        <w:t>Examples include:</w:t>
+      </w:r>
+    </w:p>
+    <w:p>
+      <w:pPr>
+        <w:pStyle w:val="BlockText"/>
+      </w:pPr>
+      <w:r>
+        <w:t>"This member appears similar to an existing record. Would you like to compare them?"</w:t>
+      </w:r>
+    </w:p>
+    <w:p>
+      <w:pPr>
+        <w:pStyle w:val="BlockText"/>
+      </w:pPr>
+      <w:r>
+        <w:t>"The entered address is inconsistent with previous records. Please verify."</w:t>
+      </w:r>
+    </w:p>
+    <w:p>
+      <w:pPr>
+        <w:pStyle w:val="BlockText"/>
+      </w:pPr>
+      <w:r>
+        <w:t>"This policy reference appears outdated. Would you like to review the latest version?"</w:t>
+      </w:r>
+    </w:p>
+    <w:p>
+      <w:pPr>
+        <w:pStyle w:val="FirstParagraph"/>
+      </w:pPr>
+      <w:r>
+        <w:t>Questions serve as organizational quality checkpoints rather than automated corrections.</w:t>
+      </w:r>
       <w:bookmarkEnd w:id="52"/>
     </w:p>
     <w:p>
       <w:pPr>
         <w:pStyle w:val="Heading2"/>
       </w:pPr>
-      <w:bookmarkStart w:id="53" w:name="ai-question-engine"/>
-      <w:r>
-        <w:t>9. AI Question Engine</w:t>
+      <w:bookmarkStart w:id="53" w:name="human-confirmation-framework"/>
+      <w:r>
+        <w:t>11. Human Confirmation Framework</w:t>
       </w:r>
     </w:p>
     <w:p>
@@ -16004,7 +15154,7 @@
         <w:pStyle w:val="FirstParagraph"/>
       </w:pPr>
       <w:r>
-        <w:t>Unlike traditional AI assistants that only answer questions, CAS introduces bidirectional interaction.</w:t>
+        <w:t>Every AI recommendation supports three possible outcomes.</w:t>
       </w:r>
     </w:p>
     <w:p>
@@ -16012,7 +15162,7 @@
         <w:pStyle w:val="BodyText"/>
       </w:pPr>
       <w:r>
-        <w:t>The AI may initiate clarification requests whenever information quality becomes uncertain.</w:t>
+        <w:t>Accept Recommendation</w:t>
       </w:r>
     </w:p>
     <w:p>
@@ -16020,39 +15170,47 @@
         <w:pStyle w:val="BodyText"/>
       </w:pPr>
       <w:r>
-        <w:t>Examples include:</w:t>
-      </w:r>
-    </w:p>
-    <w:p>
-      <w:pPr>
-        <w:pStyle w:val="BlockText"/>
-      </w:pPr>
-      <w:r>
-        <w:t>"This member appears similar to an existing record. Would you like to compare them?"</w:t>
-      </w:r>
-    </w:p>
-    <w:p>
-      <w:pPr>
-        <w:pStyle w:val="BlockText"/>
-      </w:pPr>
-      <w:r>
-        <w:t>"The entered address is inconsistent with previous records. Please verify."</w:t>
-      </w:r>
-    </w:p>
-    <w:p>
-      <w:pPr>
-        <w:pStyle w:val="BlockText"/>
-      </w:pPr>
-      <w:r>
-        <w:t>"This policy reference appears outdated. Would you like to review the latest version?"</w:t>
-      </w:r>
-    </w:p>
-    <w:p>
-      <w:pPr>
-        <w:pStyle w:val="FirstParagraph"/>
-      </w:pPr>
-      <w:r>
-        <w:t>Questions serve as organizational quality checkpoints rather than automated corrections.</w:t>
+        <w:t>The user confirms the recommendation and updates the information.</w:t>
+      </w:r>
+    </w:p>
+    <w:p>
+      <w:pPr>
+        <w:pStyle w:val="BodyText"/>
+      </w:pPr>
+      <w:r>
+        <w:t>Reject Recommendation</w:t>
+      </w:r>
+    </w:p>
+    <w:p>
+      <w:pPr>
+        <w:pStyle w:val="BodyText"/>
+      </w:pPr>
+      <w:r>
+        <w:t>The user determines that the existing information is correct.</w:t>
+      </w:r>
+    </w:p>
+    <w:p>
+      <w:pPr>
+        <w:pStyle w:val="BodyText"/>
+      </w:pPr>
+      <w:r>
+        <w:t>Modify Recommendation</w:t>
+      </w:r>
+    </w:p>
+    <w:p>
+      <w:pPr>
+        <w:pStyle w:val="BodyText"/>
+      </w:pPr>
+      <w:r>
+        <w:t>The user partially accepts the recommendation and manually adjusts the information.</w:t>
+      </w:r>
+    </w:p>
+    <w:p>
+      <w:pPr>
+        <w:pStyle w:val="BodyText"/>
+      </w:pPr>
+      <w:r>
+        <w:t>Every outcome is recorded for organizational learning.</w:t>
       </w:r>
       <w:bookmarkEnd w:id="53"/>
     </w:p>
@@ -16060,83 +15218,9 @@
       <w:pPr>
         <w:pStyle w:val="Heading2"/>
       </w:pPr>
-      <w:bookmarkStart w:id="54" w:name="human-confirmation-framework"/>
-      <w:r>
-        <w:t>10. Human Confirmation Framework</w:t>
-      </w:r>
-    </w:p>
-    <w:p>
-      <w:pPr>
-        <w:pStyle w:val="FirstParagraph"/>
-      </w:pPr>
-      <w:r>
-        <w:t>Every AI recommendation supports three possible outcomes.</w:t>
-      </w:r>
-    </w:p>
-    <w:p>
-      <w:pPr>
-        <w:pStyle w:val="BodyText"/>
-      </w:pPr>
-      <w:r>
-        <w:t>Accept Recommendation</w:t>
-      </w:r>
-    </w:p>
-    <w:p>
-      <w:pPr>
-        <w:pStyle w:val="BodyText"/>
-      </w:pPr>
-      <w:r>
-        <w:t>The user confirms the recommendation and updates the information.</w:t>
-      </w:r>
-    </w:p>
-    <w:p>
-      <w:pPr>
-        <w:pStyle w:val="BodyText"/>
-      </w:pPr>
-      <w:r>
-        <w:t>Reject Recommendation</w:t>
-      </w:r>
-    </w:p>
-    <w:p>
-      <w:pPr>
-        <w:pStyle w:val="BodyText"/>
-      </w:pPr>
-      <w:r>
-        <w:t>The user determines that the existing information is correct.</w:t>
-      </w:r>
-    </w:p>
-    <w:p>
-      <w:pPr>
-        <w:pStyle w:val="BodyText"/>
-      </w:pPr>
-      <w:r>
-        <w:t>Modify Recommendation</w:t>
-      </w:r>
-    </w:p>
-    <w:p>
-      <w:pPr>
-        <w:pStyle w:val="BodyText"/>
-      </w:pPr>
-      <w:r>
-        <w:t>The user partially accepts the recommendation and manually adjusts the information.</w:t>
-      </w:r>
-    </w:p>
-    <w:p>
-      <w:pPr>
-        <w:pStyle w:val="BodyText"/>
-      </w:pPr>
-      <w:r>
-        <w:t>Every outcome is recorded for organizational learning.</w:t>
-      </w:r>
-      <w:bookmarkEnd w:id="54"/>
-    </w:p>
-    <w:p>
-      <w:pPr>
-        <w:pStyle w:val="Heading2"/>
-      </w:pPr>
-      <w:bookmarkStart w:id="55" w:name="information-confidence-model"/>
-      <w:r>
-        <w:t>11. Information Confidence Model</w:t>
+      <w:bookmarkStart w:id="54" w:name="information-confidence-model"/>
+      <w:r>
+        <w:t>12. Information Confidence Model</w:t>
       </w:r>
     </w:p>
     <w:p>
@@ -16230,16 +15314,15 @@
       <w:r>
         <w:t>Confidence enables future workflows to prioritize verification efforts where uncertainty is highest.</w:t>
       </w:r>
-      <w:bookmarkEnd w:id="55"/>
+      <w:bookmarkEnd w:id="54"/>
     </w:p>
     <w:p>
       <w:pPr>
         <w:pStyle w:val="Heading2"/>
       </w:pPr>
-      <w:bookmarkStart w:id="56" w:name="identity-resolution"/>
-      <w:r>
-        <w:lastRenderedPageBreak/>
-        <w:t>12. Identity Resolution</w:t>
+      <w:bookmarkStart w:id="55" w:name="identity-resolution"/>
+      <w:r>
+        <w:t>13. Identity Resolution</w:t>
       </w:r>
     </w:p>
     <w:p>
@@ -16335,6 +15418,7 @@
         </w:numPr>
       </w:pPr>
       <w:r>
+        <w:lastRenderedPageBreak/>
         <w:t>Household relationships.</w:t>
       </w:r>
     </w:p>
@@ -16365,15 +15449,129 @@
       <w:r>
         <w:t>Human users determine the final identity relationship.</w:t>
       </w:r>
+      <w:bookmarkEnd w:id="55"/>
+    </w:p>
+    <w:p>
+      <w:pPr>
+        <w:pStyle w:val="Heading2"/>
+      </w:pPr>
+      <w:bookmarkStart w:id="56" w:name="data-quality-intelligence-layers"/>
+      <w:r>
+        <w:t>14. Data Quality Intelligence Layers</w:t>
+      </w:r>
+    </w:p>
+    <w:p>
+      <w:pPr>
+        <w:pStyle w:val="FirstParagraph"/>
+      </w:pPr>
+      <w:r>
+        <w:t>Layer 1</w:t>
+      </w:r>
+    </w:p>
+    <w:p>
+      <w:pPr>
+        <w:pStyle w:val="BodyText"/>
+      </w:pPr>
+      <w:r>
+        <w:t>Workflow Intelligence</w:t>
+      </w:r>
+    </w:p>
+    <w:p>
+      <w:pPr>
+        <w:pStyle w:val="BodyText"/>
+      </w:pPr>
+      <w:r>
+        <w:t>Observes operational activities.</w:t>
+      </w:r>
+    </w:p>
+    <w:p>
+      <w:pPr>
+        <w:pStyle w:val="BodyText"/>
+      </w:pPr>
+      <w:r>
+        <w:t>Layer 2</w:t>
+      </w:r>
+    </w:p>
+    <w:p>
+      <w:pPr>
+        <w:pStyle w:val="BodyText"/>
+      </w:pPr>
+      <w:r>
+        <w:t>Data Quality Intelligence</w:t>
+      </w:r>
+    </w:p>
+    <w:p>
+      <w:pPr>
+        <w:pStyle w:val="BodyText"/>
+      </w:pPr>
+      <w:r>
+        <w:t>Evaluates information quality.</w:t>
+      </w:r>
+    </w:p>
+    <w:p>
+      <w:pPr>
+        <w:pStyle w:val="BodyText"/>
+      </w:pPr>
+      <w:r>
+        <w:t>Layer 3</w:t>
+      </w:r>
+    </w:p>
+    <w:p>
+      <w:pPr>
+        <w:pStyle w:val="BodyText"/>
+      </w:pPr>
+      <w:r>
+        <w:t>Policy Intelligence</w:t>
+      </w:r>
+    </w:p>
+    <w:p>
+      <w:pPr>
+        <w:pStyle w:val="BodyText"/>
+      </w:pPr>
+      <w:r>
+        <w:t>Ensures governance compliance.</w:t>
+      </w:r>
+    </w:p>
+    <w:p>
+      <w:pPr>
+        <w:pStyle w:val="BodyText"/>
+      </w:pPr>
+      <w:r>
+        <w:t>Layer 4</w:t>
+      </w:r>
+    </w:p>
+    <w:p>
+      <w:pPr>
+        <w:pStyle w:val="BodyText"/>
+      </w:pPr>
+      <w:r>
+        <w:t>Decision Intelligence</w:t>
+      </w:r>
+    </w:p>
+    <w:p>
+      <w:pPr>
+        <w:pStyle w:val="BodyText"/>
+      </w:pPr>
+      <w:r>
+        <w:t>Supports organizational decision-making.</w:t>
+      </w:r>
+    </w:p>
+    <w:p>
+      <w:pPr>
+        <w:pStyle w:val="BodyText"/>
+      </w:pPr>
+      <w:r>
+        <w:t>Each layer depends upon the integrity of the previous layer.</w:t>
+      </w:r>
       <w:bookmarkEnd w:id="56"/>
     </w:p>
     <w:p>
       <w:pPr>
         <w:pStyle w:val="Heading2"/>
       </w:pPr>
-      <w:bookmarkStart w:id="57" w:name="data-quality-intelligence-layers"/>
-      <w:r>
-        <w:t>13. Data Quality Intelligence Layers</w:t>
+      <w:bookmarkStart w:id="57" w:name="organizational-feedback-loop"/>
+      <w:r>
+        <w:t>15. Organizational Feedback Loop</w:t>
       </w:r>
     </w:p>
     <w:p>
@@ -16381,7 +15579,7 @@
         <w:pStyle w:val="FirstParagraph"/>
       </w:pPr>
       <w:r>
-        <w:t>Layer 1</w:t>
+        <w:t>Every interaction contributes to organizational improvement.</w:t>
       </w:r>
     </w:p>
     <w:p>
@@ -16389,7 +15587,7 @@
         <w:pStyle w:val="BodyText"/>
       </w:pPr>
       <w:r>
-        <w:t>Workflow Intelligence</w:t>
+        <w:t>Business Process</w:t>
       </w:r>
     </w:p>
     <w:p>
@@ -16397,7 +15595,7 @@
         <w:pStyle w:val="BodyText"/>
       </w:pPr>
       <w:r>
-        <w:t>Observes operational activities.</w:t>
+        <w:t>↓</w:t>
       </w:r>
     </w:p>
     <w:p>
@@ -16405,7 +15603,7 @@
         <w:pStyle w:val="BodyText"/>
       </w:pPr>
       <w:r>
-        <w:t>Layer 2</w:t>
+        <w:t>AI Observation</w:t>
       </w:r>
     </w:p>
     <w:p>
@@ -16413,7 +15611,7 @@
         <w:pStyle w:val="BodyText"/>
       </w:pPr>
       <w:r>
-        <w:t>Data Quality Intelligence</w:t>
+        <w:t>↓</w:t>
       </w:r>
     </w:p>
     <w:p>
@@ -16421,7 +15619,7 @@
         <w:pStyle w:val="BodyText"/>
       </w:pPr>
       <w:r>
-        <w:t>Evaluates information quality.</w:t>
+        <w:t>Human Validation</w:t>
       </w:r>
     </w:p>
     <w:p>
@@ -16429,7 +15627,7 @@
         <w:pStyle w:val="BodyText"/>
       </w:pPr>
       <w:r>
-        <w:t>Layer 3</w:t>
+        <w:t>↓</w:t>
       </w:r>
     </w:p>
     <w:p>
@@ -16437,7 +15635,7 @@
         <w:pStyle w:val="BodyText"/>
       </w:pPr>
       <w:r>
-        <w:t>Policy Intelligence</w:t>
+        <w:t>Knowledge Capture</w:t>
       </w:r>
     </w:p>
     <w:p>
@@ -16445,7 +15643,7 @@
         <w:pStyle w:val="BodyText"/>
       </w:pPr>
       <w:r>
-        <w:t>Ensures governance compliance.</w:t>
+        <w:t>↓</w:t>
       </w:r>
     </w:p>
     <w:p>
@@ -16453,7 +15651,7 @@
         <w:pStyle w:val="BodyText"/>
       </w:pPr>
       <w:r>
-        <w:t>Layer 4</w:t>
+        <w:t>Analytics</w:t>
       </w:r>
     </w:p>
     <w:p>
@@ -16461,7 +15659,7 @@
         <w:pStyle w:val="BodyText"/>
       </w:pPr>
       <w:r>
-        <w:t>Decision Intelligence</w:t>
+        <w:t>↓</w:t>
       </w:r>
     </w:p>
     <w:p>
@@ -16469,57 +15667,7 @@
         <w:pStyle w:val="BodyText"/>
       </w:pPr>
       <w:r>
-        <w:t>Supports organizational decision-making.</w:t>
-      </w:r>
-    </w:p>
-    <w:p>
-      <w:pPr>
-        <w:pStyle w:val="BodyText"/>
-      </w:pPr>
-      <w:r>
-        <w:t>Each layer depends upon the integrity of the previous layer.</w:t>
-      </w:r>
-      <w:bookmarkEnd w:id="57"/>
-    </w:p>
-    <w:p>
-      <w:pPr>
-        <w:pStyle w:val="Heading2"/>
-      </w:pPr>
-      <w:bookmarkStart w:id="58" w:name="organizational-feedback-loop"/>
-      <w:r>
-        <w:t>14. Organizational Feedback Loop</w:t>
-      </w:r>
-    </w:p>
-    <w:p>
-      <w:pPr>
-        <w:pStyle w:val="FirstParagraph"/>
-      </w:pPr>
-      <w:r>
-        <w:t>Every interaction contributes to organizational improvement.</w:t>
-      </w:r>
-    </w:p>
-    <w:p>
-      <w:pPr>
-        <w:pStyle w:val="BodyText"/>
-      </w:pPr>
-      <w:r>
-        <w:t>Business Process</w:t>
-      </w:r>
-    </w:p>
-    <w:p>
-      <w:pPr>
-        <w:pStyle w:val="BodyText"/>
-      </w:pPr>
-      <w:r>
-        <w:t>↓</w:t>
-      </w:r>
-    </w:p>
-    <w:p>
-      <w:pPr>
-        <w:pStyle w:val="BodyText"/>
-      </w:pPr>
-      <w:r>
-        <w:t>AI Observation</w:t>
+        <w:t>Workflow Improvement</w:t>
       </w:r>
     </w:p>
     <w:p>
@@ -16536,7 +15684,7 @@
         <w:pStyle w:val="BodyText"/>
       </w:pPr>
       <w:r>
-        <w:t>Human Validation</w:t>
+        <w:t>Improved Organizational Knowledge</w:t>
       </w:r>
     </w:p>
     <w:p>
@@ -16544,81 +15692,17 @@
         <w:pStyle w:val="BodyText"/>
       </w:pPr>
       <w:r>
-        <w:t>↓</w:t>
-      </w:r>
-    </w:p>
-    <w:p>
-      <w:pPr>
-        <w:pStyle w:val="BodyText"/>
-      </w:pPr>
-      <w:r>
-        <w:t>Knowledge Capture</w:t>
-      </w:r>
-    </w:p>
-    <w:p>
-      <w:pPr>
-        <w:pStyle w:val="BodyText"/>
-      </w:pPr>
-      <w:r>
-        <w:t>↓</w:t>
-      </w:r>
-    </w:p>
-    <w:p>
-      <w:pPr>
-        <w:pStyle w:val="BodyText"/>
-      </w:pPr>
-      <w:r>
-        <w:t>Analytics</w:t>
-      </w:r>
-    </w:p>
-    <w:p>
-      <w:pPr>
-        <w:pStyle w:val="BodyText"/>
-      </w:pPr>
-      <w:r>
-        <w:t>↓</w:t>
-      </w:r>
-    </w:p>
-    <w:p>
-      <w:pPr>
-        <w:pStyle w:val="BodyText"/>
-      </w:pPr>
-      <w:r>
-        <w:t>Workflow Improvement</w:t>
-      </w:r>
-    </w:p>
-    <w:p>
-      <w:pPr>
-        <w:pStyle w:val="BodyText"/>
-      </w:pPr>
-      <w:r>
-        <w:t>↓</w:t>
-      </w:r>
-    </w:p>
-    <w:p>
-      <w:pPr>
-        <w:pStyle w:val="BodyText"/>
-      </w:pPr>
-      <w:r>
-        <w:t>Improved Organizational Knowledge</w:t>
-      </w:r>
-    </w:p>
-    <w:p>
-      <w:pPr>
-        <w:pStyle w:val="BodyText"/>
-      </w:pPr>
-      <w:r>
         <w:t>The organization continuously learns from its own operations.</w:t>
       </w:r>
-      <w:bookmarkEnd w:id="58"/>
+      <w:bookmarkEnd w:id="57"/>
     </w:p>
     <w:p>
       <w:pPr>
         <w:pStyle w:val="Heading2"/>
       </w:pPr>
-      <w:bookmarkStart w:id="59" w:name="future-integration-with-analytics"/>
-      <w:r>
-        <w:t>15. Future Integration with Analytics</w:t>
+      <w:bookmarkStart w:id="58" w:name="future-integration-with-analytics"/>
+      <w:r>
+        <w:t>16. Future Integration with Analytics</w:t>
       </w:r>
     </w:p>
     <w:p>
@@ -16736,15 +15820,65 @@
       <w:r>
         <w:t>Data Quality Intelligence therefore becomes a prerequisite for trustworthy enterprise intelligence.</w:t>
       </w:r>
+      <w:bookmarkEnd w:id="58"/>
+    </w:p>
+    <w:p>
+      <w:pPr>
+        <w:pStyle w:val="Heading2"/>
+      </w:pPr>
+      <w:bookmarkStart w:id="59" w:name="relationship-to-cas"/>
+      <w:r>
+        <w:t>17. Relationship to CAS</w:t>
+      </w:r>
+    </w:p>
+    <w:p>
+      <w:pPr>
+        <w:pStyle w:val="FirstParagraph"/>
+      </w:pPr>
+      <w:r>
+        <w:t>The Data Quality Intelligence Framework is an architectural capability of the Cooperative AI System.</w:t>
+      </w:r>
+    </w:p>
+    <w:p>
+      <w:pPr>
+        <w:pStyle w:val="BodyText"/>
+      </w:pPr>
+      <w:r>
+        <w:t>It complements existing CAS components by ensuring that enterprise information remains trustworthy before it becomes the basis for automation, analytics, policy reasoning, or AI-assisted decision support.</w:t>
+      </w:r>
+    </w:p>
+    <w:p>
+      <w:pPr>
+        <w:pStyle w:val="BodyText"/>
+      </w:pPr>
+      <w:r>
+        <w:t>DQI does not replace governance.</w:t>
+      </w:r>
+    </w:p>
+    <w:p>
+      <w:pPr>
+        <w:pStyle w:val="BodyText"/>
+      </w:pPr>
+      <w:r>
+        <w:t>DQI strengthens governance by continuously protecting the integrity of organizational knowledge throughout every operational workflow.</w:t>
+      </w:r>
+    </w:p>
+    <w:p>
+      <w:pPr>
+        <w:pStyle w:val="BodyText"/>
+      </w:pPr>
+      <w:r>
+        <w:t>Consistent with Part C (CAS Technical Policy), the data structure standards and duplicate-record definitions DQI enforces are not a technical judgment call left to the AI — they are a policy decision for the cooperative to make. DQI accordingly has its own policy, updated through the same BOD/policy update cycle that governs the numbered Cooperative Policies (P-01–P-08), rather than existing only as a technical specification.</w:t>
+      </w:r>
       <w:bookmarkEnd w:id="59"/>
     </w:p>
     <w:p>
       <w:pPr>
         <w:pStyle w:val="Heading2"/>
       </w:pPr>
-      <w:bookmarkStart w:id="60" w:name="relationship-to-cas"/>
-      <w:r>
-        <w:t>16. Relationship to CAS</w:t>
+      <w:bookmarkStart w:id="60" w:name="closing-statement"/>
+      <w:r>
+        <w:t>18. Closing Statement</w:t>
       </w:r>
     </w:p>
     <w:p>
@@ -16752,7 +15886,7 @@
         <w:pStyle w:val="FirstParagraph"/>
       </w:pPr>
       <w:r>
-        <w:t>The Data Quality Intelligence Framework is an architectural capability of the Cooperative AI System.</w:t>
+        <w:t>The long-term value of an enterprise system is not determined solely by the intelligence of its algorithms.</w:t>
       </w:r>
     </w:p>
     <w:p>
@@ -16760,7 +15894,7 @@
         <w:pStyle w:val="BodyText"/>
       </w:pPr>
       <w:r>
-        <w:t>It complements existing CAS components by ensuring that enterprise information remains trustworthy before it becomes the basis for automation, analytics, policy reasoning, or AI-assisted decision support.</w:t>
+        <w:t>It is determined by the quality of the organizational knowledge upon which those algorithms depend.</w:t>
       </w:r>
     </w:p>
     <w:p>
@@ -16768,7 +15902,7 @@
         <w:pStyle w:val="BodyText"/>
       </w:pPr>
       <w:r>
-        <w:t>DQI does not replace governance.</w:t>
+        <w:t>The AI Data Quality Intelligence Framework transforms routine business operations into continuous opportunities for improving information integrity.</w:t>
       </w:r>
     </w:p>
     <w:p>
@@ -16776,89 +15910,27 @@
         <w:pStyle w:val="BodyText"/>
       </w:pPr>
       <w:r>
-        <w:t>DQI strengthens governance by continuously protecting the integrity of organizational knowledge throughout every operational workflow.</w:t>
-      </w:r>
+        <w:lastRenderedPageBreak/>
+        <w:t>As organizational knowledge becomes more structured, more consistent, and more trustworthy, every capability built upon it, including automation, analytics, regression analysis, machine learning, and decision support becomes more reliable.</w:t>
+      </w:r>
+    </w:p>
+    <w:p>
+      <w:pPr>
+        <w:pStyle w:val="BodyText"/>
+      </w:pPr>
+      <w:r>
+        <w:t xml:space="preserve">In CAS, intelligence begins not with artificial intelligence, but with trustworthy information. </w:t>
+      </w:r>
+      <w:bookmarkEnd w:id="36"/>
       <w:bookmarkEnd w:id="60"/>
     </w:p>
     <w:p>
       <w:pPr>
-        <w:pStyle w:val="Heading2"/>
-      </w:pPr>
-      <w:bookmarkStart w:id="61" w:name="closing-statement"/>
-      <w:r>
-        <w:lastRenderedPageBreak/>
-        <w:t>17. Closing Statement</w:t>
-      </w:r>
-    </w:p>
-    <w:p>
-      <w:pPr>
-        <w:pStyle w:val="FirstParagraph"/>
-      </w:pPr>
-      <w:r>
-        <w:t>The long-term value of an enterprise system is not determined solely by the intelligence of its algorithms.</w:t>
-      </w:r>
-    </w:p>
-    <w:p>
-      <w:pPr>
-        <w:pStyle w:val="BodyText"/>
-      </w:pPr>
-      <w:r>
-        <w:t>It is determined by the quality of the organizational knowledge upon which those algorithms depend.</w:t>
-      </w:r>
-    </w:p>
-    <w:p>
-      <w:pPr>
-        <w:pStyle w:val="BodyText"/>
-      </w:pPr>
-      <w:r>
-        <w:t>The AI Data Quality Intelligence Framework transforms routine business operations into continuous opportunities for improving information integrity.</w:t>
-      </w:r>
-    </w:p>
-    <w:p>
-      <w:pPr>
-        <w:pStyle w:val="BodyText"/>
-      </w:pPr>
-      <w:r>
-        <w:t>As organizational knowledge becomes more structured, more consistent, and more trustworthy, every capability built upon it</w:t>
-      </w:r>
-      <w:r>
-        <w:t xml:space="preserve">, </w:t>
-      </w:r>
-      <w:r>
-        <w:t>including automation, analytics, regression analysis, machine learning, and decision support</w:t>
-      </w:r>
-      <w:r>
-        <w:t xml:space="preserve"> </w:t>
-      </w:r>
-      <w:r>
-        <w:t>becomes more reliable.</w:t>
-      </w:r>
-    </w:p>
-    <w:p>
-      <w:pPr>
-        <w:pStyle w:val="BodyText"/>
-      </w:pPr>
-      <w:r>
-        <w:t xml:space="preserve">In CAS, intelligence begins not with artificial intelligence, but with trustworthy information. </w:t>
-      </w:r>
-      <w:bookmarkEnd w:id="37"/>
-      <w:bookmarkEnd w:id="61"/>
-    </w:p>
-    <w:p>
-      <w:pPr>
         <w:pStyle w:val="Heading1"/>
       </w:pPr>
-      <w:bookmarkStart w:id="62" w:name="X97ab6499a8a798640766f1a739b8bfc7d4de212"/>
-      <w:r>
-        <w:t xml:space="preserve">Part </w:t>
-      </w:r>
-      <w:proofErr w:type="gramStart"/>
-      <w:r>
-        <w:t>C  CAS</w:t>
-      </w:r>
-      <w:proofErr w:type="gramEnd"/>
-      <w:r>
-        <w:t xml:space="preserve"> Technical Policy (Draft Outline)</w:t>
+      <w:bookmarkStart w:id="61" w:name="X97ab6499a8a798640766f1a739b8bfc7d4de212"/>
+      <w:r>
+        <w:t>Part C  CAS Technical Policy (Draft Outline)</w:t>
       </w:r>
     </w:p>
     <w:p>
@@ -16883,22 +15955,14 @@
         <w:t>own</w:t>
       </w:r>
       <w:r>
-        <w:t xml:space="preserve"> behavior (data structure standards, confidence thresholds, access rules) was previously described only as technical specification, with no policy layer holding it accountable the way Cooperative Policies (P-01–P-08) hold loan and membership decisions accountable. This outline is a starting point for the Policy Steward and Board to </w:t>
-      </w:r>
-      <w:proofErr w:type="gramStart"/>
-      <w:r>
-        <w:t>formalize  it</w:t>
-      </w:r>
-      <w:proofErr w:type="gramEnd"/>
-      <w:r>
-        <w:t xml:space="preserve"> is not itself an adopted policy.</w:t>
+        <w:t xml:space="preserve"> behavior (data structure standards, confidence thresholds, access rules) was previously described only as technical specification, with no policy layer holding it accountable the way Cooperative Policies (P-01–P-08) hold loan and membership decisions accountable. This outline is a starting point for the Policy Steward and Board to formalize  it is not itself an adopted policy.</w:t>
       </w:r>
     </w:p>
     <w:p>
       <w:pPr>
         <w:pStyle w:val="Heading2"/>
       </w:pPr>
-      <w:bookmarkStart w:id="63" w:name="c.1-two-policy-tiers-not-one"/>
+      <w:bookmarkStart w:id="62" w:name="c.1-two-policy-tiers-not-one"/>
       <w:r>
         <w:t>C.1 Two Policy Tiers, Not One</w:t>
       </w:r>
@@ -17205,23 +16269,16 @@
         <w:pStyle w:val="BodyText"/>
       </w:pPr>
       <w:r>
-        <w:t xml:space="preserve">Cooperative Policies are out of scope for this document </w:t>
-      </w:r>
-      <w:r>
-        <w:t>set, they</w:t>
-      </w:r>
-      <w:r>
-        <w:t xml:space="preserve"> already exist and are governed elsewhere. CAS Technical Policy is new and is scoped below.</w:t>
-      </w:r>
-      <w:bookmarkEnd w:id="63"/>
+        <w:t>Cooperative Policies are out of scope for this document set, they already exist and are governed elsewhere. CAS Technical Policy is new and is scoped below.</w:t>
+      </w:r>
+      <w:bookmarkEnd w:id="62"/>
     </w:p>
     <w:p>
       <w:pPr>
         <w:pStyle w:val="Heading2"/>
       </w:pPr>
-      <w:bookmarkStart w:id="64" w:name="X96c3b541ce4b900b0369e98d729bcf95aababb8"/>
-      <w:r>
-        <w:lastRenderedPageBreak/>
+      <w:bookmarkStart w:id="63" w:name="X96c3b541ce4b900b0369e98d729bcf95aababb8"/>
+      <w:r>
         <w:t>C.2 What CAS Technical Policy Should Cover</w:t>
       </w:r>
     </w:p>
@@ -17265,20 +16322,10 @@
           <w:b/>
           <w:bCs/>
         </w:rPr>
-        <w:t>Confidence thresholds (from Document 2, Risk &amp; Mitigation</w:t>
-      </w:r>
-      <w:r>
-        <w:rPr>
-          <w:b/>
-          <w:bCs/>
-        </w:rPr>
-        <w:t>).</w:t>
-      </w:r>
-      <w:r>
-        <w:t xml:space="preserve"> The</w:t>
-      </w:r>
-      <w:r>
-        <w:t xml:space="preserve"> numeric or categorical thresholds at which CAS output requires human review versus can proceed, and how those thresholds are set and revised.</w:t>
+        <w:t>Confidence thresholds (from Document 2, Risk &amp; Mitigation).</w:t>
+      </w:r>
+      <w:r>
+        <w:t xml:space="preserve"> The numeric or categorical thresholds at which CAS output requires human review versus can proceed, and how those thresholds are set and revised.</w:t>
       </w:r>
     </w:p>
     <w:p>
@@ -17294,13 +16341,11 @@
           <w:b/>
           <w:bCs/>
         </w:rPr>
+        <w:lastRenderedPageBreak/>
         <w:t>Access control rules (from Part A, §9 Role-Based Access Control Matrix)</w:t>
       </w:r>
       <w:r>
-        <w:t xml:space="preserve">, </w:t>
-      </w:r>
-      <w:r>
-        <w:t>who can query what, formalized as policy rather than left as a technical configuration table.</w:t>
+        <w:t>, who can query what, formalized as policy rather than left as a technical configuration table.</w:t>
       </w:r>
     </w:p>
     <w:p>
@@ -17321,13 +16366,13 @@
       <w:r>
         <w:t xml:space="preserve">  how long a policy citation is considered current before it triggers a staleness alert (per Document 2’s Risk Report), and how long CAS logs and audit records are retained.</w:t>
       </w:r>
-      <w:bookmarkEnd w:id="64"/>
+      <w:bookmarkEnd w:id="63"/>
     </w:p>
     <w:p>
       <w:pPr>
         <w:pStyle w:val="Heading2"/>
       </w:pPr>
-      <w:bookmarkStart w:id="65" w:name="c.3-ownership"/>
+      <w:bookmarkStart w:id="64" w:name="c.3-ownership"/>
       <w:r>
         <w:t>C.3 Ownership</w:t>
       </w:r>
@@ -17347,23 +16392,15 @@
         <w:t>CAS Policy Steward</w:t>
       </w:r>
       <w:r>
-        <w:t xml:space="preserve">  distinct from (but coordinating with) whoever stewards Cooperative Policy content  is responsible for proposing changes to CAS Technical Policy, keeping its version stamp current, and flagging when a Cooperative Policy change (e.g., a new loan product) requires a corresponding CAS Technical Policy update (e.g., a new </w:t>
-      </w:r>
-      <w:proofErr w:type="spellStart"/>
-      <w:r>
-        <w:t>VoP</w:t>
-      </w:r>
-      <w:proofErr w:type="spellEnd"/>
-      <w:r>
-        <w:t xml:space="preserve"> template).</w:t>
-      </w:r>
-      <w:bookmarkEnd w:id="65"/>
+        <w:t xml:space="preserve">  distinct from (but coordinating with) whoever stewards Cooperative Policy content  is responsible for proposing changes to CAS Technical Policy, keeping its version stamp current, and flagging when a Cooperative Policy change (e.g., a new loan product) requires a corresponding CAS Technical Policy update (e.g., a new VoP template).</w:t>
+      </w:r>
+      <w:bookmarkEnd w:id="64"/>
     </w:p>
     <w:p>
       <w:pPr>
         <w:pStyle w:val="Heading2"/>
       </w:pPr>
-      <w:bookmarkStart w:id="66" w:name="c.4-open-before-this-can-be-adopted"/>
+      <w:bookmarkStart w:id="65" w:name="c.4-open-before-this-can-be-adopted"/>
       <w:r>
         <w:t>C.4 Open Before This Can Be Adopted</w:t>
       </w:r>
@@ -17377,13 +16414,7 @@
         </w:numPr>
       </w:pPr>
       <w:r>
-        <w:t>Whether CAS Technical Policy is a single document covering all technical-governance topics, or split further by concern (e.g., a separate Data Quality Policy ve</w:t>
-      </w:r>
-      <w:r>
-        <w:t xml:space="preserve">rsus an Access Control Policy) </w:t>
-      </w:r>
-      <w:r>
-        <w:t>a decision to be made once there’s more experience from the mini-test build to draw on.</w:t>
+        <w:t>Whether CAS Technical Policy is a single document covering all technical-governance topics, or split further by concern (e.g., a separate Data Quality Policy versus an Access Control Policy) a decision to be made once there’s more experience from the mini-test build to draw on.</w:t>
       </w:r>
     </w:p>
     <w:p>
@@ -17395,13 +16426,7 @@
         </w:numPr>
       </w:pPr>
       <w:r>
-        <w:t xml:space="preserve">Whether CAS Technical Policy changes route through the same annual/emergency BOD pathway as Cooperative Policy (Document 1 §5), or a lighter internal-approval path suited to technical </w:t>
-      </w:r>
-      <w:r>
-        <w:t>decisions, this</w:t>
-      </w:r>
-      <w:r>
-        <w:t xml:space="preserve"> distinction was raised during planning and is still unresolved.</w:t>
+        <w:t>Whether CAS Technical Policy changes route through the same annual/emergency BOD pathway as Cooperative Policy (Document 1 §5), or a lighter internal-approval path suited to technical decisions, this distinction was raised during planning and is still unresolved.</w:t>
       </w:r>
     </w:p>
     <w:p>
@@ -17423,8 +16448,8 @@
       <w:r>
         <w:t>This section should be revisited once Workflow 2 of the n8n mini-test (Document 5, Build Log) is further along and there is a working system to write policy against, rather than only a planned one.</w:t>
       </w:r>
-      <w:bookmarkEnd w:id="62"/>
-      <w:bookmarkEnd w:id="66"/>
+      <w:bookmarkEnd w:id="61"/>
+      <w:bookmarkEnd w:id="65"/>
     </w:p>
     <w:sectPr>
       <w:pgSz w:w="12240" w:h="15840"/>
@@ -20002,6 +19027,13 @@
     <w:lsdException w:name="Medium Shading 2"/>
     <w:lsdException w:name="Medium List 1"/>
     <w:lsdException w:name="Medium List 2"/>
+    <w:lsdException w:name="Medium Grid 1"/>
+    <w:lsdException w:name="Medium Grid 2"/>
+    <w:lsdException w:name="Medium Grid 3"/>
+    <w:lsdException w:name="Dark List"/>
+    <w:lsdException w:name="Colorful Shading"/>
+    <w:lsdException w:name="Colorful List"/>
+    <w:lsdException w:name="Colorful Grid"/>
     <w:lsdException w:name="Light Shading Accent 1"/>
     <w:lsdException w:name="Light List Accent 1"/>
     <w:lsdException w:name="Light Grid Accent 1"/>
